--- a/fuentes/CF6_621200_DU.docx
+++ b/fuentes/CF6_621200_DU.docx
@@ -1,6 +1,6 @@
 
 <file path=word/document.xml><?xml version="1.0" encoding="utf-8"?>
-<w:document xmlns:wpc="http://schemas.microsoft.com/office/word/2010/wordprocessingCanvas" xmlns:cx="http://schemas.microsoft.com/office/drawing/2014/chartex" xmlns:cx1="http://schemas.microsoft.com/office/drawing/2015/9/8/chartex" xmlns:cx2="http://schemas.microsoft.com/office/drawing/2015/10/21/chartex" xmlns:cx3="http://schemas.microsoft.com/office/drawing/2016/5/9/chartex" xmlns:cx4="http://schemas.microsoft.com/office/drawing/2016/5/10/chartex" xmlns:cx5="http://schemas.microsoft.com/office/drawing/2016/5/11/chartex" xmlns:cx6="http://schemas.microsoft.com/office/drawing/2016/5/12/chartex" xmlns:cx7="http://schemas.microsoft.com/office/drawing/2016/5/13/chartex" xmlns:cx8="http://schemas.microsoft.com/office/drawing/2016/5/14/chartex" xmlns:mc="http://schemas.openxmlformats.org/markup-compatibility/2006" xmlns:aink="http://schemas.microsoft.com/office/drawing/2016/ink" xmlns:am3d="http://schemas.microsoft.com/office/drawing/2017/model3d" xmlns:o="urn:schemas-microsoft-com:office:office" xmlns:oel="http://schemas.microsoft.com/office/2019/extlst" xmlns:r="http://schemas.openxmlformats.org/officeDocument/2006/relationships" xmlns:m="http://schemas.openxmlformats.org/officeDocument/2006/math" xmlns:v="urn:schemas-microsoft-com:vml" xmlns:wp14="http://schemas.microsoft.com/office/word/2010/wordprocessingDrawing" xmlns:wp="http://schemas.openxmlformats.org/drawingml/2006/wordprocessingDrawing" xmlns:w10="urn:schemas-microsoft-com:office:word" xmlns:w="http://schemas.openxmlformats.org/wordprocessingml/2006/main" xmlns:w14="http://schemas.microsoft.com/office/word/2010/wordml" xmlns:w15="http://schemas.microsoft.com/office/word/2012/wordml" xmlns:w16cei="http://schemas.microsoft.com/office/word/2026/wordml/cei" xmlns:w16cex="http://schemas.microsoft.com/office/word/2018/wordml/cex" xmlns:w16cid="http://schemas.microsoft.com/office/word/2016/wordml/cid" xmlns:w16="http://schemas.microsoft.com/office/word/2018/wordml" xmlns:w16du="http://schemas.microsoft.com/office/word/2023/wordml/word16du" xmlns:w16sdtdh="http://schemas.microsoft.com/office/word/2020/wordml/sdtdatahash" xmlns:w16sdtfl="http://schemas.microsoft.com/office/word/2024/wordml/sdtformatlock" xmlns:w16se="http://schemas.microsoft.com/office/word/2015/wordml/symex" xmlns:wpg="http://schemas.microsoft.com/office/word/2010/wordprocessingGroup" xmlns:wpi="http://schemas.microsoft.com/office/word/2010/wordprocessingInk" xmlns:wne="http://schemas.microsoft.com/office/word/2006/wordml" xmlns:wps="http://schemas.microsoft.com/office/word/2010/wordprocessingShape" mc:Ignorable="w14 w15 w16se w16cid w16 w16cex w16sdtdh w16sdtfl w16du wp14">
+<w:document xmlns:wpc="http://schemas.microsoft.com/office/word/2010/wordprocessingCanvas" xmlns:cx="http://schemas.microsoft.com/office/drawing/2014/chartex" xmlns:cx1="http://schemas.microsoft.com/office/drawing/2015/9/8/chartex" xmlns:cx2="http://schemas.microsoft.com/office/drawing/2015/10/21/chartex" xmlns:cx3="http://schemas.microsoft.com/office/drawing/2016/5/9/chartex" xmlns:cx4="http://schemas.microsoft.com/office/drawing/2016/5/10/chartex" xmlns:cx5="http://schemas.microsoft.com/office/drawing/2016/5/11/chartex" xmlns:cx6="http://schemas.microsoft.com/office/drawing/2016/5/12/chartex" xmlns:cx7="http://schemas.microsoft.com/office/drawing/2016/5/13/chartex" xmlns:cx8="http://schemas.microsoft.com/office/drawing/2016/5/14/chartex" xmlns:mc="http://schemas.openxmlformats.org/markup-compatibility/2006" xmlns:aink="http://schemas.microsoft.com/office/drawing/2016/ink" xmlns:am3d="http://schemas.microsoft.com/office/drawing/2017/model3d" xmlns:o="urn:schemas-microsoft-com:office:office" xmlns:oel="http://schemas.microsoft.com/office/2019/extlst" xmlns:r="http://schemas.openxmlformats.org/officeDocument/2006/relationships" xmlns:m="http://schemas.openxmlformats.org/officeDocument/2006/math" xmlns:v="urn:schemas-microsoft-com:vml" xmlns:wp14="http://schemas.microsoft.com/office/word/2010/wordprocessingDrawing" xmlns:wp="http://schemas.openxmlformats.org/drawingml/2006/wordprocessingDrawing" xmlns:w10="urn:schemas-microsoft-com:office:word" xmlns:w="http://schemas.openxmlformats.org/wordprocessingml/2006/main" xmlns:w14="http://schemas.microsoft.com/office/word/2010/wordml" xmlns:w15="http://schemas.microsoft.com/office/word/2012/wordml" xmlns:w16cex="http://schemas.microsoft.com/office/word/2018/wordml/cex" xmlns:w16cid="http://schemas.microsoft.com/office/word/2016/wordml/cid" xmlns:w16="http://schemas.microsoft.com/office/word/2018/wordml" xmlns:w16du="http://schemas.microsoft.com/office/word/2023/wordml/word16du" xmlns:w16sdtdh="http://schemas.microsoft.com/office/word/2020/wordml/sdtdatahash" xmlns:w16sdtfl="http://schemas.microsoft.com/office/word/2024/wordml/sdtformatlock" xmlns:w16se="http://schemas.microsoft.com/office/word/2015/wordml/symex" xmlns:wpg="http://schemas.microsoft.com/office/word/2010/wordprocessingGroup" xmlns:wpi="http://schemas.microsoft.com/office/word/2010/wordprocessingInk" xmlns:wne="http://schemas.microsoft.com/office/word/2006/wordml" xmlns:wps="http://schemas.microsoft.com/office/word/2010/wordprocessingShape" mc:Ignorable="w14 w15 w16se w16cid w16 w16cex w16sdtdh w16sdtfl w16du wp14">
   <w:body>
     <w:p>
       <w:r>
@@ -199,7 +199,7 @@
               </wp:anchor>
             </w:drawing>
           </mc:Choice>
-          <mc:Fallback>
+          <mc:Fallback xmlns:w16cei="http://schemas.microsoft.com/office/word/2026/wordml/cei">
             <w:pict>
               <v:rect w14:anchorId="7494B951" id="Rectángulo 3" o:spid="_x0000_s1026" alt="&quot;&quot;" style="position:absolute;margin-left:-55.7pt;margin-top:26.5pt;width:613.85pt;height:204pt;z-index:-251655168;visibility:visible;mso-wrap-style:square;mso-height-percent:0;mso-wrap-distance-left:9pt;mso-wrap-distance-top:0;mso-wrap-distance-right:9pt;mso-wrap-distance-bottom:0;mso-position-horizontal:absolute;mso-position-horizontal-relative:text;mso-position-vertical:absolute;mso-position-vertical-relative:text;mso-height-percent:0;mso-height-relative:margin;v-text-anchor:middle" o:gfxdata="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" fillcolor="#00314d" stroked="f" strokeweight="1pt"/>
             </w:pict>
@@ -237,16 +237,16 @@
         <mc:AlternateContent>
           <mc:Choice Requires="wps">
             <w:drawing>
-              <wp:anchor distT="45720" distB="45720" distL="114300" distR="114300" simplePos="0" relativeHeight="251663360" behindDoc="0" locked="0" layoutInCell="1" allowOverlap="1" wp14:anchorId="2E2DABF6" wp14:editId="208D0D96">
+              <wp:anchor distT="45720" distB="45720" distL="114300" distR="114300" simplePos="0" relativeHeight="251663360" behindDoc="0" locked="0" layoutInCell="1" allowOverlap="1" wp14:anchorId="2E2DABF6" wp14:editId="636F3BF9">
                 <wp:simplePos x="0" y="0"/>
                 <wp:positionH relativeFrom="margin">
                   <wp:align>left</wp:align>
                 </wp:positionH>
                 <wp:positionV relativeFrom="paragraph">
-                  <wp:posOffset>43180</wp:posOffset>
+                  <wp:posOffset>224154</wp:posOffset>
                 </wp:positionV>
-                <wp:extent cx="5952490" cy="1466850"/>
-                <wp:effectExtent l="0" t="0" r="0" b="0"/>
+                <wp:extent cx="5952490" cy="1285875"/>
+                <wp:effectExtent l="0" t="0" r="0" b="9525"/>
                 <wp:wrapNone/>
                 <wp:docPr id="217" name="Cuadro de texto 2">
                   <a:extLst xmlns:a="http://schemas.openxmlformats.org/drawingml/2006/main">
@@ -267,7 +267,7 @@
                       <wps:spPr bwMode="auto">
                         <a:xfrm>
                           <a:off x="0" y="0"/>
-                          <a:ext cx="5952490" cy="1466850"/>
+                          <a:ext cx="5952490" cy="1285875"/>
                         </a:xfrm>
                         <a:prstGeom prst="rect">
                           <a:avLst/>
@@ -312,7 +312,7 @@
                 <v:stroke joinstyle="miter"/>
                 <v:path gradientshapeok="t" o:connecttype="rect"/>
               </v:shapetype>
-              <v:shape id="Cuadro de texto 2" o:spid="_x0000_s1026" type="#_x0000_t202" alt="&quot;&quot;" style="position:absolute;left:0;text-align:left;margin-left:0;margin-top:3.4pt;width:468.7pt;height:115.5pt;z-index:251663360;visibility:visible;mso-wrap-style:square;mso-width-percent:0;mso-height-percent:0;mso-wrap-distance-left:9pt;mso-wrap-distance-top:3.6pt;mso-wrap-distance-right:9pt;mso-wrap-distance-bottom:3.6pt;mso-position-horizontal:left;mso-position-horizontal-relative:margin;mso-position-vertical:absolute;mso-position-vertical-relative:text;mso-width-percent:0;mso-height-percent:0;mso-width-relative:margin;mso-height-relative:margin;v-text-anchor:top" o:gfxdata="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" filled="f" stroked="f">
+              <v:shape id="Cuadro de texto 2" o:spid="_x0000_s1026" type="#_x0000_t202" alt="&quot;&quot;" style="position:absolute;left:0;text-align:left;margin-left:0;margin-top:17.65pt;width:468.7pt;height:101.25pt;z-index:251663360;visibility:visible;mso-wrap-style:square;mso-width-percent:0;mso-height-percent:0;mso-wrap-distance-left:9pt;mso-wrap-distance-top:3.6pt;mso-wrap-distance-right:9pt;mso-wrap-distance-bottom:3.6pt;mso-position-horizontal:left;mso-position-horizontal-relative:margin;mso-position-vertical:absolute;mso-position-vertical-relative:text;mso-width-percent:0;mso-height-percent:0;mso-width-relative:margin;mso-height-relative:margin;v-text-anchor:top" o:gfxdata="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" filled="f" stroked="f">
                 <v:textbox>
                   <w:txbxContent>
                     <w:p>
@@ -423,15 +423,13 @@
           <w:kern w:val="0"/>
           <w14:ligatures w14:val="none"/>
         </w:rPr>
-        <w:t>El servicio y atención al cliente es una actividad importante para el asesor comercial, con herramientas y técnicas identifica situaciones que le permiten tomar acciones de mejora que logran relaciones duraderas con el cliente. El vendedor conocerá cómo define la empresa el triángulo del servicio, los momentos de verdad, el ciclo del servicio al cliente y cómo medir la trazabilidad de servicio.</w:t>
+        <w:t>El servicio y atención al cliente son actividades importantes para el asesor comercial, quien, mediante herramientas y técnicas, identifica situaciones que le permiten tomar acciones de mejora que logran relaciones duraderas con el cliente. El vendedor conocerá cómo define la empresa el triángulo del servicio, los momentos de verdad, el ciclo del servicio al cliente y cómo medir la trazabilidad del servicio.</w:t>
       </w:r>
     </w:p>
     <w:p>
       <w:pPr>
         <w:ind w:firstLine="0"/>
         <w:jc w:val="center"/>
-      </w:pPr>
-      <w:r>
         <w:rPr>
           <w:rFonts w:ascii="Calibri" w:hAnsi="Calibri"/>
           <w:b/>
@@ -440,8 +438,7 @@
           <w:kern w:val="0"/>
           <w14:ligatures w14:val="none"/>
         </w:rPr>
-        <w:t>Julio</w:t>
-      </w:r>
+      </w:pPr>
       <w:r>
         <w:rPr>
           <w:rFonts w:ascii="Calibri" w:hAnsi="Calibri"/>
@@ -451,7 +448,7 @@
           <w:kern w:val="0"/>
           <w14:ligatures w14:val="none"/>
         </w:rPr>
-        <w:t xml:space="preserve"> </w:t>
+        <w:t>Agosto</w:t>
       </w:r>
       <w:r>
         <w:rPr>
@@ -462,7 +459,7 @@
           <w:kern w:val="0"/>
           <w14:ligatures w14:val="none"/>
         </w:rPr>
-        <w:t>202</w:t>
+        <w:t xml:space="preserve"> </w:t>
       </w:r>
       <w:r>
         <w:rPr>
@@ -473,7 +470,18 @@
           <w:kern w:val="0"/>
           <w14:ligatures w14:val="none"/>
         </w:rPr>
-        <w:t>4</w:t>
+        <w:t>202</w:t>
+      </w:r>
+      <w:r>
+        <w:rPr>
+          <w:rFonts w:ascii="Calibri" w:hAnsi="Calibri"/>
+          <w:b/>
+          <w:bCs/>
+          <w:color w:val="000000" w:themeColor="text1"/>
+          <w:kern w:val="0"/>
+          <w14:ligatures w14:val="none"/>
+        </w:rPr>
+        <w:t>6</w:t>
       </w:r>
       <w:r>
         <w:br w:type="page"/>
@@ -2524,25 +2532,6 @@
         </w:p>
       </w:sdtContent>
     </w:sdt>
-    <w:p>
-      <w:pPr>
-        <w:pStyle w:val="Ttulo1"/>
-        <w:numPr>
-          <w:ilvl w:val="0"/>
-          <w:numId w:val="0"/>
-        </w:numPr>
-        <w:ind w:left="360"/>
-        <w:rPr>
-          <w:rFonts w:asciiTheme="minorHAnsi" w:eastAsiaTheme="minorHAnsi" w:hAnsiTheme="minorHAnsi" w:cstheme="minorBidi"/>
-          <w:color w:val="auto"/>
-          <w:spacing w:val="0"/>
-          <w:kern w:val="2"/>
-          <w:szCs w:val="22"/>
-          <w:lang w:val="es-CO" w:eastAsia="en-US"/>
-          <w14:ligatures w14:val="standardContextual"/>
-        </w:rPr>
-      </w:pPr>
-    </w:p>
     <w:p/>
     <w:p/>
     <w:p/>
@@ -2557,6 +2546,7 @@
     <w:p/>
     <w:p/>
     <w:p/>
+    <w:p/>
     <w:p>
       <w:pPr>
         <w:pStyle w:val="Ttulo1"/>
@@ -2592,7 +2582,7 @@
     <w:p>
       <w:pPr>
         <w:pStyle w:val="Video"/>
-        <w:ind w:left="0" w:firstLine="284"/>
+        <w:ind w:left="0" w:firstLine="0"/>
         <w:jc w:val="left"/>
       </w:pPr>
       <w:r>
@@ -2618,7 +2608,7 @@
           <w:noProof/>
         </w:rPr>
         <w:drawing>
-          <wp:inline distT="0" distB="0" distL="0" distR="0" wp14:anchorId="04A5A829" wp14:editId="5BB26BEB">
+          <wp:inline distT="0" distB="0" distL="0" distR="0" wp14:anchorId="04A5A829" wp14:editId="22320B50">
             <wp:extent cx="4680000" cy="2631915"/>
             <wp:effectExtent l="0" t="0" r="6350" b="0"/>
             <wp:docPr id="195862257" name="Imagen 4">
@@ -2779,6 +2769,9 @@
               <w:ind w:firstLine="0"/>
             </w:pPr>
             <w:r>
+              <w:tab/>
+            </w:r>
+            <w:r>
               <w:t xml:space="preserve">Hoy en día, las empresas, para ser más competitivas y diferenciadas, deben realizar estrategias dentro de su plan de </w:t>
             </w:r>
             <w:r>
@@ -2789,11 +2782,65 @@
               <w:t>marketing,</w:t>
             </w:r>
             <w:r>
-              <w:t xml:space="preserve"> como el servicio al cliente, y adoptarlas tanto al cliente interno como al cliente externo, buscando, mediante la atracción, captación y fidelización, mantener relaciones duraderas y rentables a largo plazo para el logro de los objetivos propuestos. Es importante que los vendedores o asesores comerciales que se relacionan directamente con los clientes externos se encuentren comprometidos y capacitados para desempeñarse ante cualquier evento que se </w:t>
+              <w:t xml:space="preserve"> como el servicio al cliente, y ad</w:t>
+            </w:r>
+            <w:r>
+              <w:t>a</w:t>
+            </w:r>
+            <w:r>
+              <w:t>ptarlas tanto al cliente interno como al cliente externo, buscando, mediante la atracción, captación y fidelización, mantener relaciones duraderas y rentables a largo plazo</w:t>
+            </w:r>
+            <w:r>
+              <w:t>. P</w:t>
+            </w:r>
+            <w:r>
+              <w:t>ara el logro de los objetivos propuestos</w:t>
+            </w:r>
+            <w:r>
+              <w:t>, e</w:t>
+            </w:r>
+            <w:r>
+              <w:t xml:space="preserve">s importante que los vendedores o asesores comerciales que se relacionan directamente con los clientes externos se encuentren comprometidos y capacitados para desempeñarse ante cualquier evento </w:t>
             </w:r>
             <w:r>
               <w:lastRenderedPageBreak/>
-              <w:t>pueda presentar en el ejercicio de las actividades propias de la empresa y su cargo. Asociado a ello, no se puede desconocer la importancia de atender las necesidades de los clientes internos; por ello, se requiere que la empresa, encabezada por la administración y el departamento de talento humano, analicen y controlen las diferentes situaciones que se presentan a nivel interno y que, de una u otra manera, puedan afectar el desempeño dentro de la organización. Cabe resaltar que, para este proceso, existen técnicas como la medición a través de indicadores de gestión, observación, entre otras herramientas, que permiten el mejoramiento continuo de los procedimientos relacionados con los clientes internos y externos. El servicio al cliente es uno de los principales temas en el ámbito empresarial, profesional y personal, puesto que brinda la oportunidad de analizar el enfoque organizacional, con el fin de aplicar técnicas que contribuyan a la satisfacción de necesidades de los diferentes usuarios y la excelencia en el servicio.</w:t>
+              <w:t>que se pueda presentar en el ejercicio de las actividades propias de la empresa y su cargo.</w:t>
+            </w:r>
+          </w:p>
+          <w:p>
+            <w:pPr>
+              <w:spacing w:before="0" w:after="0"/>
+              <w:ind w:firstLine="0"/>
+            </w:pPr>
+            <w:r>
+              <w:tab/>
+            </w:r>
+            <w:r>
+              <w:t xml:space="preserve"> Asociado a ello, no se puede desconocer la importancia de atender las necesidades de los clientes internos; por ello, se requiere que la empresa, encabeza</w:t>
+            </w:r>
+            <w:r>
+              <w:t xml:space="preserve"> de la </w:t>
+            </w:r>
+            <w:r>
+              <w:t xml:space="preserve">administración y el departamento de talento humano, analicen y controlen las diferentes situaciones que se presentan a nivel interno y que, de una u otra manera, puedan afectar el desempeño dentro de la organización. Cabe resaltar que, para este proceso, existen técnicas como la medición a través de indicadores de gestión, </w:t>
+            </w:r>
+            <w:r>
+              <w:t>observación, encuesta</w:t>
+            </w:r>
+            <w:r>
+              <w:t xml:space="preserve">, entre otras herramientas, que permiten el mejoramiento continuo de los procedimientos relacionados con los clientes internos y externos. </w:t>
+            </w:r>
+          </w:p>
+          <w:p>
+            <w:pPr>
+              <w:spacing w:before="0" w:after="0"/>
+              <w:ind w:firstLine="0"/>
+            </w:pPr>
+            <w:r>
+              <w:tab/>
+            </w:r>
+            <w:r>
+              <w:t>El servicio al cliente es uno de los principales temas en el ámbito empresarial, profesional y personal, puesto que brinda la oportunidad de analizar el enfoque organizacional, con el fin de aplicar técnicas que contribuyan a la satisfacción de necesidades de los diferentes usuarios y la excelencia en el servicio.</w:t>
             </w:r>
           </w:p>
         </w:tc>
@@ -2866,7 +2913,19 @@
         <w:ind w:left="349" w:firstLine="359"/>
       </w:pPr>
       <w:r>
-        <w:t>Para poder entender cómo atender al cliente es importante conocer el servicio al cliente. Para Da Silva (2020) “la atención al cliente se centra en la resolución de problemas, el manejo de quejas y el soporte técnico”, mientras el servicio al cliente engloba una serie de actividades indispensables para poder atender al cliente.</w:t>
+        <w:t>Para poder entender cómo atender al cliente</w:t>
+      </w:r>
+      <w:r>
+        <w:t>,</w:t>
+      </w:r>
+      <w:r>
+        <w:t xml:space="preserve"> es importante conocer el servicio al cliente. Para Da Silva (2020) “la atención al cliente se centra en la resolución de problemas, el manejo de quejas y el soporte técnico”, mientras</w:t>
+      </w:r>
+      <w:r>
+        <w:t xml:space="preserve"> que</w:t>
+      </w:r>
+      <w:r>
+        <w:t xml:space="preserve"> el servicio al cliente engloba una serie de actividades indispensables para poder atender al cliente.</w:t>
       </w:r>
     </w:p>
     <w:p>
@@ -2890,11 +2949,11 @@
         <w:ind w:left="349" w:firstLine="360"/>
       </w:pPr>
       <w:r>
-        <w:t xml:space="preserve">Con base en los conceptos anteriores se puede expresar que el servicio es el conjunto de actividades que se realizan para satisfacer las necesidades de los clientes, desde que tienen contacto con la empresa hasta finalizar el ciclo del servicio. Es importante anotar que el asesor comercial de manera individual se acerca al cliente teniendo en cuenta sus características, sus necesidades y </w:t>
+        <w:t xml:space="preserve">Con base en los conceptos anteriores se puede expresar que el servicio es el conjunto de actividades que se realizan para satisfacer las necesidades de los clientes, desde que tienen contacto con la empresa hasta finalizar el ciclo del servicio. Es importante anotar que el asesor comercial de manera individual se </w:t>
       </w:r>
       <w:r>
         <w:lastRenderedPageBreak/>
-        <w:t>expectativas; por lo anterior, se debe hacer el seguimiento para identificar no solo esos comportamientos para realizar la</w:t>
+        <w:t>acerca al cliente teniendo en cuenta sus características, sus necesidades y expectativas; por lo anterior, se debe hacer el seguimiento para identificar no solo esos comportamientos para realizar la</w:t>
       </w:r>
       <w:r>
         <w:t>s</w:t>
@@ -2957,7 +3016,13 @@
         <w:ind w:left="349" w:firstLine="360"/>
       </w:pPr>
       <w:r>
-        <w:t>El servicio se ubica en un plano visible e invisible para el cliente, a ambos se le debe dar absoluta prioridad por posicionamiento de la marca y por razones de normatividad legal. El servicio invisible para el cliente es aquel que no está a la vista, pero que es necesario para producir el servicio y entregarlo al servicio visible, por ejemplo, un restaurante para entregar el servicio de comidas necesita la cocina, baños, área de servicios, entre otros, aspectos que no ve el cliente.</w:t>
+        <w:t>El servicio se ubica en un plano visible e invisible para el cliente, a ambos se le</w:t>
+      </w:r>
+      <w:r>
+        <w:t>s</w:t>
+      </w:r>
+      <w:r>
+        <w:t xml:space="preserve"> debe dar absoluta prioridad por posicionamiento de la marca y por razones de normatividad legal. El servicio invisible para el cliente es aquel que no está a la vista, pero que es necesario para producir el servicio y entregarlo al servicio visible, por ejemplo, un restaurante para entregar el servicio de comidas necesita la cocina, baños, área de servicios, entre otros, aspectos que no ve el cliente.</w:t>
       </w:r>
     </w:p>
     <w:p>
@@ -3091,7 +3156,21 @@
           <w:b/>
           <w:bCs/>
         </w:rPr>
-        <w:t>Otros Clientes</w:t>
+        <w:t xml:space="preserve">Otros </w:t>
+      </w:r>
+      <w:r>
+        <w:rPr>
+          <w:b/>
+          <w:bCs/>
+        </w:rPr>
+        <w:t>c</w:t>
+      </w:r>
+      <w:r>
+        <w:rPr>
+          <w:b/>
+          <w:bCs/>
+        </w:rPr>
+        <w:t>lientes</w:t>
       </w:r>
     </w:p>
     <w:p>
@@ -3113,11 +3192,11 @@
         <w:ind w:left="349" w:firstLine="360"/>
       </w:pPr>
       <w:r>
-        <w:t xml:space="preserve">Las estructuras organizacionales orientadas al mercado dan importancia a la experiencia del consumidor, a sus empleados de base frente a una estrategia de servicio al cliente, utiliza funciones internas para ayudar a los trabajadores a cumplir con los objetivos de servir a los clientes, compartiendo la responsabilidad que </w:t>
+        <w:t xml:space="preserve">Las estructuras organizacionales orientadas al mercado dan importancia a la experiencia del consumidor, a sus empleados de base frente a una estrategia de servicio al cliente, utiliza funciones internas para ayudar a los trabajadores a cumplir </w:t>
       </w:r>
       <w:r>
         <w:lastRenderedPageBreak/>
-        <w:t>implica alcanzar los resultados del negocio, mientras las estructuras organizacionales orientadas a lo tradicional tienden a operar proyectos enormes que conllevan mucho tiempo de implementación, los empleados al frente de la línea de servicios son los menos importantes, cuando en ellos recae el cara a cara con el cliente.</w:t>
+        <w:t>con los objetivos de servir a los clientes, compartiendo la responsabilidad que implica alcanzar los resultados del negocio, mientras las estructuras organizacionales orientadas a lo tradicional tienden a operar proyectos enormes que conllevan mucho tiempo de implementación, los empleados al frente de la línea de servicios son los menos importantes, cuando en ellos recae el cara a cara con el cliente.</w:t>
       </w:r>
     </w:p>
     <w:p>
@@ -3125,17 +3204,31 @@
         <w:ind w:left="349" w:firstLine="360"/>
       </w:pPr>
       <w:r>
-        <w:t>A través de la siguiente figura puede ver la estructura organizacional tradicional respecto a la orientada al mercado.</w:t>
+        <w:t xml:space="preserve">A través de la siguiente figura </w:t>
+      </w:r>
+      <w:r>
+        <w:t xml:space="preserve">se presenta </w:t>
+      </w:r>
+      <w:r>
+        <w:t>la estructura organizacional tradicional respecto a la orientada al mercado.</w:t>
       </w:r>
     </w:p>
     <w:p>
       <w:pPr>
         <w:pStyle w:val="Figura"/>
+        <w:rPr>
+          <w:b w:val="0"/>
+          <w:bCs w:val="0"/>
+        </w:rPr>
       </w:pPr>
       <w:r>
         <w:t xml:space="preserve">Figura 1. </w:t>
       </w:r>
       <w:r>
+        <w:rPr>
+          <w:b w:val="0"/>
+          <w:bCs w:val="0"/>
+        </w:rPr>
         <w:t>Estructura organizacional tradicional vs. orientada al mercado</w:t>
       </w:r>
     </w:p>
@@ -3153,10 +3246,10 @@
           <w:lang w:val="es-419" w:eastAsia="es-CO"/>
         </w:rPr>
         <w:drawing>
-          <wp:inline distT="0" distB="0" distL="0" distR="0" wp14:anchorId="69503AD5" wp14:editId="045A57C4">
-            <wp:extent cx="4680000" cy="3414108"/>
+          <wp:inline distT="0" distB="0" distL="0" distR="0" wp14:anchorId="6123C2CC" wp14:editId="01EEBC91">
+            <wp:extent cx="4680000" cy="3414098"/>
             <wp:effectExtent l="0" t="0" r="6350" b="0"/>
-            <wp:docPr id="2021204365" name="Imagen 3" descr="La figura presenta dos pirámides, en la primera la base es el cliente, seguido de los empleados de servicio al cliente, la gerencia media, y en la punta superior se encuentra el CEO. La segunda pirámide está invertida y en la punta, en la parte de abajo, se encuentra el CEO, seguido de la gerencia media, luego los empleados de servicio al cliente y por último y más grande los clientes."/>
+            <wp:docPr id="1555684003" name="Imagen 3" descr="La figura presenta dos pirámides, en la primera la base es el cliente, seguido de los empleados de servicio al cliente, la gerencia media, y en la punta superior se encuentra el CEO. La segunda pirámide está invertida y en la punta, en la parte de abajo, se encuentra el CEO, seguido de la gerencia media, luego los empleados de servicio al cliente y por último y más grande los clientes."/>
             <wp:cNvGraphicFramePr>
               <a:graphicFrameLocks xmlns:a="http://schemas.openxmlformats.org/drawingml/2006/main" noChangeAspect="1"/>
             </wp:cNvGraphicFramePr>
@@ -3164,7 +3257,7 @@
               <a:graphicData uri="http://schemas.openxmlformats.org/drawingml/2006/picture">
                 <pic:pic xmlns:pic="http://schemas.openxmlformats.org/drawingml/2006/picture">
                   <pic:nvPicPr>
-                    <pic:cNvPr id="2021204365" name="Imagen 3" descr="La figura presenta dos pirámides, en la primera la base es el cliente, seguido de los empleados de servicio al cliente, la gerencia media, y en la punta superior se encuentra el CEO. La segunda pirámide está invertida y en la punta, en la parte de abajo, se encuentra el CEO, seguido de la gerencia media, luego los empleados de servicio al cliente y por último y más grande los clientes."/>
+                    <pic:cNvPr id="1555684003" name="Imagen 3" descr="La figura presenta dos pirámides, en la primera la base es el cliente, seguido de los empleados de servicio al cliente, la gerencia media, y en la punta superior se encuentra el CEO. La segunda pirámide está invertida y en la punta, en la parte de abajo, se encuentra el CEO, seguido de la gerencia media, luego los empleados de servicio al cliente y por último y más grande los clientes."/>
                     <pic:cNvPicPr/>
                   </pic:nvPicPr>
                   <pic:blipFill>
@@ -3182,7 +3275,7 @@
                   <pic:spPr>
                     <a:xfrm>
                       <a:off x="0" y="0"/>
-                      <a:ext cx="4680000" cy="3414108"/>
+                      <a:ext cx="4680000" cy="3414098"/>
                     </a:xfrm>
                     <a:prstGeom prst="rect">
                       <a:avLst/>
@@ -3219,9 +3312,17 @@
     <w:p>
       <w:pPr>
         <w:pStyle w:val="Ttulo2"/>
+        <w:numPr>
+          <w:ilvl w:val="0"/>
+          <w:numId w:val="0"/>
+        </w:numPr>
       </w:pPr>
       <w:bookmarkStart w:id="4" w:name="_Toc236166147"/>
       <w:r>
+        <w:lastRenderedPageBreak/>
+        <w:t xml:space="preserve">1.1. </w:t>
+      </w:r>
+      <w:r>
         <w:t>Características de la atención al cliente</w:t>
       </w:r>
       <w:bookmarkEnd w:id="4"/>
@@ -3236,7 +3337,31 @@
         <w:rPr>
           <w:lang w:val="es-419" w:eastAsia="es-CO"/>
         </w:rPr>
-        <w:t xml:space="preserve">Para la prestación del servicio que requiere cualquier actividad se debe tener en cuenta unas características, que el vendedor debe recordar. De acuerdo con la página </w:t>
+        <w:t>Para la prestación del servicio que requiere cualquier actividad</w:t>
+      </w:r>
+      <w:r>
+        <w:rPr>
+          <w:lang w:val="es-419" w:eastAsia="es-CO"/>
+        </w:rPr>
+        <w:t>,</w:t>
+      </w:r>
+      <w:r>
+        <w:rPr>
+          <w:lang w:val="es-419" w:eastAsia="es-CO"/>
+        </w:rPr>
+        <w:t xml:space="preserve"> se debe</w:t>
+      </w:r>
+      <w:r>
+        <w:rPr>
+          <w:lang w:val="es-419" w:eastAsia="es-CO"/>
+        </w:rPr>
+        <w:t>n</w:t>
+      </w:r>
+      <w:r>
+        <w:rPr>
+          <w:lang w:val="es-419" w:eastAsia="es-CO"/>
+        </w:rPr>
+        <w:t xml:space="preserve"> tener en cuenta unas características, que el vendedor debe recordar. De acuerdo con la página </w:t>
       </w:r>
       <w:r>
         <w:rPr>
@@ -3247,9 +3372,16 @@
       </w:r>
       <w:r>
         <w:rPr>
-          <w:lang w:val="es-419" w:eastAsia="es-CO"/>
-        </w:rPr>
-        <w:t xml:space="preserve"> se señala algunas como:</w:t>
+          <w:rStyle w:val="Extranjerismo"/>
+          <w:lang w:val="es-419" w:eastAsia="es-CO"/>
+        </w:rPr>
+        <w:t>,</w:t>
+      </w:r>
+      <w:r>
+        <w:rPr>
+          <w:lang w:val="es-419" w:eastAsia="es-CO"/>
+        </w:rPr>
+        <w:t xml:space="preserve"> señala algunas como:</w:t>
       </w:r>
     </w:p>
     <w:p>
@@ -3272,7 +3404,6 @@
           <w:bCs/>
           <w:lang w:val="es-419" w:eastAsia="es-CO"/>
         </w:rPr>
-        <w:lastRenderedPageBreak/>
         <w:t>Empatía por las necesidades del comprador</w:t>
       </w:r>
     </w:p>
@@ -3326,7 +3457,19 @@
         <w:rPr>
           <w:lang w:val="es-419" w:eastAsia="es-CO"/>
         </w:rPr>
-        <w:t>El solo deseo de atender bien a la persona no es suficiente, la empresa debe contar de manera organizada para hacer efectiva las PQR que realicen los clientes.</w:t>
+        <w:t>El solo deseo de atender bien a la persona no es suficiente</w:t>
+      </w:r>
+      <w:r>
+        <w:rPr>
+          <w:lang w:val="es-419" w:eastAsia="es-CO"/>
+        </w:rPr>
+        <w:t>;</w:t>
+      </w:r>
+      <w:r>
+        <w:rPr>
+          <w:lang w:val="es-419" w:eastAsia="es-CO"/>
+        </w:rPr>
+        <w:t xml:space="preserve"> la empresa debe contar de manera organizada para hacer efectiva las PQR que realicen los clientes.</w:t>
       </w:r>
     </w:p>
     <w:p>
@@ -3364,7 +3507,19 @@
         <w:rPr>
           <w:lang w:val="es-419" w:eastAsia="es-CO"/>
         </w:rPr>
-        <w:t>El vendedor debe ser proactivo, adelantarse a situaciones para dar solución antes que el cliente lo detecte, por ejemplo, si un producto que se vendió tiene fallas, recogerlo cuanto antes.</w:t>
+        <w:t xml:space="preserve">El vendedor debe ser proactivo, adelantarse a situaciones para dar solución antes </w:t>
+      </w:r>
+      <w:r>
+        <w:rPr>
+          <w:lang w:val="es-419" w:eastAsia="es-CO"/>
+        </w:rPr>
+        <w:t xml:space="preserve">de </w:t>
+      </w:r>
+      <w:r>
+        <w:rPr>
+          <w:lang w:val="es-419" w:eastAsia="es-CO"/>
+        </w:rPr>
+        <w:t>que el cliente lo detecte, por ejemplo, si un producto que se vendió tiene fallas, recogerlo cuanto antes.</w:t>
       </w:r>
     </w:p>
     <w:p>
@@ -3402,7 +3557,19 @@
         <w:rPr>
           <w:lang w:val="es-419" w:eastAsia="es-CO"/>
         </w:rPr>
-        <w:t>El servicio ayuda a la empresa y el vendedor a tener una relación duradera y rentable.</w:t>
+        <w:t xml:space="preserve">El servicio ayuda a la empresa y </w:t>
+      </w:r>
+      <w:r>
+        <w:rPr>
+          <w:lang w:val="es-419" w:eastAsia="es-CO"/>
+        </w:rPr>
+        <w:t>a</w:t>
+      </w:r>
+      <w:r>
+        <w:rPr>
+          <w:lang w:val="es-419" w:eastAsia="es-CO"/>
+        </w:rPr>
+        <w:t>l vendedor a tener una relación duradera y rentable.</w:t>
       </w:r>
     </w:p>
     <w:p>
@@ -3491,6 +3658,7 @@
         <w:rPr>
           <w:lang w:val="es-419" w:eastAsia="es-CO"/>
         </w:rPr>
+        <w:lastRenderedPageBreak/>
         <w:t>Estas características pueden ser otras asociadas a la actividad que desarrolla la empresa, con seguridad una empresa de servicios médicos, logística o comercial tiene diferentes estructuras de servicio; sin embargo, la prestación del servicio cumple las siguientes características:</w:t>
       </w:r>
     </w:p>
@@ -3513,7 +3681,6 @@
           <w:bCs/>
           <w:lang w:val="es-419" w:eastAsia="es-CO"/>
         </w:rPr>
-        <w:lastRenderedPageBreak/>
         <w:t>Son intangibles</w:t>
       </w:r>
       <w:r>
@@ -3526,7 +3693,19 @@
         <w:rPr>
           <w:lang w:val="es-419" w:eastAsia="es-CO"/>
         </w:rPr>
-        <w:t>Los servicios son intangibles, estos no se pueden tocar, oler, no tienen acceso a la propiedad, no se pueden cargar, ni llevar.</w:t>
+        <w:t>Los servicios son intangibles, estos no se pueden tocar,</w:t>
+      </w:r>
+      <w:r>
+        <w:rPr>
+          <w:lang w:val="es-419" w:eastAsia="es-CO"/>
+        </w:rPr>
+        <w:t xml:space="preserve"> ni </w:t>
+      </w:r>
+      <w:r>
+        <w:rPr>
+          <w:lang w:val="es-419" w:eastAsia="es-CO"/>
+        </w:rPr>
+        <w:t>oler, no tienen acceso a la propiedad, no se pueden cargar, ni llevar.</w:t>
       </w:r>
     </w:p>
     <w:p>
@@ -3640,9 +3819,15 @@
     <w:p>
       <w:pPr>
         <w:pStyle w:val="Ttulo2"/>
-        <w:ind w:left="0" w:firstLine="0"/>
+        <w:numPr>
+          <w:ilvl w:val="0"/>
+          <w:numId w:val="0"/>
+        </w:numPr>
       </w:pPr>
       <w:bookmarkStart w:id="5" w:name="_Toc236166148"/>
+      <w:r>
+        <w:t xml:space="preserve">1.2. </w:t>
+      </w:r>
       <w:r>
         <w:t>Finalidad de la atención al cliente</w:t>
       </w:r>
@@ -3698,7 +3883,19 @@
         <w:rPr>
           <w:lang w:val="es-419" w:eastAsia="es-CO"/>
         </w:rPr>
-        <w:t>La fidelización se debe entender cómo una acción de la empresa para lograr conseguir relaciones con los clientes que generen acciones redituables y continuadas con la empresa a lo largo del tiempo.</w:t>
+        <w:t>La fidelización se debe entender c</w:t>
+      </w:r>
+      <w:r>
+        <w:rPr>
+          <w:lang w:val="es-419" w:eastAsia="es-CO"/>
+        </w:rPr>
+        <w:t>o</w:t>
+      </w:r>
+      <w:r>
+        <w:rPr>
+          <w:lang w:val="es-419" w:eastAsia="es-CO"/>
+        </w:rPr>
+        <w:t>mo una acción de la empresa para lograr conseguir relaciones con los clientes que generen acciones redituables y continuadas con la empresa a lo largo del tiempo.</w:t>
       </w:r>
     </w:p>
     <w:p>
@@ -3730,10 +3927,10 @@
           <w:lang w:val="es-419" w:eastAsia="es-CO"/>
         </w:rPr>
         <w:drawing>
-          <wp:inline distT="0" distB="0" distL="0" distR="0" wp14:anchorId="1AF2C189" wp14:editId="41D88911">
-            <wp:extent cx="4680000" cy="4235400"/>
+          <wp:inline distT="0" distB="0" distL="0" distR="0" wp14:anchorId="5C37DC17" wp14:editId="632DBB53">
+            <wp:extent cx="3810000" cy="3467100"/>
             <wp:effectExtent l="0" t="0" r="0" b="0"/>
-            <wp:docPr id="1253049323" name="Imagen 4" descr="La imagen simula un panal de abejas, y en diferentes celdas se lee: Precios, distribuidores, comerciantes, clientes, cadena de valor."/>
+            <wp:docPr id="1791389891" name="Imagen 3" descr="Esquema en panal: empresa al centro, rodeada de proveedores, clientes, distribuidores, públicos interesados, vendedores y comerciantes."/>
             <wp:cNvGraphicFramePr>
               <a:graphicFrameLocks xmlns:a="http://schemas.openxmlformats.org/drawingml/2006/main" noChangeAspect="1"/>
             </wp:cNvGraphicFramePr>
@@ -3741,7 +3938,7 @@
               <a:graphicData uri="http://schemas.openxmlformats.org/drawingml/2006/picture">
                 <pic:pic xmlns:pic="http://schemas.openxmlformats.org/drawingml/2006/picture">
                   <pic:nvPicPr>
-                    <pic:cNvPr id="1253049323" name="Imagen 4" descr="La imagen simula un panal de abejas, y en diferentes celdas se lee: Precios, distribuidores, comerciantes, clientes, cadena de valor."/>
+                    <pic:cNvPr id="1791389891" name="Imagen 3" descr="Esquema en panal: empresa al centro, rodeada de proveedores, clientes, distribuidores, públicos interesados, vendedores y comerciantes."/>
                     <pic:cNvPicPr/>
                   </pic:nvPicPr>
                   <pic:blipFill>
@@ -3759,7 +3956,7 @@
                   <pic:spPr>
                     <a:xfrm>
                       <a:off x="0" y="0"/>
-                      <a:ext cx="4680000" cy="4235400"/>
+                      <a:ext cx="3810000" cy="3467100"/>
                     </a:xfrm>
                     <a:prstGeom prst="rect">
                       <a:avLst/>
@@ -3807,27 +4004,27 @@
           <w:bCs/>
           <w:lang w:val="es-419" w:eastAsia="es-CO"/>
         </w:rPr>
+        <w:t>Por parte del vendedor</w:t>
+      </w:r>
+      <w:r>
+        <w:rPr>
+          <w:lang w:val="es-419" w:eastAsia="es-CO"/>
+        </w:rPr>
+        <w:t>, debe estar en sintonía con los requerimientos de la empresa, ocupándose de resolver los problemas y las situaciones que se le presenten al cliente, puesto que esto representa valor económico y crecimiento personal para el vendedor.</w:t>
+      </w:r>
+    </w:p>
+    <w:p>
+      <w:pPr>
+        <w:spacing w:before="0" w:after="0"/>
+        <w:rPr>
+          <w:lang w:val="es-419" w:eastAsia="es-CO"/>
+        </w:rPr>
+      </w:pPr>
+      <w:r>
+        <w:rPr>
+          <w:lang w:val="es-419" w:eastAsia="es-CO"/>
+        </w:rPr>
         <w:lastRenderedPageBreak/>
-        <w:t>Por parte del vendedor</w:t>
-      </w:r>
-      <w:r>
-        <w:rPr>
-          <w:lang w:val="es-419" w:eastAsia="es-CO"/>
-        </w:rPr>
-        <w:t>, él debe estar en sintonía con los requerimientos de la empresa, ocupándose de resolver los problemas y las situaciones que se le presenten al cliente, puesto que esto representa valor económico y crecimiento personal para el vendedor.</w:t>
-      </w:r>
-    </w:p>
-    <w:p>
-      <w:pPr>
-        <w:spacing w:before="0" w:after="0"/>
-        <w:rPr>
-          <w:lang w:val="es-419" w:eastAsia="es-CO"/>
-        </w:rPr>
-      </w:pPr>
-      <w:r>
-        <w:rPr>
-          <w:lang w:val="es-419" w:eastAsia="es-CO"/>
-        </w:rPr>
         <w:t>En la actualidad existen herramientas que contribuyen al mejoramiento de las relaciones con el cliente, lo que se denomina gestión de las relaciones, esta estrategia combina la tecnología de la información con la cultura organizacional, en la cual el principal objetivo es mantener excelentes relaciones y satisfacer las necesidades de los clientes.</w:t>
       </w:r>
     </w:p>
@@ -3942,7 +4139,19 @@
         <w:rPr>
           <w:lang w:val="es-419" w:eastAsia="es-CO"/>
         </w:rPr>
-        <w:t>La importancia que tiene un protocolo de atención y servicio al cliente radica en la manera cómo los asesores comerciales deben comportarse al atender a los clientes, explica la forma de actuar de los trabajadores en la atención al cliente o en el proceso de ventas, este documento detalla los procedimientos de interacción con el cliente, también debe contener los planes de mejora cuando se presenten hallazgos que desvíen la prestación del servicio.</w:t>
+        <w:t>La importancia que tiene un protocolo de atención y servicio al cliente radica en la manera c</w:t>
+      </w:r>
+      <w:r>
+        <w:rPr>
+          <w:lang w:val="es-419" w:eastAsia="es-CO"/>
+        </w:rPr>
+        <w:t>o</w:t>
+      </w:r>
+      <w:r>
+        <w:rPr>
+          <w:lang w:val="es-419" w:eastAsia="es-CO"/>
+        </w:rPr>
+        <w:t>mo los asesores comerciales deben comportarse al atender a los clientes, explica la forma de actuar de los trabajadores en la atención al cliente o en el proceso de ventas, este documento detalla los procedimientos de interacción con el cliente, también debe contener los planes de mejora cuando se presenten hallazgos que desvíen la prestación del servicio.</w:t>
       </w:r>
     </w:p>
     <w:p>
@@ -3974,7 +4183,6 @@
           <w:bCs/>
           <w:lang w:val="es-419" w:eastAsia="es-CO"/>
         </w:rPr>
-        <w:lastRenderedPageBreak/>
         <w:t>Manual</w:t>
       </w:r>
     </w:p>
@@ -3990,7 +4198,14 @@
         <w:rPr>
           <w:lang w:val="es-419" w:eastAsia="es-CO"/>
         </w:rPr>
-        <w:t>El medio para lograrlo es elaborar un manual de protocolo de atención al cliente en forma clara y didáctica, comprensible para todos. Este manual debe explicar los procedimientos que se desea de los colaboradores, la conducta que deben tener con los usuarios o clientes y los procedimientos adecuados con relación a la atención que se quiere brindar en cualquier canal de contacto.</w:t>
+        <w:t xml:space="preserve">El medio para lograrlo es elaborar un manual de protocolo de atención al cliente en forma clara y didáctica, comprensible para todos. Este manual debe explicar los procedimientos que se desea de los colaboradores, la conducta </w:t>
+      </w:r>
+      <w:r>
+        <w:rPr>
+          <w:lang w:val="es-419" w:eastAsia="es-CO"/>
+        </w:rPr>
+        <w:lastRenderedPageBreak/>
+        <w:t>que deben tener con los usuarios o clientes y los procedimientos adecuados con relación a la atención que se quiere brindar en cualquier canal de contacto.</w:t>
       </w:r>
     </w:p>
     <w:p>
@@ -4135,7 +4350,31 @@
         <w:rPr>
           <w:lang w:val="es-419" w:eastAsia="es-CO"/>
         </w:rPr>
-        <w:t>Para la construcción del manual de servicio al cliente se debe tener en cuenta los siguientes elementos:</w:t>
+        <w:t>Para la construcción del manual de servicio al cliente</w:t>
+      </w:r>
+      <w:r>
+        <w:rPr>
+          <w:lang w:val="es-419" w:eastAsia="es-CO"/>
+        </w:rPr>
+        <w:t>,</w:t>
+      </w:r>
+      <w:r>
+        <w:rPr>
+          <w:lang w:val="es-419" w:eastAsia="es-CO"/>
+        </w:rPr>
+        <w:t xml:space="preserve"> se debe</w:t>
+      </w:r>
+      <w:r>
+        <w:rPr>
+          <w:lang w:val="es-419" w:eastAsia="es-CO"/>
+        </w:rPr>
+        <w:t>n</w:t>
+      </w:r>
+      <w:r>
+        <w:rPr>
+          <w:lang w:val="es-419" w:eastAsia="es-CO"/>
+        </w:rPr>
+        <w:t xml:space="preserve"> tener en cuenta los siguientes elementos:</w:t>
       </w:r>
     </w:p>
     <w:p>
@@ -4223,7 +4462,6 @@
           <w:bCs/>
           <w:lang w:val="es-419" w:eastAsia="es-CO"/>
         </w:rPr>
-        <w:lastRenderedPageBreak/>
         <w:t>Identificación de la necesidad.</w:t>
       </w:r>
       <w:r>
@@ -4437,7 +4675,7 @@
     </w:p>
     <w:p>
       <w:pPr>
-        <w:ind w:firstLine="360"/>
+        <w:ind w:firstLine="708"/>
         <w:rPr>
           <w:lang w:val="es-419" w:eastAsia="es-CO"/>
         </w:rPr>
@@ -4467,7 +4705,7 @@
         <w:pStyle w:val="Prrafodelista"/>
         <w:numPr>
           <w:ilvl w:val="0"/>
-          <w:numId w:val="11"/>
+          <w:numId w:val="39"/>
         </w:numPr>
         <w:rPr>
           <w:lang w:val="es-419" w:eastAsia="es-CO"/>
@@ -4485,7 +4723,7 @@
         <w:pStyle w:val="Prrafodelista"/>
         <w:numPr>
           <w:ilvl w:val="0"/>
-          <w:numId w:val="11"/>
+          <w:numId w:val="39"/>
         </w:numPr>
         <w:rPr>
           <w:lang w:val="es-419" w:eastAsia="es-CO"/>
@@ -4503,7 +4741,7 @@
         <w:pStyle w:val="Prrafodelista"/>
         <w:numPr>
           <w:ilvl w:val="0"/>
-          <w:numId w:val="11"/>
+          <w:numId w:val="39"/>
         </w:numPr>
         <w:rPr>
           <w:lang w:val="es-419" w:eastAsia="es-CO"/>
@@ -4521,7 +4759,7 @@
         <w:pStyle w:val="Prrafodelista"/>
         <w:numPr>
           <w:ilvl w:val="0"/>
-          <w:numId w:val="11"/>
+          <w:numId w:val="39"/>
         </w:numPr>
         <w:rPr>
           <w:lang w:val="es-419" w:eastAsia="es-CO"/>
@@ -4916,7 +5154,19 @@
         <w:rPr>
           <w:lang w:val="es-419" w:eastAsia="es-CO"/>
         </w:rPr>
-        <w:t xml:space="preserve"> Invitar al cliente a participar en alguna actividad o promociones, por </w:t>
+        <w:t xml:space="preserve"> Invitar al cliente a participar en alguna actividad o promoci</w:t>
+      </w:r>
+      <w:r>
+        <w:rPr>
+          <w:lang w:val="es-419" w:eastAsia="es-CO"/>
+        </w:rPr>
+        <w:t>ón</w:t>
+      </w:r>
+      <w:r>
+        <w:rPr>
+          <w:lang w:val="es-419" w:eastAsia="es-CO"/>
+        </w:rPr>
+        <w:t xml:space="preserve">, por </w:t>
       </w:r>
       <w:r>
         <w:rPr>
@@ -5019,8 +5269,15 @@
     <w:p>
       <w:pPr>
         <w:pStyle w:val="Ttulo2"/>
+        <w:numPr>
+          <w:ilvl w:val="0"/>
+          <w:numId w:val="0"/>
+        </w:numPr>
       </w:pPr>
       <w:bookmarkStart w:id="10" w:name="_Toc236166153"/>
+      <w:r>
+        <w:t xml:space="preserve">5.1. </w:t>
+      </w:r>
       <w:r>
         <w:t>Tipos de hallazgos</w:t>
       </w:r>
@@ -5219,16 +5476,23 @@
       </w:pPr>
       <w:r>
         <w:rPr>
-          <w:lang w:val="es-419" w:eastAsia="es-CO"/>
-        </w:rPr>
-        <w:t>Es la aportación de ideas o iniciativas para mejorar nuestra calidad.</w:t>
+          <w:lang w:eastAsia="es-CO"/>
+        </w:rPr>
+        <w:t>Es la aportación de ideas o iniciativas para mejorar la calidad del servicio.</w:t>
       </w:r>
     </w:p>
     <w:p>
       <w:pPr>
         <w:pStyle w:val="Ttulo2"/>
+        <w:numPr>
+          <w:ilvl w:val="0"/>
+          <w:numId w:val="0"/>
+        </w:numPr>
       </w:pPr>
       <w:bookmarkStart w:id="11" w:name="_Toc236166154"/>
+      <w:r>
+        <w:t xml:space="preserve">5.2. </w:t>
+      </w:r>
       <w:r>
         <w:t>Acciones de mejora en la atención al cliente</w:t>
       </w:r>
@@ -5293,7 +5557,7 @@
         <w:rPr>
           <w:lang w:val="es-419" w:eastAsia="es-CO"/>
         </w:rPr>
-        <w:t>Claridad en los procesos del ciclo de servicio.</w:t>
+        <w:t>Claridad en los procesos</w:t>
       </w:r>
     </w:p>
     <w:p>
@@ -5311,7 +5575,7 @@
         <w:rPr>
           <w:lang w:val="es-419" w:eastAsia="es-CO"/>
         </w:rPr>
-        <w:t>Productos de reconocida calidad.</w:t>
+        <w:t xml:space="preserve"> del ciclo de servicio.</w:t>
       </w:r>
     </w:p>
     <w:p>
@@ -5329,6 +5593,24 @@
         <w:rPr>
           <w:lang w:val="es-419" w:eastAsia="es-CO"/>
         </w:rPr>
+        <w:t>Productos de reconocida calidad.</w:t>
+      </w:r>
+    </w:p>
+    <w:p>
+      <w:pPr>
+        <w:pStyle w:val="Prrafodelista"/>
+        <w:numPr>
+          <w:ilvl w:val="0"/>
+          <w:numId w:val="13"/>
+        </w:numPr>
+        <w:rPr>
+          <w:lang w:val="es-419" w:eastAsia="es-CO"/>
+        </w:rPr>
+      </w:pPr>
+      <w:r>
+        <w:rPr>
+          <w:lang w:val="es-419" w:eastAsia="es-CO"/>
+        </w:rPr>
         <w:t>Cumplimiento de la promesa de venta.</w:t>
       </w:r>
     </w:p>
@@ -5342,6 +5624,7 @@
         <w:rPr>
           <w:lang w:val="es-419" w:eastAsia="es-CO"/>
         </w:rPr>
+        <w:lastRenderedPageBreak/>
         <w:t xml:space="preserve">Es recomendable seguir los requisitos de la </w:t>
       </w:r>
       <w:r>
@@ -5354,14 +5637,7 @@
         <w:rPr>
           <w:lang w:val="es-419" w:eastAsia="es-CO"/>
         </w:rPr>
-        <w:t xml:space="preserve">orma ISO 9000 en lo referente al proceso para gestionar las reclamaciones de los clientes, enfocado en la atención a </w:t>
-      </w:r>
-      <w:r>
-        <w:rPr>
-          <w:lang w:val="es-419" w:eastAsia="es-CO"/>
-        </w:rPr>
-        <w:lastRenderedPageBreak/>
-        <w:t>facilitar la satisfacción de los clientes y la mejora continua de la misma. Entre esas acciones la empresa debe contar con un proceso de gestión de reclamaciones (PQR) que procure la retención y la conversión de los clientes.</w:t>
+        <w:t>orma ISO 9000 en lo referente al proceso para gestionar las reclamaciones de los clientes, enfocado en la atención a facilitar la satisfacción de los clientes y la mejora continua de la misma. Entre esas acciones la empresa debe contar con un proceso de gestión de reclamaciones (PQR) que procure la retención y la conversión de los clientes.</w:t>
       </w:r>
     </w:p>
     <w:p>
@@ -5564,6 +5840,7 @@
     </w:p>
     <w:p>
       <w:pPr>
+        <w:ind w:firstLine="0"/>
         <w:jc w:val="center"/>
         <w:rPr>
           <w:lang w:val="es-419" w:eastAsia="es-CO"/>
@@ -5575,10 +5852,10 @@
           <w:lang w:val="es-419" w:eastAsia="es-CO"/>
         </w:rPr>
         <w:drawing>
-          <wp:inline distT="0" distB="0" distL="0" distR="0" wp14:anchorId="2DC73B1D" wp14:editId="39DDC46C">
+          <wp:inline distT="0" distB="0" distL="0" distR="0" wp14:anchorId="2DC73B1D" wp14:editId="25EBA32D">
             <wp:extent cx="4300396" cy="3130124"/>
             <wp:effectExtent l="0" t="0" r="5080" b="0"/>
-            <wp:docPr id="1492011111" name="Imagen 7" descr="La figura presenta un circulo, donde resaltan los “momentos de verdad y el inicio y fin del ciclo.”"/>
+            <wp:docPr id="1492011111" name="Imagen 7" descr="&quot;La figura presenta un circulo, donde resaltan los momentos de verdad y el inicio y fin del ciclo.&quot;"/>
             <wp:cNvGraphicFramePr>
               <a:graphicFrameLocks xmlns:a="http://schemas.openxmlformats.org/drawingml/2006/main" noChangeAspect="1"/>
             </wp:cNvGraphicFramePr>
@@ -5586,7 +5863,7 @@
               <a:graphicData uri="http://schemas.openxmlformats.org/drawingml/2006/picture">
                 <pic:pic xmlns:pic="http://schemas.openxmlformats.org/drawingml/2006/picture">
                   <pic:nvPicPr>
-                    <pic:cNvPr id="1492011111" name="Imagen 7" descr="La figura presenta un circulo, donde resaltan los “momentos de verdad y el inicio y fin del ciclo.”"/>
+                    <pic:cNvPr id="1492011111" name="Imagen 7" descr="&quot;La figura presenta un circulo, donde resaltan los momentos de verdad y el inicio y fin del ciclo.&quot;"/>
                     <pic:cNvPicPr/>
                   </pic:nvPicPr>
                   <pic:blipFill>
@@ -5648,21 +5925,14 @@
         <w:rPr>
           <w:lang w:val="es-419" w:eastAsia="es-CO"/>
         </w:rPr>
-        <w:t>La figura ilustra un círculo en el que se destacan los "momentos de verdad", así como el inicio y el final del ciclo.</w:t>
-      </w:r>
-    </w:p>
-    <w:p>
-      <w:pPr>
-        <w:rPr>
-          <w:lang w:val="es-419" w:eastAsia="es-CO"/>
-        </w:rPr>
-      </w:pPr>
+        <w:t xml:space="preserve">Esto inicia desde que el cliente muestra interés y se genera comunicación entre el cliente y la empresa, en el que se presenta una serie de actividades hasta llegar al final del proceso que el cliente considera y vuelve nuevamente a iniciarse. Para su </w:t>
+      </w:r>
       <w:r>
         <w:rPr>
           <w:lang w:val="es-419" w:eastAsia="es-CO"/>
         </w:rPr>
         <w:lastRenderedPageBreak/>
-        <w:t>Esto inicia desde que el cliente muestra interés y se genera comunicación entre el cliente y la empresa, en el que se presenta una serie de actividades hasta llegar al final del proceso que el cliente considera y vuelve nuevamente a iniciarse. Para su elaboración se relaciona un círculo, y de forma secuencial, se presenta cada uno de los ciclos denominados momentos de verdad, estos deben ser numerados y se registran teniendo en cuenta el punto de vista del cliente; motivo por el cual se presentan de forma positiva o negativa de acuerdo con la percepción y sensación de él.</w:t>
+        <w:t>elaboración se relaciona un círculo, y de forma secuencial, se presenta cada uno de los ciclos denominados momentos de verdad, estos deben ser numerados y se registran teniendo en cuenta el punto de vista del cliente; motivo por el cual se presentan de forma positiva o negativa de acuerdo con la percepción y sensación de él.</w:t>
       </w:r>
     </w:p>
     <w:p>
@@ -5911,22 +6181,28 @@
         <w:rPr>
           <w:lang w:val="es-419" w:eastAsia="es-CO"/>
         </w:rPr>
+        <w:t xml:space="preserve">Dicho eso, el foco vital de las organizaciones debe ser crear relaciones saludables con los clientes para conquistarlos en todos los puntos de contacto, es por ello </w:t>
+      </w:r>
+      <w:proofErr w:type="gramStart"/>
+      <w:r>
+        <w:rPr>
+          <w:lang w:val="es-419" w:eastAsia="es-CO"/>
+        </w:rPr>
+        <w:t>que</w:t>
+      </w:r>
+      <w:proofErr w:type="gramEnd"/>
+      <w:r>
+        <w:rPr>
+          <w:lang w:val="es-419" w:eastAsia="es-CO"/>
+        </w:rPr>
+        <w:t xml:space="preserve"> en el ciclo de vida del servicio se reconoce su importancia, características, las diferentes </w:t>
+      </w:r>
+      <w:r>
+        <w:rPr>
+          <w:lang w:val="es-419" w:eastAsia="es-CO"/>
+        </w:rPr>
         <w:lastRenderedPageBreak/>
-        <w:t xml:space="preserve">Dicho eso, el foco vital de las organizaciones debe ser crear relaciones saludables con los clientes para conquistarlos en todos los puntos de contacto, es por ello </w:t>
-      </w:r>
-      <w:proofErr w:type="gramStart"/>
-      <w:r>
-        <w:rPr>
-          <w:lang w:val="es-419" w:eastAsia="es-CO"/>
-        </w:rPr>
-        <w:t>que</w:t>
-      </w:r>
-      <w:proofErr w:type="gramEnd"/>
-      <w:r>
-        <w:rPr>
-          <w:lang w:val="es-419" w:eastAsia="es-CO"/>
-        </w:rPr>
-        <w:t xml:space="preserve"> en el ciclo de vida del servicio se reconoce su importancia, características, las diferentes etapas que posee, así como los diferentes indicadores y métricas que permiten hacer una correcta medición del servicio, tal y como se presenta a continuación:</w:t>
+        <w:t>etapas que posee, así como los diferentes indicadores y métricas que permiten hacer una correcta medición del servicio, tal y como se presenta a continuación:</w:t>
       </w:r>
     </w:p>
     <w:p>
@@ -5956,8 +6232,15 @@
           <w:bCs/>
           <w:lang w:val="es-419" w:eastAsia="es-CO"/>
         </w:rPr>
-        <w:br/>
-        <w:t>Importancia del ciclo del servicio</w:t>
+        <w:t xml:space="preserve"> </w:t>
+      </w:r>
+      <w:r>
+        <w:rPr>
+          <w:b/>
+          <w:bCs/>
+          <w:lang w:val="es-419" w:eastAsia="es-CO"/>
+        </w:rPr>
+        <w:t>del ciclo del servicio</w:t>
       </w:r>
     </w:p>
     <w:p>
@@ -6009,15 +6292,6 @@
           <w:bCs/>
           <w:lang w:val="es-419" w:eastAsia="es-CO"/>
         </w:rPr>
-        <w:t>Características</w:t>
-      </w:r>
-      <w:r>
-        <w:rPr>
-          <w:b/>
-          <w:bCs/>
-          <w:lang w:val="es-419" w:eastAsia="es-CO"/>
-        </w:rPr>
-        <w:br/>
         <w:t>Características del ciclo del servicio</w:t>
       </w:r>
     </w:p>
@@ -6048,7 +6322,6 @@
         <w:rPr>
           <w:lang w:val="es-419" w:eastAsia="es-CO"/>
         </w:rPr>
-        <w:lastRenderedPageBreak/>
         <w:t>Otras características son los requerimientos, procesos y procedimiento de cada momento de verdad, planear cada uno de esos encuentros con el objeto de que salga bien cada encuentro.</w:t>
       </w:r>
     </w:p>
@@ -6077,27 +6350,26 @@
           <w:bCs/>
           <w:lang w:val="es-419" w:eastAsia="es-CO"/>
         </w:rPr>
+        <w:t xml:space="preserve"> del ciclo del servicio</w:t>
+      </w:r>
+      <w:r>
+        <w:rPr>
+          <w:lang w:val="es-419" w:eastAsia="es-CO"/>
+        </w:rPr>
         <w:br/>
       </w:r>
       <w:r>
         <w:rPr>
-          <w:b/>
-          <w:bCs/>
-          <w:lang w:val="es-419" w:eastAsia="es-CO"/>
-        </w:rPr>
-        <w:t>Etapas del ciclo del servicio</w:t>
-      </w:r>
-      <w:r>
-        <w:rPr>
-          <w:lang w:val="es-419" w:eastAsia="es-CO"/>
-        </w:rPr>
-        <w:br/>
-      </w:r>
-      <w:r>
-        <w:rPr>
-          <w:lang w:val="es-419" w:eastAsia="es-CO"/>
-        </w:rPr>
-        <w:t>Están relacionadas con la manera cómo el cliente toma su decisión de compra para satisfacer su necesidad. De tal forma que cuando el cliente define el sitio donde va a visitar cada paso que toma va conformando su ciclo de servicio. A continuación, se presenta como ejemplo el ciclo del servicio de un centro médico (Albrecht, 2006, p.41).</w:t>
+          <w:lang w:eastAsia="es-CO"/>
+        </w:rPr>
+        <w:t xml:space="preserve">Están relacionadas con la manera cómo el cliente toma su decisión de compra para satisfacer su necesidad. De tal forma que cuando el cliente define el sitio que va a visitar, cada paso que toma va conformando su ciclo </w:t>
+      </w:r>
+      <w:r>
+        <w:rPr>
+          <w:lang w:eastAsia="es-CO"/>
+        </w:rPr>
+        <w:lastRenderedPageBreak/>
+        <w:t>de servicio. A continuación, se presenta como ejemplo el ciclo del servicio de un centro médico (Albrecht, 2006, p.41).</w:t>
       </w:r>
     </w:p>
     <w:p>
@@ -6401,7 +6673,6 @@
         <w:rPr>
           <w:lang w:val="es-419" w:eastAsia="es-CO"/>
         </w:rPr>
-        <w:lastRenderedPageBreak/>
         <w:t>Pedir y pagar la cuenta.</w:t>
       </w:r>
     </w:p>
@@ -6517,6 +6788,7 @@
           <w:bCs/>
           <w:lang w:val="es-419" w:eastAsia="es-CO"/>
         </w:rPr>
+        <w:lastRenderedPageBreak/>
         <w:t>Medición</w:t>
       </w:r>
       <w:r>
@@ -6525,20 +6797,39 @@
           <w:bCs/>
           <w:lang w:val="es-419" w:eastAsia="es-CO"/>
         </w:rPr>
+        <w:t xml:space="preserve"> </w:t>
+      </w:r>
+      <w:r>
+        <w:rPr>
+          <w:b/>
+          <w:bCs/>
+          <w:lang w:val="es-419" w:eastAsia="es-CO"/>
+        </w:rPr>
+        <w:t>del servicio</w:t>
+      </w:r>
+      <w:r>
+        <w:rPr>
+          <w:lang w:val="es-419" w:eastAsia="es-CO"/>
+        </w:rPr>
         <w:br/>
-        <w:t>Medición del servicio</w:t>
-      </w:r>
-      <w:r>
-        <w:rPr>
-          <w:lang w:val="es-419" w:eastAsia="es-CO"/>
-        </w:rPr>
-        <w:br/>
-      </w:r>
-      <w:r>
-        <w:rPr>
-          <w:lang w:val="es-419" w:eastAsia="es-CO"/>
-        </w:rPr>
-        <w:t>Se entiende los indicadores o métricas de satisfacción del cliente como aquellos datos que permiten medir el estado con relación al servicio o producto ofrecido. Serna (2007) señala indicadores de medición del servicio.</w:t>
+      </w:r>
+      <w:r>
+        <w:rPr>
+          <w:lang w:val="es-419" w:eastAsia="es-CO"/>
+        </w:rPr>
+        <w:t>Se entiende</w:t>
+      </w:r>
+      <w:r>
+        <w:rPr>
+          <w:lang w:val="es-419" w:eastAsia="es-CO"/>
+        </w:rPr>
+        <w:t>n</w:t>
+      </w:r>
+      <w:r>
+        <w:rPr>
+          <w:lang w:val="es-419" w:eastAsia="es-CO"/>
+        </w:rPr>
+        <w:t xml:space="preserve"> los indicadores o métricas de satisfacción del cliente como aquellos datos que permiten medir el estado con relación al servicio o producto ofrecido. Serna (2007) señala indicadores de medición del servicio.</w:t>
       </w:r>
       <w:r>
         <w:rPr>
@@ -6759,30 +7050,45 @@
       </w:pPr>
       <w:r>
         <w:rPr>
-          <w:lang w:val="es-419" w:eastAsia="es-CO"/>
+          <w:lang w:eastAsia="es-CO"/>
         </w:rPr>
         <w:t xml:space="preserve">Este integra los momentos de verdad y el ciclo del servicio en las actividades clave de la empresa, con el fin de brindar al cliente una mejor experiencia. El cliente es el centro y eje principal de la dinámica de la empresa, por </w:t>
       </w:r>
-      <w:r>
-        <w:rPr>
-          <w:lang w:val="es-419" w:eastAsia="es-CO"/>
-        </w:rPr>
-        <w:t>tanto,</w:t>
-      </w:r>
-      <w:r>
-        <w:rPr>
-          <w:lang w:val="es-419" w:eastAsia="es-CO"/>
-        </w:rPr>
-        <w:t xml:space="preserve"> conocer su comportamiento, sus gustos, deseos, motivaciones y expectativas son fundamentales para los demás elementos que integran el triángulo como lo son la estrategia de servicio al cliente, el personal que estará al frente en la atención del cliente y los demás sistemas (establecimiento, procedimientos, normas, ambiente), que integran la manera cómo se va a prestar el servicio.</w:t>
+      <w:proofErr w:type="gramStart"/>
+      <w:r>
+        <w:rPr>
+          <w:lang w:eastAsia="es-CO"/>
+        </w:rPr>
+        <w:t>tanto</w:t>
+      </w:r>
+      <w:proofErr w:type="gramEnd"/>
+      <w:r>
+        <w:rPr>
+          <w:lang w:eastAsia="es-CO"/>
+        </w:rPr>
+        <w:t xml:space="preserve"> conocer su comportamiento, sus gustos, deseos, motivaciones y expectativas es fundamental para los demás elementos que integran el triángulo, como lo son la estrategia de servicio al cliente, el personal que estará al frente en la atención del cliente y los demás sistemas (establecimiento, procedimientos, normas, ambiente), que integran la manera cómo se va a prestar el servicio.</w:t>
       </w:r>
     </w:p>
     <w:p>
       <w:pPr>
         <w:pStyle w:val="Ttulo2"/>
+        <w:numPr>
+          <w:ilvl w:val="0"/>
+          <w:numId w:val="0"/>
+        </w:numPr>
       </w:pPr>
       <w:bookmarkStart w:id="14" w:name="_Toc236166157"/>
       <w:r>
-        <w:t>Característica del triángulo del servicio</w:t>
+        <w:t xml:space="preserve">7.1. </w:t>
+      </w:r>
+      <w:r>
+        <w:t>Característica</w:t>
+      </w:r>
+      <w:r>
+        <w:t>s</w:t>
+      </w:r>
+      <w:r>
+        <w:t xml:space="preserve"> del triángulo del servicio</w:t>
       </w:r>
       <w:bookmarkEnd w:id="14"/>
     </w:p>
@@ -6807,16 +7113,23 @@
       </w:pPr>
       <w:r>
         <w:rPr>
-          <w:lang w:val="es-419" w:eastAsia="es-CO"/>
-        </w:rPr>
-        <w:t>Otras características son los requerimientos, procesos y procedimiento de cada momento de verdad, planear cada uno de esos encuentros con el objeto de que salga bien cada encuentro.</w:t>
+          <w:lang w:eastAsia="es-CO"/>
+        </w:rPr>
+        <w:t>Otras características son los requerimientos, procesos y procedimientos de cada momento de verdad, planear cada uno de esos espacios con el objeto de que salga bien cada encuentro.</w:t>
       </w:r>
     </w:p>
     <w:p>
       <w:pPr>
         <w:pStyle w:val="Ttulo2"/>
+        <w:numPr>
+          <w:ilvl w:val="0"/>
+          <w:numId w:val="0"/>
+        </w:numPr>
       </w:pPr>
       <w:bookmarkStart w:id="15" w:name="_Toc236166158"/>
+      <w:r>
+        <w:t xml:space="preserve">7.2. </w:t>
+      </w:r>
       <w:r>
         <w:t>Estructura del triángulo del servicio</w:t>
       </w:r>
@@ -6842,6 +7155,7 @@
           <w:ilvl w:val="0"/>
           <w:numId w:val="17"/>
         </w:numPr>
+        <w:ind w:left="1069"/>
         <w:rPr>
           <w:b/>
           <w:bCs/>
@@ -6860,7 +7174,7 @@
     <w:p>
       <w:pPr>
         <w:pStyle w:val="Prrafodelista"/>
-        <w:ind w:left="1429" w:firstLine="0"/>
+        <w:ind w:left="1069" w:firstLine="0"/>
         <w:rPr>
           <w:lang w:val="es-419" w:eastAsia="es-CO"/>
         </w:rPr>
@@ -6879,6 +7193,7 @@
           <w:ilvl w:val="0"/>
           <w:numId w:val="17"/>
         </w:numPr>
+        <w:ind w:left="1069"/>
         <w:rPr>
           <w:b/>
           <w:bCs/>
@@ -6898,7 +7213,7 @@
     <w:p>
       <w:pPr>
         <w:pStyle w:val="Prrafodelista"/>
-        <w:ind w:left="1429" w:firstLine="0"/>
+        <w:ind w:left="1069" w:firstLine="0"/>
         <w:rPr>
           <w:lang w:val="es-419" w:eastAsia="es-CO"/>
         </w:rPr>
@@ -6917,6 +7232,7 @@
           <w:ilvl w:val="0"/>
           <w:numId w:val="17"/>
         </w:numPr>
+        <w:ind w:left="1069"/>
         <w:rPr>
           <w:b/>
           <w:bCs/>
@@ -6935,7 +7251,7 @@
     <w:p>
       <w:pPr>
         <w:pStyle w:val="Prrafodelista"/>
-        <w:ind w:left="1429" w:firstLine="0"/>
+        <w:ind w:left="1069" w:firstLine="0"/>
         <w:rPr>
           <w:lang w:val="es-419" w:eastAsia="es-CO"/>
         </w:rPr>
@@ -6975,10 +7291,10 @@
           <w:lang w:val="es-419" w:eastAsia="es-CO"/>
         </w:rPr>
         <w:drawing>
-          <wp:inline distT="0" distB="0" distL="0" distR="0" wp14:anchorId="61B01BDC" wp14:editId="0EB6B4D2">
-            <wp:extent cx="4309449" cy="3232087"/>
-            <wp:effectExtent l="0" t="0" r="0" b="0"/>
-            <wp:docPr id="1060662134" name="Imagen 8" descr="La figura presenta un circulo con la palabra clientes en el medio, y tres recuadros alrededor donde se lee: sistemas amables para el cliente, estrategia de servicio y personal de contacto."/>
+          <wp:inline distT="0" distB="0" distL="0" distR="0" wp14:anchorId="37472363" wp14:editId="30B1FDA7">
+            <wp:extent cx="4680000" cy="3512116"/>
+            <wp:effectExtent l="0" t="0" r="6350" b="0"/>
+            <wp:docPr id="1017045553" name="Imagen 4" descr="La figura presenta un círculo con la palabra clientes en el medio, y tres recuadros alrededor donde se lee: sistemas amables para el cliente, estrategia del servicio y personal de contacto."/>
             <wp:cNvGraphicFramePr>
               <a:graphicFrameLocks xmlns:a="http://schemas.openxmlformats.org/drawingml/2006/main" noChangeAspect="1"/>
             </wp:cNvGraphicFramePr>
@@ -6986,7 +7302,7 @@
               <a:graphicData uri="http://schemas.openxmlformats.org/drawingml/2006/picture">
                 <pic:pic xmlns:pic="http://schemas.openxmlformats.org/drawingml/2006/picture">
                   <pic:nvPicPr>
-                    <pic:cNvPr id="1060662134" name="Imagen 8" descr="La figura presenta un circulo con la palabra clientes en el medio, y tres recuadros alrededor donde se lee: sistemas amables para el cliente, estrategia de servicio y personal de contacto."/>
+                    <pic:cNvPr id="1017045553" name="Imagen 4" descr="La figura presenta un círculo con la palabra clientes en el medio, y tres recuadros alrededor donde se lee: sistemas amables para el cliente, estrategia del servicio y personal de contacto."/>
                     <pic:cNvPicPr/>
                   </pic:nvPicPr>
                   <pic:blipFill>
@@ -7004,7 +7320,7 @@
                   <pic:spPr>
                     <a:xfrm>
                       <a:off x="0" y="0"/>
-                      <a:ext cx="4319768" cy="3239826"/>
+                      <a:ext cx="4680000" cy="3512116"/>
                     </a:xfrm>
                     <a:prstGeom prst="rect">
                       <a:avLst/>
@@ -7079,23 +7395,30 @@
     </w:p>
     <w:p>
       <w:pPr>
-        <w:ind w:firstLine="360"/>
-        <w:rPr>
-          <w:lang w:val="es-419" w:eastAsia="es-CO"/>
-        </w:rPr>
-      </w:pPr>
-      <w:r>
-        <w:rPr>
-          <w:lang w:val="es-419" w:eastAsia="es-CO"/>
-        </w:rPr>
-        <w:t>Cada vez que el cliente en su encuentro con la empresa bien sea de manera presencial o virtual experimenta sensaciones que pueden o no llevarlo a realizar una compra. Para Albrecht (2006) “es un episodio en el cual el cliente entra en contacto con cualquier aspecto de la organización y tiene una impresión sobre la calidad de su servicio” (p. 33). Igualmente, Siebold (s.f.) trae un concepto de Jan Carlzon “un momento de verdad es cada instante en que un cliente toma contacto con la persona o sistema que da el servicio”.</w:t>
+        <w:ind w:firstLine="708"/>
+        <w:rPr>
+          <w:lang w:val="es-419" w:eastAsia="es-CO"/>
+        </w:rPr>
+      </w:pPr>
+      <w:r>
+        <w:rPr>
+          <w:lang w:eastAsia="es-CO"/>
+        </w:rPr>
+        <w:t>Cada vez que el cliente, en su encuentro con la empresa, bien sea de manera presencial o virtual, experimenta sensaciones que pueden o no llevarlo a realizar una compra. Para Albrecht (2006) “es un episodio en el cual el cliente entra en contacto con cualquier aspecto de la organización y tiene una impresión sobre la calidad de su servicio” (p. 33). Igualmente, Siebold (s. f.) trae un concepto de Jan Carlzon “un momento de verdad es cada instante en que un cliente toma contacto con la persona o sistema que da el servicio”.</w:t>
       </w:r>
     </w:p>
     <w:p>
       <w:pPr>
         <w:pStyle w:val="Ttulo2"/>
+        <w:numPr>
+          <w:ilvl w:val="0"/>
+          <w:numId w:val="0"/>
+        </w:numPr>
       </w:pPr>
       <w:bookmarkStart w:id="17" w:name="_Toc236166160"/>
+      <w:r>
+        <w:t xml:space="preserve">8.1. </w:t>
+      </w:r>
       <w:r>
         <w:t>Característica de los momentos de verdad</w:t>
       </w:r>
@@ -7251,10 +7574,18 @@
     <w:p>
       <w:pPr>
         <w:pStyle w:val="Ttulo2"/>
+        <w:numPr>
+          <w:ilvl w:val="0"/>
+          <w:numId w:val="0"/>
+        </w:numPr>
+        <w:spacing w:before="0" w:after="0" w:line="360" w:lineRule="auto"/>
       </w:pPr>
       <w:bookmarkStart w:id="18" w:name="_Toc236166161"/>
       <w:r>
         <w:lastRenderedPageBreak/>
+        <w:t xml:space="preserve">8.2. </w:t>
+      </w:r>
+      <w:r>
         <w:t>Elementos que favorecen un momento de verdad</w:t>
       </w:r>
       <w:bookmarkEnd w:id="18"/>
@@ -7262,15 +7593,28 @@
     <w:p>
       <w:pPr>
         <w:spacing w:before="0" w:after="0"/>
-        <w:rPr>
-          <w:lang w:val="es-419" w:eastAsia="es-CO"/>
-        </w:rPr>
-      </w:pPr>
-      <w:r>
-        <w:rPr>
-          <w:lang w:val="es-419" w:eastAsia="es-CO"/>
-        </w:rPr>
-        <w:t>Cada momento de la verdad es un sistema donde interactúan cinco elementos:</w:t>
+        <w:ind w:firstLine="708"/>
+        <w:rPr>
+          <w:lang w:val="es-419" w:eastAsia="es-CO"/>
+        </w:rPr>
+      </w:pPr>
+      <w:r>
+        <w:rPr>
+          <w:lang w:val="es-419" w:eastAsia="es-CO"/>
+        </w:rPr>
+        <w:t xml:space="preserve">Cada momento de la verdad es un sistema donde interactúan </w:t>
+      </w:r>
+      <w:r>
+        <w:rPr>
+          <w:lang w:val="es-419" w:eastAsia="es-CO"/>
+        </w:rPr>
+        <w:t>cuatro</w:t>
+      </w:r>
+      <w:r>
+        <w:rPr>
+          <w:lang w:val="es-419" w:eastAsia="es-CO"/>
+        </w:rPr>
+        <w:t xml:space="preserve"> elementos:</w:t>
       </w:r>
     </w:p>
     <w:p>
@@ -7281,6 +7625,7 @@
           <w:numId w:val="20"/>
         </w:numPr>
         <w:spacing w:before="0" w:after="0"/>
+        <w:ind w:left="1069"/>
         <w:rPr>
           <w:b/>
           <w:bCs/>
@@ -7300,16 +7645,16 @@
       <w:pPr>
         <w:pStyle w:val="Prrafodelista"/>
         <w:spacing w:before="0" w:after="0"/>
-        <w:ind w:left="1429" w:firstLine="0"/>
-        <w:rPr>
-          <w:lang w:val="es-419" w:eastAsia="es-CO"/>
-        </w:rPr>
-      </w:pPr>
-      <w:r>
-        <w:rPr>
-          <w:lang w:val="es-419" w:eastAsia="es-CO"/>
-        </w:rPr>
-        <w:t>Lo conforma esa parte interna que no es visible al servicio, pero desde ahí se produce.</w:t>
+        <w:ind w:left="1069" w:firstLine="0"/>
+        <w:rPr>
+          <w:lang w:val="es-419" w:eastAsia="es-CO"/>
+        </w:rPr>
+      </w:pPr>
+      <w:r>
+        <w:rPr>
+          <w:lang w:eastAsia="es-CO"/>
+        </w:rPr>
+        <w:t>Está conformado por los procesos y áreas internas que no son visibles para el cliente, pero que hacen posible la prestación del servicio.</w:t>
       </w:r>
     </w:p>
     <w:p>
@@ -7320,6 +7665,7 @@
           <w:numId w:val="20"/>
         </w:numPr>
         <w:spacing w:before="0" w:after="0"/>
+        <w:ind w:left="1069"/>
         <w:rPr>
           <w:b/>
           <w:bCs/>
@@ -7339,7 +7685,7 @@
       <w:pPr>
         <w:pStyle w:val="Prrafodelista"/>
         <w:spacing w:before="0" w:after="0"/>
-        <w:ind w:left="1429" w:firstLine="0"/>
+        <w:ind w:left="1069" w:firstLine="0"/>
         <w:rPr>
           <w:lang w:val="es-419" w:eastAsia="es-CO"/>
         </w:rPr>
@@ -7359,6 +7705,7 @@
           <w:numId w:val="20"/>
         </w:numPr>
         <w:spacing w:before="0" w:after="0"/>
+        <w:ind w:left="1069"/>
         <w:rPr>
           <w:b/>
           <w:bCs/>
@@ -7386,16 +7733,18 @@
       <w:pPr>
         <w:pStyle w:val="Prrafodelista"/>
         <w:spacing w:before="0" w:after="0"/>
-        <w:ind w:left="1429" w:firstLine="0"/>
-        <w:rPr>
-          <w:lang w:val="es-419" w:eastAsia="es-CO"/>
-        </w:rPr>
-      </w:pPr>
-      <w:r>
-        <w:rPr>
-          <w:lang w:val="es-419" w:eastAsia="es-CO"/>
-        </w:rPr>
-        <w:t>Es quien sirve a los clientes sobre las necesidades del servicio.</w:t>
+        <w:ind w:left="1069" w:firstLine="0"/>
+        <w:rPr>
+          <w:b/>
+          <w:bCs/>
+          <w:lang w:val="es-419" w:eastAsia="es-CO"/>
+        </w:rPr>
+      </w:pPr>
+      <w:r>
+        <w:rPr>
+          <w:lang w:eastAsia="es-CO"/>
+        </w:rPr>
+        <w:t>Es el personal que interactúa directamente con el cliente para atender sus necesidades durante la prestación del servicio.</w:t>
       </w:r>
     </w:p>
     <w:p>
@@ -7406,6 +7755,7 @@
           <w:numId w:val="20"/>
         </w:numPr>
         <w:spacing w:before="0" w:after="0"/>
+        <w:ind w:left="1069"/>
         <w:rPr>
           <w:b/>
           <w:bCs/>
@@ -7425,7 +7775,7 @@
       <w:pPr>
         <w:pStyle w:val="Prrafodelista"/>
         <w:spacing w:before="0" w:after="0"/>
-        <w:ind w:left="1429" w:firstLine="0"/>
+        <w:ind w:left="1069" w:firstLine="0"/>
         <w:rPr>
           <w:lang w:val="es-419" w:eastAsia="es-CO"/>
         </w:rPr>
@@ -7440,9 +7790,16 @@
     <w:p>
       <w:pPr>
         <w:pStyle w:val="Ttulo2"/>
+        <w:numPr>
+          <w:ilvl w:val="0"/>
+          <w:numId w:val="0"/>
+        </w:numPr>
       </w:pPr>
       <w:bookmarkStart w:id="19" w:name="_Toc236166162"/>
       <w:r>
+        <w:t xml:space="preserve">8.3. </w:t>
+      </w:r>
+      <w:r>
         <w:t>Tipos de momentos de verdad</w:t>
       </w:r>
       <w:bookmarkEnd w:id="19"/>
@@ -7455,9 +7812,9 @@
       </w:pPr>
       <w:r>
         <w:rPr>
-          <w:lang w:val="es-419" w:eastAsia="es-CO"/>
-        </w:rPr>
-        <w:t>Los encuentros con los clientes pueden ser positivos o negativos, dependiendo de cómo se sienta el cliente o cómo perciba el servicio recibido o cualquier encuentro con el sistema. Prieto (2014, p.104).</w:t>
+          <w:lang w:eastAsia="es-CO"/>
+        </w:rPr>
+        <w:t>Los encuentros con los clientes pueden ser positivos o negativos, dependiendo de cómo se sienta el cliente o cómo perciba el servicio recibido o cualquier encuentro con el sistema. Prieto (2014, p. 104).</w:t>
       </w:r>
     </w:p>
     <w:p>
@@ -7583,7 +7940,19 @@
         <w:rPr>
           <w:lang w:val="es-419" w:eastAsia="es-CO"/>
         </w:rPr>
-        <w:t>La trazabilidad es una serie de normas, procedimientos que permiten realizar un seguimiento al producto durante su proceso de fabricación, despacho y entrega al cliente, esta trazabilidad se realiza con el apoyo de tecnologías de georreferenciación aplicadas al producto.</w:t>
+        <w:t>La trazabilidad es una serie de normas</w:t>
+      </w:r>
+      <w:r>
+        <w:rPr>
+          <w:lang w:val="es-419" w:eastAsia="es-CO"/>
+        </w:rPr>
+        <w:t xml:space="preserve"> y</w:t>
+      </w:r>
+      <w:r>
+        <w:rPr>
+          <w:lang w:val="es-419" w:eastAsia="es-CO"/>
+        </w:rPr>
+        <w:t xml:space="preserve"> procedimientos que permiten realizar un seguimiento al producto durante su proceso de fabricación, despacho y entrega al cliente, esta trazabilidad se realiza con el apoyo de tecnologías de georreferenciación aplicadas al producto.</w:t>
       </w:r>
     </w:p>
     <w:p>
@@ -7777,7 +8146,19 @@
         <w:rPr>
           <w:lang w:val="es-419" w:eastAsia="es-CO"/>
         </w:rPr>
-        <w:t>Los sistemas de identificación son uno de los componentes básicos de cualquier seguimiento de la trazabilidad en el ámbito empresarial. Mediante estos sistemas se hace posible la identificación de los artículos, ya sea de forma individual o agrupados en lotes. Igualmente, permiten la identificación de los embalajes y cajas relacionas con la logística de almacén y reparto.</w:t>
+        <w:t>Los sistemas de identificación son uno de los componentes básicos de cualquier seguimiento de la trazabilidad en el ámbito empresarial. Mediante estos sistemas se hace posible la identificación de los artículos, ya sea de forma individual o agrupados en lotes. Igualmente, permiten la identificación de los embalajes y cajas relacion</w:t>
+      </w:r>
+      <w:r>
+        <w:rPr>
+          <w:lang w:val="es-419" w:eastAsia="es-CO"/>
+        </w:rPr>
+        <w:t>ada</w:t>
+      </w:r>
+      <w:r>
+        <w:rPr>
+          <w:lang w:val="es-419" w:eastAsia="es-CO"/>
+        </w:rPr>
+        <w:t>s con la logística de almacén y reparto.</w:t>
       </w:r>
     </w:p>
     <w:p>
@@ -7932,7 +8313,19 @@
         <w:rPr>
           <w:lang w:val="es-419" w:eastAsia="es-CO"/>
         </w:rPr>
-        <w:t>Una vez se tienen todos los datos llega el momento de registrarlos, analizarlos y darles un uso adecuado. La información sobre la trazabilidad va a ser muy diferente, dependiendo de la clase de producto, del sector empresarial y de cuáles son los requerimientos del usuario final.</w:t>
+        <w:t>Una vez se tienen todos los datos</w:t>
+      </w:r>
+      <w:r>
+        <w:rPr>
+          <w:lang w:val="es-419" w:eastAsia="es-CO"/>
+        </w:rPr>
+        <w:t>,</w:t>
+      </w:r>
+      <w:r>
+        <w:rPr>
+          <w:lang w:val="es-419" w:eastAsia="es-CO"/>
+        </w:rPr>
+        <w:t xml:space="preserve"> llega el momento de registrarlos, analizarlos y darles un uso adecuado. La información sobre la trazabilidad va a ser muy diferente, dependiendo de la clase de producto, del sector empresarial y de cuáles son los requerimientos del usuario final.</w:t>
       </w:r>
     </w:p>
     <w:p>
@@ -8279,33 +8672,9 @@
       <w:bookmarkStart w:id="22" w:name="_Hlk175087646"/>
       <w:r>
         <w:rPr>
-          <w:lang w:val="es-419" w:eastAsia="es-CO"/>
-        </w:rPr>
-        <w:t>La atención al cliente es un valor agregado que se ofrece al consumidor que se interesa y</w:t>
-      </w:r>
-      <w:r>
-        <w:rPr>
-          <w:lang w:val="es-419" w:eastAsia="es-CO"/>
-        </w:rPr>
-        <w:t xml:space="preserve"> </w:t>
-      </w:r>
-      <w:r>
-        <w:rPr>
-          <w:lang w:val="es-419" w:eastAsia="es-CO"/>
-        </w:rPr>
-        <w:t>/</w:t>
-      </w:r>
-      <w:r>
-        <w:rPr>
-          <w:lang w:val="es-419" w:eastAsia="es-CO"/>
-        </w:rPr>
-        <w:t xml:space="preserve"> </w:t>
-      </w:r>
-      <w:r>
-        <w:rPr>
-          <w:lang w:val="es-419" w:eastAsia="es-CO"/>
-        </w:rPr>
-        <w:t>o compra el producto o servicio ofrecido por las empresas, en este componente se realiza un desglose detallado de las características, las ventajas y los conceptos importantes que tienen que ver con la atención y el servicio al cliente, competencia necesaria para un asesor comercial. En el siguiente diagrama se presenta una síntesis del contenido trabajado:</w:t>
+          <w:lang w:eastAsia="es-CO"/>
+        </w:rPr>
+        <w:t>La atención al cliente es un valor agregado que se ofrece al consumidor que se interesa y / o compra el producto o servicio ofrecido por las empresas. En este componente se realiza un desglose detallado de las características, las ventajas y los conceptos importantes que tienen que ver con la atención y el servicio al cliente, competencia necesaria para un asesor comercial. En el siguiente diagrama se presenta una síntesis del contenido trabajado:</w:t>
       </w:r>
     </w:p>
     <w:p>
@@ -8417,7 +8786,19 @@
         <w:rPr>
           <w:lang w:val="es-419" w:eastAsia="es-CO"/>
         </w:rPr>
-        <w:t xml:space="preserve"> no se puede tocar, oler, no tienen acceso a la propiedad, no se pueden cargar, ni llevar.</w:t>
+        <w:t xml:space="preserve"> no se puede tocar, </w:t>
+      </w:r>
+      <w:r>
+        <w:rPr>
+          <w:lang w:val="es-419" w:eastAsia="es-CO"/>
+        </w:rPr>
+        <w:t xml:space="preserve">ni </w:t>
+      </w:r>
+      <w:r>
+        <w:rPr>
+          <w:lang w:val="es-419" w:eastAsia="es-CO"/>
+        </w:rPr>
+        <w:t>oler, no tienen acceso a la propiedad, no se pueden cargar, ni llevar.</w:t>
       </w:r>
     </w:p>
     <w:p>
@@ -8475,7 +8856,13 @@
         <w:rPr>
           <w:lang w:val="es-419" w:eastAsia="es-CO"/>
         </w:rPr>
-        <w:t xml:space="preserve"> es quien sirve a los clientes sobre las necesidades del servicio.</w:t>
+        <w:t xml:space="preserve"> </w:t>
+      </w:r>
+      <w:r>
+        <w:rPr>
+          <w:lang w:eastAsia="es-CO"/>
+        </w:rPr>
+        <w:t>empleados que interactúan directamente con el cliente durante la prestación del servicio.</w:t>
       </w:r>
     </w:p>
     <w:p>
@@ -8607,9 +8994,9 @@
       </w:r>
       <w:r>
         <w:rPr>
-          <w:lang w:val="es-419" w:eastAsia="es-CO"/>
-        </w:rPr>
-        <w:t>es la aportación de ideas o iniciativas para mejorar nuestra calidad.</w:t>
+          <w:lang w:eastAsia="es-CO"/>
+        </w:rPr>
+        <w:t>es la aportación de ideas o iniciativas para mejorar la calidad del servicio.</w:t>
       </w:r>
     </w:p>
     <w:p>
@@ -8634,7 +9021,19 @@
         <w:rPr>
           <w:lang w:val="es-419" w:eastAsia="es-CO"/>
         </w:rPr>
-        <w:t>es una serie de normas, procedimientos que permiten realizar un seguimiento al producto durante su proceso de fabricación, despacho y entrega al cliente, esta trazabilidad se realiza con el apoyo de tecnologías de georreferenciación aplicadas al producto.</w:t>
+        <w:t>es una serie de normas</w:t>
+      </w:r>
+      <w:r>
+        <w:rPr>
+          <w:lang w:val="es-419" w:eastAsia="es-CO"/>
+        </w:rPr>
+        <w:t xml:space="preserve"> y </w:t>
+      </w:r>
+      <w:r>
+        <w:rPr>
+          <w:lang w:val="es-419" w:eastAsia="es-CO"/>
+        </w:rPr>
+        <w:t>procedimientos que permiten realizar un seguimiento al producto durante su proceso de fabricación, despacho y entrega al cliente, esta trazabilidad se realiza con el apoyo de tecnologías de georreferenciación aplicadas al producto.</w:t>
       </w:r>
     </w:p>
     <w:p>
@@ -8688,7 +9087,19 @@
         <w:rPr>
           <w:rFonts w:cstheme="minorHAnsi"/>
         </w:rPr>
-        <w:t>Beetrack. (s.f.). Las características de un buen servicio al cliente.</w:t>
+        <w:t>Beetrack. (s.</w:t>
+      </w:r>
+      <w:r>
+        <w:rPr>
+          <w:rFonts w:cstheme="minorHAnsi"/>
+        </w:rPr>
+        <w:t xml:space="preserve"> </w:t>
+      </w:r>
+      <w:r>
+        <w:rPr>
+          <w:rFonts w:cstheme="minorHAnsi"/>
+        </w:rPr>
+        <w:t>f.). Las características de un buen servicio al cliente.</w:t>
       </w:r>
     </w:p>
     <w:p>
@@ -9789,7 +10200,23 @@
                 <w:sz w:val="28"/>
                 <w:szCs w:val="28"/>
               </w:rPr>
-              <w:t>Animadora y producción audiovisual</w:t>
+              <w:t>Animadora y produc</w:t>
+            </w:r>
+            <w:r>
+              <w:rPr>
+                <w:rFonts w:cs="Calibri"/>
+                <w:sz w:val="28"/>
+                <w:szCs w:val="28"/>
+              </w:rPr>
+              <w:t xml:space="preserve">tora </w:t>
+            </w:r>
+            <w:r>
+              <w:rPr>
+                <w:rFonts w:cs="Calibri"/>
+                <w:sz w:val="28"/>
+                <w:szCs w:val="28"/>
+              </w:rPr>
+              <w:t>audiovisual</w:t>
             </w:r>
           </w:p>
         </w:tc>
@@ -9867,7 +10294,7 @@
                 <w:szCs w:val="28"/>
                 <w:lang w:val="es-CO"/>
               </w:rPr>
-              <w:t>Validadora y vinculadora de recursos educativos digitales</w:t>
+              <w:t>Validadora de recursos educativos digitales</w:t>
             </w:r>
           </w:p>
         </w:tc>
@@ -9998,7 +10425,7 @@
 </file>
 
 <file path=word/endnotes.xml><?xml version="1.0" encoding="utf-8"?>
-<w:endnotes xmlns:wpc="http://schemas.microsoft.com/office/word/2010/wordprocessingCanvas" xmlns:cx="http://schemas.microsoft.com/office/drawing/2014/chartex" xmlns:cx1="http://schemas.microsoft.com/office/drawing/2015/9/8/chartex" xmlns:cx2="http://schemas.microsoft.com/office/drawing/2015/10/21/chartex" xmlns:cx3="http://schemas.microsoft.com/office/drawing/2016/5/9/chartex" xmlns:cx4="http://schemas.microsoft.com/office/drawing/2016/5/10/chartex" xmlns:cx5="http://schemas.microsoft.com/office/drawing/2016/5/11/chartex" xmlns:cx6="http://schemas.microsoft.com/office/drawing/2016/5/12/chartex" xmlns:cx7="http://schemas.microsoft.com/office/drawing/2016/5/13/chartex" xmlns:cx8="http://schemas.microsoft.com/office/drawing/2016/5/14/chartex" xmlns:mc="http://schemas.openxmlformats.org/markup-compatibility/2006" xmlns:aink="http://schemas.microsoft.com/office/drawing/2016/ink" xmlns:am3d="http://schemas.microsoft.com/office/drawing/2017/model3d" xmlns:o="urn:schemas-microsoft-com:office:office" xmlns:oel="http://schemas.microsoft.com/office/2019/extlst" xmlns:r="http://schemas.openxmlformats.org/officeDocument/2006/relationships" xmlns:m="http://schemas.openxmlformats.org/officeDocument/2006/math" xmlns:v="urn:schemas-microsoft-com:vml" xmlns:wp14="http://schemas.microsoft.com/office/word/2010/wordprocessingDrawing" xmlns:wp="http://schemas.openxmlformats.org/drawingml/2006/wordprocessingDrawing" xmlns:w10="urn:schemas-microsoft-com:office:word" xmlns:w="http://schemas.openxmlformats.org/wordprocessingml/2006/main" xmlns:w14="http://schemas.microsoft.com/office/word/2010/wordml" xmlns:w15="http://schemas.microsoft.com/office/word/2012/wordml" xmlns:w16cei="http://schemas.microsoft.com/office/word/2026/wordml/cei" xmlns:w16cex="http://schemas.microsoft.com/office/word/2018/wordml/cex" xmlns:w16cid="http://schemas.microsoft.com/office/word/2016/wordml/cid" xmlns:w16="http://schemas.microsoft.com/office/word/2018/wordml" xmlns:w16du="http://schemas.microsoft.com/office/word/2023/wordml/word16du" xmlns:w16sdtdh="http://schemas.microsoft.com/office/word/2020/wordml/sdtdatahash" xmlns:w16sdtfl="http://schemas.microsoft.com/office/word/2024/wordml/sdtformatlock" xmlns:w16se="http://schemas.microsoft.com/office/word/2015/wordml/symex" xmlns:wpg="http://schemas.microsoft.com/office/word/2010/wordprocessingGroup" xmlns:wpi="http://schemas.microsoft.com/office/word/2010/wordprocessingInk" xmlns:wne="http://schemas.microsoft.com/office/word/2006/wordml" xmlns:wps="http://schemas.microsoft.com/office/word/2010/wordprocessingShape" mc:Ignorable="w14 w15 w16se w16cid w16 w16cex w16sdtdh w16sdtfl w16du wp14">
+<w:endnotes xmlns:wpc="http://schemas.microsoft.com/office/word/2010/wordprocessingCanvas" xmlns:cx="http://schemas.microsoft.com/office/drawing/2014/chartex" xmlns:cx1="http://schemas.microsoft.com/office/drawing/2015/9/8/chartex" xmlns:cx2="http://schemas.microsoft.com/office/drawing/2015/10/21/chartex" xmlns:cx3="http://schemas.microsoft.com/office/drawing/2016/5/9/chartex" xmlns:cx4="http://schemas.microsoft.com/office/drawing/2016/5/10/chartex" xmlns:cx5="http://schemas.microsoft.com/office/drawing/2016/5/11/chartex" xmlns:cx6="http://schemas.microsoft.com/office/drawing/2016/5/12/chartex" xmlns:cx7="http://schemas.microsoft.com/office/drawing/2016/5/13/chartex" xmlns:cx8="http://schemas.microsoft.com/office/drawing/2016/5/14/chartex" xmlns:mc="http://schemas.openxmlformats.org/markup-compatibility/2006" xmlns:aink="http://schemas.microsoft.com/office/drawing/2016/ink" xmlns:am3d="http://schemas.microsoft.com/office/drawing/2017/model3d" xmlns:o="urn:schemas-microsoft-com:office:office" xmlns:oel="http://schemas.microsoft.com/office/2019/extlst" xmlns:r="http://schemas.openxmlformats.org/officeDocument/2006/relationships" xmlns:m="http://schemas.openxmlformats.org/officeDocument/2006/math" xmlns:v="urn:schemas-microsoft-com:vml" xmlns:wp14="http://schemas.microsoft.com/office/word/2010/wordprocessingDrawing" xmlns:wp="http://schemas.openxmlformats.org/drawingml/2006/wordprocessingDrawing" xmlns:w10="urn:schemas-microsoft-com:office:word" xmlns:w="http://schemas.openxmlformats.org/wordprocessingml/2006/main" xmlns:w14="http://schemas.microsoft.com/office/word/2010/wordml" xmlns:w15="http://schemas.microsoft.com/office/word/2012/wordml" xmlns:w16cex="http://schemas.microsoft.com/office/word/2018/wordml/cex" xmlns:w16cid="http://schemas.microsoft.com/office/word/2016/wordml/cid" xmlns:w16="http://schemas.microsoft.com/office/word/2018/wordml" xmlns:w16du="http://schemas.microsoft.com/office/word/2023/wordml/word16du" xmlns:w16sdtdh="http://schemas.microsoft.com/office/word/2020/wordml/sdtdatahash" xmlns:w16sdtfl="http://schemas.microsoft.com/office/word/2024/wordml/sdtformatlock" xmlns:w16se="http://schemas.microsoft.com/office/word/2015/wordml/symex" xmlns:wpg="http://schemas.microsoft.com/office/word/2010/wordprocessingGroup" xmlns:wpi="http://schemas.microsoft.com/office/word/2010/wordprocessingInk" xmlns:wne="http://schemas.microsoft.com/office/word/2006/wordml" xmlns:wps="http://schemas.microsoft.com/office/word/2010/wordprocessingShape" mc:Ignorable="w14 w15 w16se w16cid w16 w16cex w16sdtdh w16sdtfl w16du wp14">
   <w:endnote w:type="separator" w:id="-1">
     <w:p>
       <w:pPr>
@@ -10023,7 +10450,7 @@
 </file>
 
 <file path=word/footer1.xml><?xml version="1.0" encoding="utf-8"?>
-<w:ftr xmlns:wpc="http://schemas.microsoft.com/office/word/2010/wordprocessingCanvas" xmlns:cx="http://schemas.microsoft.com/office/drawing/2014/chartex" xmlns:cx1="http://schemas.microsoft.com/office/drawing/2015/9/8/chartex" xmlns:cx2="http://schemas.microsoft.com/office/drawing/2015/10/21/chartex" xmlns:cx3="http://schemas.microsoft.com/office/drawing/2016/5/9/chartex" xmlns:cx4="http://schemas.microsoft.com/office/drawing/2016/5/10/chartex" xmlns:cx5="http://schemas.microsoft.com/office/drawing/2016/5/11/chartex" xmlns:cx6="http://schemas.microsoft.com/office/drawing/2016/5/12/chartex" xmlns:cx7="http://schemas.microsoft.com/office/drawing/2016/5/13/chartex" xmlns:cx8="http://schemas.microsoft.com/office/drawing/2016/5/14/chartex" xmlns:mc="http://schemas.openxmlformats.org/markup-compatibility/2006" xmlns:aink="http://schemas.microsoft.com/office/drawing/2016/ink" xmlns:am3d="http://schemas.microsoft.com/office/drawing/2017/model3d" xmlns:o="urn:schemas-microsoft-com:office:office" xmlns:oel="http://schemas.microsoft.com/office/2019/extlst" xmlns:r="http://schemas.openxmlformats.org/officeDocument/2006/relationships" xmlns:m="http://schemas.openxmlformats.org/officeDocument/2006/math" xmlns:v="urn:schemas-microsoft-com:vml" xmlns:wp14="http://schemas.microsoft.com/office/word/2010/wordprocessingDrawing" xmlns:wp="http://schemas.openxmlformats.org/drawingml/2006/wordprocessingDrawing" xmlns:w10="urn:schemas-microsoft-com:office:word" xmlns:w="http://schemas.openxmlformats.org/wordprocessingml/2006/main" xmlns:w14="http://schemas.microsoft.com/office/word/2010/wordml" xmlns:w15="http://schemas.microsoft.com/office/word/2012/wordml" xmlns:w16cei="http://schemas.microsoft.com/office/word/2026/wordml/cei" xmlns:w16cex="http://schemas.microsoft.com/office/word/2018/wordml/cex" xmlns:w16cid="http://schemas.microsoft.com/office/word/2016/wordml/cid" xmlns:w16="http://schemas.microsoft.com/office/word/2018/wordml" xmlns:w16du="http://schemas.microsoft.com/office/word/2023/wordml/word16du" xmlns:w16sdtdh="http://schemas.microsoft.com/office/word/2020/wordml/sdtdatahash" xmlns:w16sdtfl="http://schemas.microsoft.com/office/word/2024/wordml/sdtformatlock" xmlns:w16se="http://schemas.microsoft.com/office/word/2015/wordml/symex" xmlns:wpg="http://schemas.microsoft.com/office/word/2010/wordprocessingGroup" xmlns:wpi="http://schemas.microsoft.com/office/word/2010/wordprocessingInk" xmlns:wne="http://schemas.microsoft.com/office/word/2006/wordml" xmlns:wps="http://schemas.microsoft.com/office/word/2010/wordprocessingShape" mc:Ignorable="w14 w15 w16se w16cid w16 w16cex w16sdtdh w16sdtfl w16du wp14">
+<w:ftr xmlns:wpc="http://schemas.microsoft.com/office/word/2010/wordprocessingCanvas" xmlns:cx="http://schemas.microsoft.com/office/drawing/2014/chartex" xmlns:cx1="http://schemas.microsoft.com/office/drawing/2015/9/8/chartex" xmlns:cx2="http://schemas.microsoft.com/office/drawing/2015/10/21/chartex" xmlns:cx3="http://schemas.microsoft.com/office/drawing/2016/5/9/chartex" xmlns:cx4="http://schemas.microsoft.com/office/drawing/2016/5/10/chartex" xmlns:cx5="http://schemas.microsoft.com/office/drawing/2016/5/11/chartex" xmlns:cx6="http://schemas.microsoft.com/office/drawing/2016/5/12/chartex" xmlns:cx7="http://schemas.microsoft.com/office/drawing/2016/5/13/chartex" xmlns:cx8="http://schemas.microsoft.com/office/drawing/2016/5/14/chartex" xmlns:mc="http://schemas.openxmlformats.org/markup-compatibility/2006" xmlns:aink="http://schemas.microsoft.com/office/drawing/2016/ink" xmlns:am3d="http://schemas.microsoft.com/office/drawing/2017/model3d" xmlns:o="urn:schemas-microsoft-com:office:office" xmlns:oel="http://schemas.microsoft.com/office/2019/extlst" xmlns:r="http://schemas.openxmlformats.org/officeDocument/2006/relationships" xmlns:m="http://schemas.openxmlformats.org/officeDocument/2006/math" xmlns:v="urn:schemas-microsoft-com:vml" xmlns:wp14="http://schemas.microsoft.com/office/word/2010/wordprocessingDrawing" xmlns:wp="http://schemas.openxmlformats.org/drawingml/2006/wordprocessingDrawing" xmlns:w10="urn:schemas-microsoft-com:office:word" xmlns:w="http://schemas.openxmlformats.org/wordprocessingml/2006/main" xmlns:w14="http://schemas.microsoft.com/office/word/2010/wordml" xmlns:w15="http://schemas.microsoft.com/office/word/2012/wordml" xmlns:w16cex="http://schemas.microsoft.com/office/word/2018/wordml/cex" xmlns:w16cid="http://schemas.microsoft.com/office/word/2016/wordml/cid" xmlns:w16="http://schemas.microsoft.com/office/word/2018/wordml" xmlns:w16du="http://schemas.microsoft.com/office/word/2023/wordml/word16du" xmlns:w16sdtdh="http://schemas.microsoft.com/office/word/2020/wordml/sdtdatahash" xmlns:w16sdtfl="http://schemas.microsoft.com/office/word/2024/wordml/sdtformatlock" xmlns:w16se="http://schemas.microsoft.com/office/word/2015/wordml/symex" xmlns:wpg="http://schemas.microsoft.com/office/word/2010/wordprocessingGroup" xmlns:wpi="http://schemas.microsoft.com/office/word/2010/wordprocessingInk" xmlns:wne="http://schemas.microsoft.com/office/word/2006/wordml" xmlns:wps="http://schemas.microsoft.com/office/word/2010/wordprocessingShape" mc:Ignorable="w14 w15 w16se w16cid w16 w16cex w16sdtdh w16sdtfl w16du wp14">
   <w:sdt>
     <w:sdtPr>
       <w:id w:val="-1465197936"/>
@@ -10069,7 +10496,7 @@
 </file>
 
 <file path=word/footnotes.xml><?xml version="1.0" encoding="utf-8"?>
-<w:footnotes xmlns:wpc="http://schemas.microsoft.com/office/word/2010/wordprocessingCanvas" xmlns:cx="http://schemas.microsoft.com/office/drawing/2014/chartex" xmlns:cx1="http://schemas.microsoft.com/office/drawing/2015/9/8/chartex" xmlns:cx2="http://schemas.microsoft.com/office/drawing/2015/10/21/chartex" xmlns:cx3="http://schemas.microsoft.com/office/drawing/2016/5/9/chartex" xmlns:cx4="http://schemas.microsoft.com/office/drawing/2016/5/10/chartex" xmlns:cx5="http://schemas.microsoft.com/office/drawing/2016/5/11/chartex" xmlns:cx6="http://schemas.microsoft.com/office/drawing/2016/5/12/chartex" xmlns:cx7="http://schemas.microsoft.com/office/drawing/2016/5/13/chartex" xmlns:cx8="http://schemas.microsoft.com/office/drawing/2016/5/14/chartex" xmlns:mc="http://schemas.openxmlformats.org/markup-compatibility/2006" xmlns:aink="http://schemas.microsoft.com/office/drawing/2016/ink" xmlns:am3d="http://schemas.microsoft.com/office/drawing/2017/model3d" xmlns:o="urn:schemas-microsoft-com:office:office" xmlns:oel="http://schemas.microsoft.com/office/2019/extlst" xmlns:r="http://schemas.openxmlformats.org/officeDocument/2006/relationships" xmlns:m="http://schemas.openxmlformats.org/officeDocument/2006/math" xmlns:v="urn:schemas-microsoft-com:vml" xmlns:wp14="http://schemas.microsoft.com/office/word/2010/wordprocessingDrawing" xmlns:wp="http://schemas.openxmlformats.org/drawingml/2006/wordprocessingDrawing" xmlns:w10="urn:schemas-microsoft-com:office:word" xmlns:w="http://schemas.openxmlformats.org/wordprocessingml/2006/main" xmlns:w14="http://schemas.microsoft.com/office/word/2010/wordml" xmlns:w15="http://schemas.microsoft.com/office/word/2012/wordml" xmlns:w16cei="http://schemas.microsoft.com/office/word/2026/wordml/cei" xmlns:w16cex="http://schemas.microsoft.com/office/word/2018/wordml/cex" xmlns:w16cid="http://schemas.microsoft.com/office/word/2016/wordml/cid" xmlns:w16="http://schemas.microsoft.com/office/word/2018/wordml" xmlns:w16du="http://schemas.microsoft.com/office/word/2023/wordml/word16du" xmlns:w16sdtdh="http://schemas.microsoft.com/office/word/2020/wordml/sdtdatahash" xmlns:w16sdtfl="http://schemas.microsoft.com/office/word/2024/wordml/sdtformatlock" xmlns:w16se="http://schemas.microsoft.com/office/word/2015/wordml/symex" xmlns:wpg="http://schemas.microsoft.com/office/word/2010/wordprocessingGroup" xmlns:wpi="http://schemas.microsoft.com/office/word/2010/wordprocessingInk" xmlns:wne="http://schemas.microsoft.com/office/word/2006/wordml" xmlns:wps="http://schemas.microsoft.com/office/word/2010/wordprocessingShape" mc:Ignorable="w14 w15 w16se w16cid w16 w16cex w16sdtdh w16sdtfl w16du wp14">
+<w:footnotes xmlns:wpc="http://schemas.microsoft.com/office/word/2010/wordprocessingCanvas" xmlns:cx="http://schemas.microsoft.com/office/drawing/2014/chartex" xmlns:cx1="http://schemas.microsoft.com/office/drawing/2015/9/8/chartex" xmlns:cx2="http://schemas.microsoft.com/office/drawing/2015/10/21/chartex" xmlns:cx3="http://schemas.microsoft.com/office/drawing/2016/5/9/chartex" xmlns:cx4="http://schemas.microsoft.com/office/drawing/2016/5/10/chartex" xmlns:cx5="http://schemas.microsoft.com/office/drawing/2016/5/11/chartex" xmlns:cx6="http://schemas.microsoft.com/office/drawing/2016/5/12/chartex" xmlns:cx7="http://schemas.microsoft.com/office/drawing/2016/5/13/chartex" xmlns:cx8="http://schemas.microsoft.com/office/drawing/2016/5/14/chartex" xmlns:mc="http://schemas.openxmlformats.org/markup-compatibility/2006" xmlns:aink="http://schemas.microsoft.com/office/drawing/2016/ink" xmlns:am3d="http://schemas.microsoft.com/office/drawing/2017/model3d" xmlns:o="urn:schemas-microsoft-com:office:office" xmlns:oel="http://schemas.microsoft.com/office/2019/extlst" xmlns:r="http://schemas.openxmlformats.org/officeDocument/2006/relationships" xmlns:m="http://schemas.openxmlformats.org/officeDocument/2006/math" xmlns:v="urn:schemas-microsoft-com:vml" xmlns:wp14="http://schemas.microsoft.com/office/word/2010/wordprocessingDrawing" xmlns:wp="http://schemas.openxmlformats.org/drawingml/2006/wordprocessingDrawing" xmlns:w10="urn:schemas-microsoft-com:office:word" xmlns:w="http://schemas.openxmlformats.org/wordprocessingml/2006/main" xmlns:w14="http://schemas.microsoft.com/office/word/2010/wordml" xmlns:w15="http://schemas.microsoft.com/office/word/2012/wordml" xmlns:w16cex="http://schemas.microsoft.com/office/word/2018/wordml/cex" xmlns:w16cid="http://schemas.microsoft.com/office/word/2016/wordml/cid" xmlns:w16="http://schemas.microsoft.com/office/word/2018/wordml" xmlns:w16du="http://schemas.microsoft.com/office/word/2023/wordml/word16du" xmlns:w16sdtdh="http://schemas.microsoft.com/office/word/2020/wordml/sdtdatahash" xmlns:w16sdtfl="http://schemas.microsoft.com/office/word/2024/wordml/sdtformatlock" xmlns:w16se="http://schemas.microsoft.com/office/word/2015/wordml/symex" xmlns:wpg="http://schemas.microsoft.com/office/word/2010/wordprocessingGroup" xmlns:wpi="http://schemas.microsoft.com/office/word/2010/wordprocessingInk" xmlns:wne="http://schemas.microsoft.com/office/word/2006/wordml" xmlns:wps="http://schemas.microsoft.com/office/word/2010/wordprocessingShape" mc:Ignorable="w14 w15 w16se w16cid w16 w16cex w16sdtdh w16sdtfl w16du wp14">
   <w:footnote w:type="separator" w:id="-1">
     <w:p>
       <w:pPr>
@@ -10094,7 +10521,7 @@
 </file>
 
 <file path=word/header1.xml><?xml version="1.0" encoding="utf-8"?>
-<w:hdr xmlns:wpc="http://schemas.microsoft.com/office/word/2010/wordprocessingCanvas" xmlns:cx="http://schemas.microsoft.com/office/drawing/2014/chartex" xmlns:cx1="http://schemas.microsoft.com/office/drawing/2015/9/8/chartex" xmlns:cx2="http://schemas.microsoft.com/office/drawing/2015/10/21/chartex" xmlns:cx3="http://schemas.microsoft.com/office/drawing/2016/5/9/chartex" xmlns:cx4="http://schemas.microsoft.com/office/drawing/2016/5/10/chartex" xmlns:cx5="http://schemas.microsoft.com/office/drawing/2016/5/11/chartex" xmlns:cx6="http://schemas.microsoft.com/office/drawing/2016/5/12/chartex" xmlns:cx7="http://schemas.microsoft.com/office/drawing/2016/5/13/chartex" xmlns:cx8="http://schemas.microsoft.com/office/drawing/2016/5/14/chartex" xmlns:mc="http://schemas.openxmlformats.org/markup-compatibility/2006" xmlns:aink="http://schemas.microsoft.com/office/drawing/2016/ink" xmlns:am3d="http://schemas.microsoft.com/office/drawing/2017/model3d" xmlns:o="urn:schemas-microsoft-com:office:office" xmlns:oel="http://schemas.microsoft.com/office/2019/extlst" xmlns:r="http://schemas.openxmlformats.org/officeDocument/2006/relationships" xmlns:m="http://schemas.openxmlformats.org/officeDocument/2006/math" xmlns:v="urn:schemas-microsoft-com:vml" xmlns:wp14="http://schemas.microsoft.com/office/word/2010/wordprocessingDrawing" xmlns:wp="http://schemas.openxmlformats.org/drawingml/2006/wordprocessingDrawing" xmlns:w10="urn:schemas-microsoft-com:office:word" xmlns:w="http://schemas.openxmlformats.org/wordprocessingml/2006/main" xmlns:w14="http://schemas.microsoft.com/office/word/2010/wordml" xmlns:w15="http://schemas.microsoft.com/office/word/2012/wordml" xmlns:w16cei="http://schemas.microsoft.com/office/word/2026/wordml/cei" xmlns:w16cex="http://schemas.microsoft.com/office/word/2018/wordml/cex" xmlns:w16cid="http://schemas.microsoft.com/office/word/2016/wordml/cid" xmlns:w16="http://schemas.microsoft.com/office/word/2018/wordml" xmlns:w16du="http://schemas.microsoft.com/office/word/2023/wordml/word16du" xmlns:w16sdtdh="http://schemas.microsoft.com/office/word/2020/wordml/sdtdatahash" xmlns:w16sdtfl="http://schemas.microsoft.com/office/word/2024/wordml/sdtformatlock" xmlns:w16se="http://schemas.microsoft.com/office/word/2015/wordml/symex" xmlns:wpg="http://schemas.microsoft.com/office/word/2010/wordprocessingGroup" xmlns:wpi="http://schemas.microsoft.com/office/word/2010/wordprocessingInk" xmlns:wne="http://schemas.microsoft.com/office/word/2006/wordml" xmlns:wps="http://schemas.microsoft.com/office/word/2010/wordprocessingShape" mc:Ignorable="w14 w15 w16se w16cid w16 w16cex w16sdtdh w16sdtfl w16du wp14">
+<w:hdr xmlns:wpc="http://schemas.microsoft.com/office/word/2010/wordprocessingCanvas" xmlns:cx="http://schemas.microsoft.com/office/drawing/2014/chartex" xmlns:cx1="http://schemas.microsoft.com/office/drawing/2015/9/8/chartex" xmlns:cx2="http://schemas.microsoft.com/office/drawing/2015/10/21/chartex" xmlns:cx3="http://schemas.microsoft.com/office/drawing/2016/5/9/chartex" xmlns:cx4="http://schemas.microsoft.com/office/drawing/2016/5/10/chartex" xmlns:cx5="http://schemas.microsoft.com/office/drawing/2016/5/11/chartex" xmlns:cx6="http://schemas.microsoft.com/office/drawing/2016/5/12/chartex" xmlns:cx7="http://schemas.microsoft.com/office/drawing/2016/5/13/chartex" xmlns:cx8="http://schemas.microsoft.com/office/drawing/2016/5/14/chartex" xmlns:mc="http://schemas.openxmlformats.org/markup-compatibility/2006" xmlns:aink="http://schemas.microsoft.com/office/drawing/2016/ink" xmlns:am3d="http://schemas.microsoft.com/office/drawing/2017/model3d" xmlns:o="urn:schemas-microsoft-com:office:office" xmlns:oel="http://schemas.microsoft.com/office/2019/extlst" xmlns:r="http://schemas.openxmlformats.org/officeDocument/2006/relationships" xmlns:m="http://schemas.openxmlformats.org/officeDocument/2006/math" xmlns:v="urn:schemas-microsoft-com:vml" xmlns:wp14="http://schemas.microsoft.com/office/word/2010/wordprocessingDrawing" xmlns:wp="http://schemas.openxmlformats.org/drawingml/2006/wordprocessingDrawing" xmlns:w10="urn:schemas-microsoft-com:office:word" xmlns:w="http://schemas.openxmlformats.org/wordprocessingml/2006/main" xmlns:w14="http://schemas.microsoft.com/office/word/2010/wordml" xmlns:w15="http://schemas.microsoft.com/office/word/2012/wordml" xmlns:w16cex="http://schemas.microsoft.com/office/word/2018/wordml/cex" xmlns:w16cid="http://schemas.microsoft.com/office/word/2016/wordml/cid" xmlns:w16="http://schemas.microsoft.com/office/word/2018/wordml" xmlns:w16du="http://schemas.microsoft.com/office/word/2023/wordml/word16du" xmlns:w16sdtdh="http://schemas.microsoft.com/office/word/2020/wordml/sdtdatahash" xmlns:w16sdtfl="http://schemas.microsoft.com/office/word/2024/wordml/sdtformatlock" xmlns:w16se="http://schemas.microsoft.com/office/word/2015/wordml/symex" xmlns:wpg="http://schemas.microsoft.com/office/word/2010/wordprocessingGroup" xmlns:wpi="http://schemas.microsoft.com/office/word/2010/wordprocessingInk" xmlns:wne="http://schemas.microsoft.com/office/word/2006/wordml" xmlns:wps="http://schemas.microsoft.com/office/word/2010/wordprocessingShape" mc:Ignorable="w14 w15 w16se w16cid w16 w16cex w16sdtdh w16sdtfl w16du wp14">
   <w:p>
     <w:pPr>
       <w:pStyle w:val="Encabezado"/>
@@ -10179,7 +10606,7 @@
 </file>
 
 <file path=word/numbering.xml><?xml version="1.0" encoding="utf-8"?>
-<w:numbering xmlns:wpc="http://schemas.microsoft.com/office/word/2010/wordprocessingCanvas" xmlns:cx="http://schemas.microsoft.com/office/drawing/2014/chartex" xmlns:cx1="http://schemas.microsoft.com/office/drawing/2015/9/8/chartex" xmlns:cx2="http://schemas.microsoft.com/office/drawing/2015/10/21/chartex" xmlns:cx3="http://schemas.microsoft.com/office/drawing/2016/5/9/chartex" xmlns:cx4="http://schemas.microsoft.com/office/drawing/2016/5/10/chartex" xmlns:cx5="http://schemas.microsoft.com/office/drawing/2016/5/11/chartex" xmlns:cx6="http://schemas.microsoft.com/office/drawing/2016/5/12/chartex" xmlns:cx7="http://schemas.microsoft.com/office/drawing/2016/5/13/chartex" xmlns:cx8="http://schemas.microsoft.com/office/drawing/2016/5/14/chartex" xmlns:mc="http://schemas.openxmlformats.org/markup-compatibility/2006" xmlns:aink="http://schemas.microsoft.com/office/drawing/2016/ink" xmlns:am3d="http://schemas.microsoft.com/office/drawing/2017/model3d" xmlns:o="urn:schemas-microsoft-com:office:office" xmlns:oel="http://schemas.microsoft.com/office/2019/extlst" xmlns:r="http://schemas.openxmlformats.org/officeDocument/2006/relationships" xmlns:m="http://schemas.openxmlformats.org/officeDocument/2006/math" xmlns:v="urn:schemas-microsoft-com:vml" xmlns:wp14="http://schemas.microsoft.com/office/word/2010/wordprocessingDrawing" xmlns:wp="http://schemas.openxmlformats.org/drawingml/2006/wordprocessingDrawing" xmlns:w10="urn:schemas-microsoft-com:office:word" xmlns:w="http://schemas.openxmlformats.org/wordprocessingml/2006/main" xmlns:w14="http://schemas.microsoft.com/office/word/2010/wordml" xmlns:w15="http://schemas.microsoft.com/office/word/2012/wordml" xmlns:w16cei="http://schemas.microsoft.com/office/word/2026/wordml/cei" xmlns:w16cex="http://schemas.microsoft.com/office/word/2018/wordml/cex" xmlns:w16cid="http://schemas.microsoft.com/office/word/2016/wordml/cid" xmlns:w16="http://schemas.microsoft.com/office/word/2018/wordml" xmlns:w16du="http://schemas.microsoft.com/office/word/2023/wordml/word16du" xmlns:w16sdtdh="http://schemas.microsoft.com/office/word/2020/wordml/sdtdatahash" xmlns:w16sdtfl="http://schemas.microsoft.com/office/word/2024/wordml/sdtformatlock" xmlns:w16se="http://schemas.microsoft.com/office/word/2015/wordml/symex" xmlns:wpg="http://schemas.microsoft.com/office/word/2010/wordprocessingGroup" xmlns:wpi="http://schemas.microsoft.com/office/word/2010/wordprocessingInk" xmlns:wne="http://schemas.microsoft.com/office/word/2006/wordml" xmlns:wps="http://schemas.microsoft.com/office/word/2010/wordprocessingShape" mc:Ignorable="w14 w15 w16se w16cid w16 w16cex w16sdtdh w16sdtfl w16du wp14">
+<w:numbering xmlns:wpc="http://schemas.microsoft.com/office/word/2010/wordprocessingCanvas" xmlns:cx="http://schemas.microsoft.com/office/drawing/2014/chartex" xmlns:cx1="http://schemas.microsoft.com/office/drawing/2015/9/8/chartex" xmlns:cx2="http://schemas.microsoft.com/office/drawing/2015/10/21/chartex" xmlns:cx3="http://schemas.microsoft.com/office/drawing/2016/5/9/chartex" xmlns:cx4="http://schemas.microsoft.com/office/drawing/2016/5/10/chartex" xmlns:cx5="http://schemas.microsoft.com/office/drawing/2016/5/11/chartex" xmlns:cx6="http://schemas.microsoft.com/office/drawing/2016/5/12/chartex" xmlns:cx7="http://schemas.microsoft.com/office/drawing/2016/5/13/chartex" xmlns:cx8="http://schemas.microsoft.com/office/drawing/2016/5/14/chartex" xmlns:mc="http://schemas.openxmlformats.org/markup-compatibility/2006" xmlns:aink="http://schemas.microsoft.com/office/drawing/2016/ink" xmlns:am3d="http://schemas.microsoft.com/office/drawing/2017/model3d" xmlns:o="urn:schemas-microsoft-com:office:office" xmlns:oel="http://schemas.microsoft.com/office/2019/extlst" xmlns:r="http://schemas.openxmlformats.org/officeDocument/2006/relationships" xmlns:m="http://schemas.openxmlformats.org/officeDocument/2006/math" xmlns:v="urn:schemas-microsoft-com:vml" xmlns:wp14="http://schemas.microsoft.com/office/word/2010/wordprocessingDrawing" xmlns:wp="http://schemas.openxmlformats.org/drawingml/2006/wordprocessingDrawing" xmlns:w10="urn:schemas-microsoft-com:office:word" xmlns:w="http://schemas.openxmlformats.org/wordprocessingml/2006/main" xmlns:w14="http://schemas.microsoft.com/office/word/2010/wordml" xmlns:w15="http://schemas.microsoft.com/office/word/2012/wordml" xmlns:w16cex="http://schemas.microsoft.com/office/word/2018/wordml/cex" xmlns:w16cid="http://schemas.microsoft.com/office/word/2016/wordml/cid" xmlns:w16="http://schemas.microsoft.com/office/word/2018/wordml" xmlns:w16du="http://schemas.microsoft.com/office/word/2023/wordml/word16du" xmlns:w16sdtdh="http://schemas.microsoft.com/office/word/2020/wordml/sdtdatahash" xmlns:w16sdtfl="http://schemas.microsoft.com/office/word/2024/wordml/sdtformatlock" xmlns:w16se="http://schemas.microsoft.com/office/word/2015/wordml/symex" xmlns:wpg="http://schemas.microsoft.com/office/word/2010/wordprocessingGroup" xmlns:wpi="http://schemas.microsoft.com/office/word/2010/wordprocessingInk" xmlns:wne="http://schemas.microsoft.com/office/word/2006/wordml" xmlns:wps="http://schemas.microsoft.com/office/word/2010/wordprocessingShape" mc:Ignorable="w14 w15 w16se w16cid w16 w16cex w16sdtdh w16sdtfl w16du wp14">
   <w:abstractNum w:abstractNumId="0" w15:restartNumberingAfterBreak="0">
     <w:nsid w:val="FFFFFF89"/>
     <w:multiLevelType w:val="singleLevel"/>
@@ -10324,7 +10751,7 @@
       <w:lvlText w:val="%1)"/>
       <w:lvlJc w:val="left"/>
       <w:pPr>
-        <w:ind w:left="1429" w:hanging="360"/>
+        <w:ind w:left="1069" w:hanging="360"/>
       </w:pPr>
       <w:rPr>
         <w:b/>
@@ -10337,7 +10764,7 @@
       <w:lvlText w:val="%2."/>
       <w:lvlJc w:val="left"/>
       <w:pPr>
-        <w:ind w:left="2149" w:hanging="360"/>
+        <w:ind w:left="1789" w:hanging="360"/>
       </w:pPr>
     </w:lvl>
     <w:lvl w:ilvl="2" w:tplc="FFFFFFFF" w:tentative="1">
@@ -10346,7 +10773,7 @@
       <w:lvlText w:val="%3."/>
       <w:lvlJc w:val="right"/>
       <w:pPr>
-        <w:ind w:left="2869" w:hanging="180"/>
+        <w:ind w:left="2509" w:hanging="180"/>
       </w:pPr>
     </w:lvl>
     <w:lvl w:ilvl="3" w:tplc="FFFFFFFF" w:tentative="1">
@@ -10355,7 +10782,7 @@
       <w:lvlText w:val="%4."/>
       <w:lvlJc w:val="left"/>
       <w:pPr>
-        <w:ind w:left="3589" w:hanging="360"/>
+        <w:ind w:left="3229" w:hanging="360"/>
       </w:pPr>
     </w:lvl>
     <w:lvl w:ilvl="4" w:tplc="FFFFFFFF" w:tentative="1">
@@ -10364,7 +10791,7 @@
       <w:lvlText w:val="%5."/>
       <w:lvlJc w:val="left"/>
       <w:pPr>
-        <w:ind w:left="4309" w:hanging="360"/>
+        <w:ind w:left="3949" w:hanging="360"/>
       </w:pPr>
     </w:lvl>
     <w:lvl w:ilvl="5" w:tplc="FFFFFFFF" w:tentative="1">
@@ -10373,7 +10800,7 @@
       <w:lvlText w:val="%6."/>
       <w:lvlJc w:val="right"/>
       <w:pPr>
-        <w:ind w:left="5029" w:hanging="180"/>
+        <w:ind w:left="4669" w:hanging="180"/>
       </w:pPr>
     </w:lvl>
     <w:lvl w:ilvl="6" w:tplc="FFFFFFFF" w:tentative="1">
@@ -10382,7 +10809,7 @@
       <w:lvlText w:val="%7."/>
       <w:lvlJc w:val="left"/>
       <w:pPr>
-        <w:ind w:left="5749" w:hanging="360"/>
+        <w:ind w:left="5389" w:hanging="360"/>
       </w:pPr>
     </w:lvl>
     <w:lvl w:ilvl="7" w:tplc="FFFFFFFF" w:tentative="1">
@@ -10391,7 +10818,7 @@
       <w:lvlText w:val="%8."/>
       <w:lvlJc w:val="left"/>
       <w:pPr>
-        <w:ind w:left="6469" w:hanging="360"/>
+        <w:ind w:left="6109" w:hanging="360"/>
       </w:pPr>
     </w:lvl>
     <w:lvl w:ilvl="8" w:tplc="FFFFFFFF" w:tentative="1">
@@ -10400,7 +10827,7 @@
       <w:lvlText w:val="%9."/>
       <w:lvlJc w:val="right"/>
       <w:pPr>
-        <w:ind w:left="7189" w:hanging="180"/>
+        <w:ind w:left="6829" w:hanging="180"/>
       </w:pPr>
     </w:lvl>
   </w:abstractNum>
@@ -11173,6 +11600,96 @@
     </w:lvl>
   </w:abstractNum>
   <w:abstractNum w:abstractNumId="10" w15:restartNumberingAfterBreak="0">
+    <w:nsid w:val="14273E99"/>
+    <w:multiLevelType w:val="hybridMultilevel"/>
+    <w:tmpl w:val="0D3640E2"/>
+    <w:lvl w:ilvl="0" w:tplc="240A0019">
+      <w:start w:val="1"/>
+      <w:numFmt w:val="lowerLetter"/>
+      <w:lvlText w:val="%1."/>
+      <w:lvlJc w:val="left"/>
+      <w:pPr>
+        <w:ind w:left="1429" w:hanging="360"/>
+      </w:pPr>
+      <w:rPr>
+        <w:b/>
+        <w:bCs/>
+      </w:rPr>
+    </w:lvl>
+    <w:lvl w:ilvl="1" w:tplc="FFFFFFFF" w:tentative="1">
+      <w:start w:val="1"/>
+      <w:numFmt w:val="lowerLetter"/>
+      <w:lvlText w:val="%2."/>
+      <w:lvlJc w:val="left"/>
+      <w:pPr>
+        <w:ind w:left="2149" w:hanging="360"/>
+      </w:pPr>
+    </w:lvl>
+    <w:lvl w:ilvl="2" w:tplc="FFFFFFFF" w:tentative="1">
+      <w:start w:val="1"/>
+      <w:numFmt w:val="lowerRoman"/>
+      <w:lvlText w:val="%3."/>
+      <w:lvlJc w:val="right"/>
+      <w:pPr>
+        <w:ind w:left="2869" w:hanging="180"/>
+      </w:pPr>
+    </w:lvl>
+    <w:lvl w:ilvl="3" w:tplc="FFFFFFFF" w:tentative="1">
+      <w:start w:val="1"/>
+      <w:numFmt w:val="decimal"/>
+      <w:lvlText w:val="%4."/>
+      <w:lvlJc w:val="left"/>
+      <w:pPr>
+        <w:ind w:left="3589" w:hanging="360"/>
+      </w:pPr>
+    </w:lvl>
+    <w:lvl w:ilvl="4" w:tplc="FFFFFFFF" w:tentative="1">
+      <w:start w:val="1"/>
+      <w:numFmt w:val="lowerLetter"/>
+      <w:lvlText w:val="%5."/>
+      <w:lvlJc w:val="left"/>
+      <w:pPr>
+        <w:ind w:left="4309" w:hanging="360"/>
+      </w:pPr>
+    </w:lvl>
+    <w:lvl w:ilvl="5" w:tplc="FFFFFFFF" w:tentative="1">
+      <w:start w:val="1"/>
+      <w:numFmt w:val="lowerRoman"/>
+      <w:lvlText w:val="%6."/>
+      <w:lvlJc w:val="right"/>
+      <w:pPr>
+        <w:ind w:left="5029" w:hanging="180"/>
+      </w:pPr>
+    </w:lvl>
+    <w:lvl w:ilvl="6" w:tplc="FFFFFFFF" w:tentative="1">
+      <w:start w:val="1"/>
+      <w:numFmt w:val="decimal"/>
+      <w:lvlText w:val="%7."/>
+      <w:lvlJc w:val="left"/>
+      <w:pPr>
+        <w:ind w:left="5749" w:hanging="360"/>
+      </w:pPr>
+    </w:lvl>
+    <w:lvl w:ilvl="7" w:tplc="FFFFFFFF" w:tentative="1">
+      <w:start w:val="1"/>
+      <w:numFmt w:val="lowerLetter"/>
+      <w:lvlText w:val="%8."/>
+      <w:lvlJc w:val="left"/>
+      <w:pPr>
+        <w:ind w:left="6469" w:hanging="360"/>
+      </w:pPr>
+    </w:lvl>
+    <w:lvl w:ilvl="8" w:tplc="FFFFFFFF" w:tentative="1">
+      <w:start w:val="1"/>
+      <w:numFmt w:val="lowerRoman"/>
+      <w:lvlText w:val="%9."/>
+      <w:lvlJc w:val="right"/>
+      <w:pPr>
+        <w:ind w:left="7189" w:hanging="180"/>
+      </w:pPr>
+    </w:lvl>
+  </w:abstractNum>
+  <w:abstractNum w:abstractNumId="11" w15:restartNumberingAfterBreak="0">
     <w:nsid w:val="1D237879"/>
     <w:multiLevelType w:val="hybridMultilevel"/>
     <w:tmpl w:val="2EACD17C"/>
@@ -11285,7 +11802,97 @@
       </w:rPr>
     </w:lvl>
   </w:abstractNum>
-  <w:abstractNum w:abstractNumId="11" w15:restartNumberingAfterBreak="0">
+  <w:abstractNum w:abstractNumId="12" w15:restartNumberingAfterBreak="0">
+    <w:nsid w:val="204E17EE"/>
+    <w:multiLevelType w:val="hybridMultilevel"/>
+    <w:tmpl w:val="098A55C6"/>
+    <w:lvl w:ilvl="0" w:tplc="240A0017">
+      <w:start w:val="1"/>
+      <w:numFmt w:val="lowerLetter"/>
+      <w:lvlText w:val="%1)"/>
+      <w:lvlJc w:val="left"/>
+      <w:pPr>
+        <w:ind w:left="1069" w:hanging="360"/>
+      </w:pPr>
+      <w:rPr>
+        <w:b/>
+        <w:bCs/>
+      </w:rPr>
+    </w:lvl>
+    <w:lvl w:ilvl="1" w:tplc="FFFFFFFF" w:tentative="1">
+      <w:start w:val="1"/>
+      <w:numFmt w:val="lowerLetter"/>
+      <w:lvlText w:val="%2."/>
+      <w:lvlJc w:val="left"/>
+      <w:pPr>
+        <w:ind w:left="1789" w:hanging="360"/>
+      </w:pPr>
+    </w:lvl>
+    <w:lvl w:ilvl="2" w:tplc="FFFFFFFF" w:tentative="1">
+      <w:start w:val="1"/>
+      <w:numFmt w:val="lowerRoman"/>
+      <w:lvlText w:val="%3."/>
+      <w:lvlJc w:val="right"/>
+      <w:pPr>
+        <w:ind w:left="2509" w:hanging="180"/>
+      </w:pPr>
+    </w:lvl>
+    <w:lvl w:ilvl="3" w:tplc="FFFFFFFF" w:tentative="1">
+      <w:start w:val="1"/>
+      <w:numFmt w:val="decimal"/>
+      <w:lvlText w:val="%4."/>
+      <w:lvlJc w:val="left"/>
+      <w:pPr>
+        <w:ind w:left="3229" w:hanging="360"/>
+      </w:pPr>
+    </w:lvl>
+    <w:lvl w:ilvl="4" w:tplc="FFFFFFFF" w:tentative="1">
+      <w:start w:val="1"/>
+      <w:numFmt w:val="lowerLetter"/>
+      <w:lvlText w:val="%5."/>
+      <w:lvlJc w:val="left"/>
+      <w:pPr>
+        <w:ind w:left="3949" w:hanging="360"/>
+      </w:pPr>
+    </w:lvl>
+    <w:lvl w:ilvl="5" w:tplc="FFFFFFFF" w:tentative="1">
+      <w:start w:val="1"/>
+      <w:numFmt w:val="lowerRoman"/>
+      <w:lvlText w:val="%6."/>
+      <w:lvlJc w:val="right"/>
+      <w:pPr>
+        <w:ind w:left="4669" w:hanging="180"/>
+      </w:pPr>
+    </w:lvl>
+    <w:lvl w:ilvl="6" w:tplc="FFFFFFFF" w:tentative="1">
+      <w:start w:val="1"/>
+      <w:numFmt w:val="decimal"/>
+      <w:lvlText w:val="%7."/>
+      <w:lvlJc w:val="left"/>
+      <w:pPr>
+        <w:ind w:left="5389" w:hanging="360"/>
+      </w:pPr>
+    </w:lvl>
+    <w:lvl w:ilvl="7" w:tplc="FFFFFFFF" w:tentative="1">
+      <w:start w:val="1"/>
+      <w:numFmt w:val="lowerLetter"/>
+      <w:lvlText w:val="%8."/>
+      <w:lvlJc w:val="left"/>
+      <w:pPr>
+        <w:ind w:left="6109" w:hanging="360"/>
+      </w:pPr>
+    </w:lvl>
+    <w:lvl w:ilvl="8" w:tplc="FFFFFFFF" w:tentative="1">
+      <w:start w:val="1"/>
+      <w:numFmt w:val="lowerRoman"/>
+      <w:lvlText w:val="%9."/>
+      <w:lvlJc w:val="right"/>
+      <w:pPr>
+        <w:ind w:left="6829" w:hanging="180"/>
+      </w:pPr>
+    </w:lvl>
+  </w:abstractNum>
+  <w:abstractNum w:abstractNumId="13" w15:restartNumberingAfterBreak="0">
     <w:nsid w:val="20A46025"/>
     <w:multiLevelType w:val="hybridMultilevel"/>
     <w:tmpl w:val="556A5928"/>
@@ -11398,7 +12005,7 @@
       </w:rPr>
     </w:lvl>
   </w:abstractNum>
-  <w:abstractNum w:abstractNumId="12" w15:restartNumberingAfterBreak="0">
+  <w:abstractNum w:abstractNumId="14" w15:restartNumberingAfterBreak="0">
     <w:nsid w:val="29501CB2"/>
     <w:multiLevelType w:val="hybridMultilevel"/>
     <w:tmpl w:val="1AE41F7C"/>
@@ -11511,7 +12118,7 @@
       </w:rPr>
     </w:lvl>
   </w:abstractNum>
-  <w:abstractNum w:abstractNumId="13" w15:restartNumberingAfterBreak="0">
+  <w:abstractNum w:abstractNumId="15" w15:restartNumberingAfterBreak="0">
     <w:nsid w:val="2DCB1206"/>
     <w:multiLevelType w:val="hybridMultilevel"/>
     <w:tmpl w:val="7D1E61E0"/>
@@ -11624,7 +12231,7 @@
       </w:rPr>
     </w:lvl>
   </w:abstractNum>
-  <w:abstractNum w:abstractNumId="14" w15:restartNumberingAfterBreak="0">
+  <w:abstractNum w:abstractNumId="16" w15:restartNumberingAfterBreak="0">
     <w:nsid w:val="32651276"/>
     <w:multiLevelType w:val="hybridMultilevel"/>
     <w:tmpl w:val="E2B03A70"/>
@@ -11737,7 +12344,7 @@
       </w:rPr>
     </w:lvl>
   </w:abstractNum>
-  <w:abstractNum w:abstractNumId="15" w15:restartNumberingAfterBreak="0">
+  <w:abstractNum w:abstractNumId="17" w15:restartNumberingAfterBreak="0">
     <w:nsid w:val="368E176E"/>
     <w:multiLevelType w:val="hybridMultilevel"/>
     <w:tmpl w:val="B8A2C05A"/>
@@ -11831,7 +12438,7 @@
       </w:pPr>
     </w:lvl>
   </w:abstractNum>
-  <w:abstractNum w:abstractNumId="16" w15:restartNumberingAfterBreak="0">
+  <w:abstractNum w:abstractNumId="18" w15:restartNumberingAfterBreak="0">
     <w:nsid w:val="37765E24"/>
     <w:multiLevelType w:val="hybridMultilevel"/>
     <w:tmpl w:val="65921EA0"/>
@@ -11944,7 +12551,7 @@
       </w:rPr>
     </w:lvl>
   </w:abstractNum>
-  <w:abstractNum w:abstractNumId="17" w15:restartNumberingAfterBreak="0">
+  <w:abstractNum w:abstractNumId="19" w15:restartNumberingAfterBreak="0">
     <w:nsid w:val="44AE03FC"/>
     <w:multiLevelType w:val="hybridMultilevel"/>
     <w:tmpl w:val="DB0E6B12"/>
@@ -12057,7 +12664,7 @@
       </w:rPr>
     </w:lvl>
   </w:abstractNum>
-  <w:abstractNum w:abstractNumId="18" w15:restartNumberingAfterBreak="0">
+  <w:abstractNum w:abstractNumId="20" w15:restartNumberingAfterBreak="0">
     <w:nsid w:val="46E03B3E"/>
     <w:multiLevelType w:val="hybridMultilevel"/>
     <w:tmpl w:val="D14CD344"/>
@@ -12170,7 +12777,7 @@
       </w:rPr>
     </w:lvl>
   </w:abstractNum>
-  <w:abstractNum w:abstractNumId="19" w15:restartNumberingAfterBreak="0">
+  <w:abstractNum w:abstractNumId="21" w15:restartNumberingAfterBreak="0">
     <w:nsid w:val="48005D0F"/>
     <w:multiLevelType w:val="hybridMultilevel"/>
     <w:tmpl w:val="BC12988E"/>
@@ -12283,7 +12890,7 @@
       </w:rPr>
     </w:lvl>
   </w:abstractNum>
-  <w:abstractNum w:abstractNumId="20" w15:restartNumberingAfterBreak="0">
+  <w:abstractNum w:abstractNumId="22" w15:restartNumberingAfterBreak="0">
     <w:nsid w:val="4D4A53E6"/>
     <w:multiLevelType w:val="hybridMultilevel"/>
     <w:tmpl w:val="55CA8EBC"/>
@@ -12369,7 +12976,7 @@
       </w:pPr>
     </w:lvl>
   </w:abstractNum>
-  <w:abstractNum w:abstractNumId="21" w15:restartNumberingAfterBreak="0">
+  <w:abstractNum w:abstractNumId="23" w15:restartNumberingAfterBreak="0">
     <w:nsid w:val="4EBE1EF6"/>
     <w:multiLevelType w:val="hybridMultilevel"/>
     <w:tmpl w:val="F6A60586"/>
@@ -12462,7 +13069,7 @@
       </w:pPr>
     </w:lvl>
   </w:abstractNum>
-  <w:abstractNum w:abstractNumId="22" w15:restartNumberingAfterBreak="0">
+  <w:abstractNum w:abstractNumId="24" w15:restartNumberingAfterBreak="0">
     <w:nsid w:val="57D66CE1"/>
     <w:multiLevelType w:val="hybridMultilevel"/>
     <w:tmpl w:val="C316B72E"/>
@@ -12575,7 +13182,7 @@
       </w:rPr>
     </w:lvl>
   </w:abstractNum>
-  <w:abstractNum w:abstractNumId="23" w15:restartNumberingAfterBreak="0">
+  <w:abstractNum w:abstractNumId="25" w15:restartNumberingAfterBreak="0">
     <w:nsid w:val="5A732929"/>
     <w:multiLevelType w:val="hybridMultilevel"/>
     <w:tmpl w:val="F12A6368"/>
@@ -12688,7 +13295,7 @@
       </w:rPr>
     </w:lvl>
   </w:abstractNum>
-  <w:abstractNum w:abstractNumId="24" w15:restartNumberingAfterBreak="0">
+  <w:abstractNum w:abstractNumId="26" w15:restartNumberingAfterBreak="0">
     <w:nsid w:val="64572A4D"/>
     <w:multiLevelType w:val="hybridMultilevel"/>
     <w:tmpl w:val="C458F350"/>
@@ -12801,7 +13408,7 @@
       </w:rPr>
     </w:lvl>
   </w:abstractNum>
-  <w:abstractNum w:abstractNumId="25" w15:restartNumberingAfterBreak="0">
+  <w:abstractNum w:abstractNumId="27" w15:restartNumberingAfterBreak="0">
     <w:nsid w:val="65B92A88"/>
     <w:multiLevelType w:val="hybridMultilevel"/>
     <w:tmpl w:val="0734D14C"/>
@@ -12914,7 +13521,7 @@
       </w:rPr>
     </w:lvl>
   </w:abstractNum>
-  <w:abstractNum w:abstractNumId="26" w15:restartNumberingAfterBreak="0">
+  <w:abstractNum w:abstractNumId="28" w15:restartNumberingAfterBreak="0">
     <w:nsid w:val="6AA03ACF"/>
     <w:multiLevelType w:val="hybridMultilevel"/>
     <w:tmpl w:val="94A613FA"/>
@@ -13027,7 +13634,7 @@
       </w:rPr>
     </w:lvl>
   </w:abstractNum>
-  <w:abstractNum w:abstractNumId="27" w15:restartNumberingAfterBreak="0">
+  <w:abstractNum w:abstractNumId="29" w15:restartNumberingAfterBreak="0">
     <w:nsid w:val="6F3F1326"/>
     <w:multiLevelType w:val="hybridMultilevel"/>
     <w:tmpl w:val="8C96E34A"/>
@@ -13140,7 +13747,7 @@
       </w:rPr>
     </w:lvl>
   </w:abstractNum>
-  <w:abstractNum w:abstractNumId="28" w15:restartNumberingAfterBreak="0">
+  <w:abstractNum w:abstractNumId="30" w15:restartNumberingAfterBreak="0">
     <w:nsid w:val="70123E6C"/>
     <w:multiLevelType w:val="hybridMultilevel"/>
     <w:tmpl w:val="CFDE308A"/>
@@ -13253,7 +13860,7 @@
       </w:rPr>
     </w:lvl>
   </w:abstractNum>
-  <w:abstractNum w:abstractNumId="29" w15:restartNumberingAfterBreak="0">
+  <w:abstractNum w:abstractNumId="31" w15:restartNumberingAfterBreak="0">
     <w:nsid w:val="70E42DCB"/>
     <w:multiLevelType w:val="hybridMultilevel"/>
     <w:tmpl w:val="CF6E3746"/>
@@ -13343,7 +13950,7 @@
       </w:pPr>
     </w:lvl>
   </w:abstractNum>
-  <w:abstractNum w:abstractNumId="30" w15:restartNumberingAfterBreak="0">
+  <w:abstractNum w:abstractNumId="32" w15:restartNumberingAfterBreak="0">
     <w:nsid w:val="73735D0C"/>
     <w:multiLevelType w:val="hybridMultilevel"/>
     <w:tmpl w:val="EDDA5E90"/>
@@ -13456,7 +14063,7 @@
       </w:rPr>
     </w:lvl>
   </w:abstractNum>
-  <w:abstractNum w:abstractNumId="31" w15:restartNumberingAfterBreak="0">
+  <w:abstractNum w:abstractNumId="33" w15:restartNumberingAfterBreak="0">
     <w:nsid w:val="73750E10"/>
     <w:multiLevelType w:val="hybridMultilevel"/>
     <w:tmpl w:val="4F20F6A6"/>
@@ -13546,7 +14153,7 @@
       </w:pPr>
     </w:lvl>
   </w:abstractNum>
-  <w:abstractNum w:abstractNumId="32" w15:restartNumberingAfterBreak="0">
+  <w:abstractNum w:abstractNumId="34" w15:restartNumberingAfterBreak="0">
     <w:nsid w:val="78C73441"/>
     <w:multiLevelType w:val="hybridMultilevel"/>
     <w:tmpl w:val="DE64679E"/>
@@ -13659,7 +14266,7 @@
       </w:rPr>
     </w:lvl>
   </w:abstractNum>
-  <w:abstractNum w:abstractNumId="33" w15:restartNumberingAfterBreak="0">
+  <w:abstractNum w:abstractNumId="35" w15:restartNumberingAfterBreak="0">
     <w:nsid w:val="7C161D1C"/>
     <w:multiLevelType w:val="multilevel"/>
     <w:tmpl w:val="A0AEA92E"/>
@@ -13748,43 +14355,43 @@
     </w:lvl>
   </w:abstractNum>
   <w:num w:numId="1" w16cid:durableId="1152409922">
-    <w:abstractNumId w:val="33"/>
+    <w:abstractNumId w:val="35"/>
   </w:num>
   <w:num w:numId="2" w16cid:durableId="2013069439">
     <w:abstractNumId w:val="0"/>
   </w:num>
   <w:num w:numId="3" w16cid:durableId="1423448847">
-    <w:abstractNumId w:val="21"/>
+    <w:abstractNumId w:val="23"/>
   </w:num>
   <w:num w:numId="4" w16cid:durableId="1618098052">
-    <w:abstractNumId w:val="15"/>
+    <w:abstractNumId w:val="17"/>
   </w:num>
   <w:num w:numId="5" w16cid:durableId="1862744521">
+    <w:abstractNumId w:val="13"/>
+  </w:num>
+  <w:num w:numId="6" w16cid:durableId="1618566782">
+    <w:abstractNumId w:val="19"/>
+  </w:num>
+  <w:num w:numId="7" w16cid:durableId="1181509343">
+    <w:abstractNumId w:val="22"/>
+  </w:num>
+  <w:num w:numId="8" w16cid:durableId="1494101375">
     <w:abstractNumId w:val="11"/>
   </w:num>
-  <w:num w:numId="6" w16cid:durableId="1618566782">
-    <w:abstractNumId w:val="17"/>
-  </w:num>
-  <w:num w:numId="7" w16cid:durableId="1181509343">
-    <w:abstractNumId w:val="20"/>
-  </w:num>
-  <w:num w:numId="8" w16cid:durableId="1494101375">
-    <w:abstractNumId w:val="10"/>
-  </w:num>
   <w:num w:numId="9" w16cid:durableId="653412475">
-    <w:abstractNumId w:val="31"/>
+    <w:abstractNumId w:val="33"/>
   </w:num>
   <w:num w:numId="10" w16cid:durableId="1166046947">
-    <w:abstractNumId w:val="14"/>
+    <w:abstractNumId w:val="16"/>
   </w:num>
   <w:num w:numId="11" w16cid:durableId="597711200">
     <w:abstractNumId w:val="8"/>
   </w:num>
   <w:num w:numId="12" w16cid:durableId="9839511">
-    <w:abstractNumId w:val="29"/>
+    <w:abstractNumId w:val="31"/>
   </w:num>
   <w:num w:numId="13" w16cid:durableId="113838335">
-    <w:abstractNumId w:val="22"/>
+    <w:abstractNumId w:val="24"/>
   </w:num>
   <w:num w:numId="14" w16cid:durableId="1972973460">
     <w:abstractNumId w:val="7"/>
@@ -13799,19 +14406,19 @@
     <w:abstractNumId w:val="5"/>
   </w:num>
   <w:num w:numId="18" w16cid:durableId="236208831">
-    <w:abstractNumId w:val="26"/>
+    <w:abstractNumId w:val="28"/>
   </w:num>
   <w:num w:numId="19" w16cid:durableId="1860468413">
-    <w:abstractNumId w:val="28"/>
+    <w:abstractNumId w:val="30"/>
   </w:num>
   <w:num w:numId="20" w16cid:durableId="267861191">
-    <w:abstractNumId w:val="23"/>
+    <w:abstractNumId w:val="25"/>
   </w:num>
   <w:num w:numId="21" w16cid:durableId="591276045">
     <w:abstractNumId w:val="2"/>
   </w:num>
   <w:num w:numId="22" w16cid:durableId="1577202897">
-    <w:abstractNumId w:val="33"/>
+    <w:abstractNumId w:val="35"/>
     <w:lvlOverride w:ilvl="0">
       <w:startOverride w:val="1"/>
     </w:lvlOverride>
@@ -13820,46 +14427,52 @@
     <w:abstractNumId w:val="6"/>
   </w:num>
   <w:num w:numId="24" w16cid:durableId="1522664208">
-    <w:abstractNumId w:val="12"/>
+    <w:abstractNumId w:val="14"/>
   </w:num>
   <w:num w:numId="25" w16cid:durableId="595867485">
-    <w:abstractNumId w:val="33"/>
+    <w:abstractNumId w:val="35"/>
   </w:num>
   <w:num w:numId="26" w16cid:durableId="1772236420">
-    <w:abstractNumId w:val="18"/>
+    <w:abstractNumId w:val="20"/>
   </w:num>
   <w:num w:numId="27" w16cid:durableId="1850215907">
-    <w:abstractNumId w:val="30"/>
+    <w:abstractNumId w:val="32"/>
   </w:num>
   <w:num w:numId="28" w16cid:durableId="1423909842">
-    <w:abstractNumId w:val="32"/>
+    <w:abstractNumId w:val="34"/>
   </w:num>
   <w:num w:numId="29" w16cid:durableId="1065834375">
     <w:abstractNumId w:val="9"/>
   </w:num>
   <w:num w:numId="30" w16cid:durableId="1629049959">
-    <w:abstractNumId w:val="33"/>
+    <w:abstractNumId w:val="35"/>
   </w:num>
   <w:num w:numId="31" w16cid:durableId="1718161192">
-    <w:abstractNumId w:val="16"/>
+    <w:abstractNumId w:val="18"/>
   </w:num>
   <w:num w:numId="32" w16cid:durableId="1314022436">
-    <w:abstractNumId w:val="25"/>
+    <w:abstractNumId w:val="27"/>
   </w:num>
   <w:num w:numId="33" w16cid:durableId="361593852">
-    <w:abstractNumId w:val="13"/>
+    <w:abstractNumId w:val="15"/>
   </w:num>
   <w:num w:numId="34" w16cid:durableId="444691399">
-    <w:abstractNumId w:val="27"/>
+    <w:abstractNumId w:val="29"/>
   </w:num>
   <w:num w:numId="35" w16cid:durableId="17396932">
-    <w:abstractNumId w:val="19"/>
+    <w:abstractNumId w:val="21"/>
   </w:num>
   <w:num w:numId="36" w16cid:durableId="1515850068">
     <w:abstractNumId w:val="4"/>
   </w:num>
   <w:num w:numId="37" w16cid:durableId="94444871">
-    <w:abstractNumId w:val="24"/>
+    <w:abstractNumId w:val="26"/>
+  </w:num>
+  <w:num w:numId="38" w16cid:durableId="840119672">
+    <w:abstractNumId w:val="10"/>
+  </w:num>
+  <w:num w:numId="39" w16cid:durableId="1046680463">
+    <w:abstractNumId w:val="12"/>
   </w:num>
   <w:numIdMacAtCleanup w:val="21"/>
 </w:numbering>
@@ -15464,6 +16077,19 @@
 </file>
 
 <file path=customXml/item1.xml><?xml version="1.0" encoding="utf-8"?>
+<?mso-contentType ?>
+<FormTemplates xmlns="http://schemas.microsoft.com/sharepoint/v3/contenttype/forms">
+  <Display>DocumentLibraryForm</Display>
+  <Edit>DocumentLibraryForm</Edit>
+  <New>DocumentLibraryForm</New>
+</FormTemplates>
+</file>
+
+<file path=customXml/item2.xml><?xml version="1.0" encoding="utf-8"?>
+<b:Sources xmlns:b="http://schemas.openxmlformats.org/officeDocument/2006/bibliography" xmlns="http://schemas.openxmlformats.org/officeDocument/2006/bibliography" SelectedStyle="\APASixthEditionOfficeOnline.xsl" StyleName="APA" Version="6"/>
+</file>
+
+<file path=customXml/item3.xml><?xml version="1.0" encoding="utf-8"?>
 <ct:contentTypeSchema xmlns:ct="http://schemas.microsoft.com/office/2006/metadata/contentType" xmlns:ma="http://schemas.microsoft.com/office/2006/metadata/properties/metaAttributes" ct:_="" ma:_="" ma:contentTypeName="Documento" ma:contentTypeID="0x0101006A81D6BD42E8DF4C91013959704817E1" ma:contentTypeVersion="15" ma:contentTypeDescription="Crear nuevo documento." ma:contentTypeScope="" ma:versionID="bf4f72ffd194f0963ff564daca6869f7">
   <xsd:schema xmlns:xsd="http://www.w3.org/2001/XMLSchema" xmlns:xs="http://www.w3.org/2001/XMLSchema" xmlns:p="http://schemas.microsoft.com/office/2006/metadata/properties" xmlns:ns2="13c90a0b-73bc-4dc0-be5f-28d77b615beb" xmlns:ns3="13c93bba-48ce-428c-bfe5-88b42c19b028" targetNamespace="http://schemas.microsoft.com/office/2006/metadata/properties" ma:root="true" ma:fieldsID="8718d6f4873a5b1392a45044efa78385" ns2:_="" ns3:_="">
     <xsd:import namespace="13c90a0b-73bc-4dc0-be5f-28d77b615beb"/>
@@ -15698,19 +16324,6 @@
 </ct:contentTypeSchema>
 </file>
 
-<file path=customXml/item2.xml><?xml version="1.0" encoding="utf-8"?>
-<b:Sources xmlns:b="http://schemas.openxmlformats.org/officeDocument/2006/bibliography" xmlns="http://schemas.openxmlformats.org/officeDocument/2006/bibliography" SelectedStyle="\APASixthEditionOfficeOnline.xsl" StyleName="APA" Version="6"/>
-</file>
-
-<file path=customXml/item3.xml><?xml version="1.0" encoding="utf-8"?>
-<?mso-contentType ?>
-<FormTemplates xmlns="http://schemas.microsoft.com/sharepoint/v3/contenttype/forms">
-  <Display>DocumentLibraryForm</Display>
-  <Edit>DocumentLibraryForm</Edit>
-  <New>DocumentLibraryForm</New>
-</FormTemplates>
-</file>
-
 <file path=customXml/item4.xml><?xml version="1.0" encoding="utf-8"?>
 <p:properties xmlns:p="http://schemas.microsoft.com/office/2006/metadata/properties" xmlns:xsi="http://www.w3.org/2001/XMLSchema-instance" xmlns:pc="http://schemas.microsoft.com/office/infopath/2007/PartnerControls">
   <documentManagement>
@@ -15723,6 +16336,22 @@
 </file>
 
 <file path=customXml/itemProps1.xml><?xml version="1.0" encoding="utf-8"?>
+<ds:datastoreItem xmlns:ds="http://schemas.openxmlformats.org/officeDocument/2006/customXml" ds:itemID="{D7305D16-6962-45C9-942D-73C046144103}">
+  <ds:schemaRefs>
+    <ds:schemaRef ds:uri="http://schemas.microsoft.com/sharepoint/v3/contenttype/forms"/>
+  </ds:schemaRefs>
+</ds:datastoreItem>
+</file>
+
+<file path=customXml/itemProps2.xml><?xml version="1.0" encoding="utf-8"?>
+<ds:datastoreItem xmlns:ds="http://schemas.openxmlformats.org/officeDocument/2006/customXml" ds:itemID="{6EE93F23-A60C-6441-8020-95AD6C655D55}">
+  <ds:schemaRefs>
+    <ds:schemaRef ds:uri="http://schemas.openxmlformats.org/officeDocument/2006/bibliography"/>
+  </ds:schemaRefs>
+</ds:datastoreItem>
+</file>
+
+<file path=customXml/itemProps3.xml><?xml version="1.0" encoding="utf-8"?>
 <ds:datastoreItem xmlns:ds="http://schemas.openxmlformats.org/officeDocument/2006/customXml" ds:itemID="{919B31DF-598A-46F8-9A8C-09AB1087090D}">
   <ds:schemaRefs>
     <ds:schemaRef ds:uri="http://schemas.microsoft.com/office/2006/metadata/contentType"/>
@@ -15741,22 +16370,6 @@
 </ds:datastoreItem>
 </file>
 
-<file path=customXml/itemProps2.xml><?xml version="1.0" encoding="utf-8"?>
-<ds:datastoreItem xmlns:ds="http://schemas.openxmlformats.org/officeDocument/2006/customXml" ds:itemID="{6EE93F23-A60C-6441-8020-95AD6C655D55}">
-  <ds:schemaRefs>
-    <ds:schemaRef ds:uri="http://schemas.openxmlformats.org/officeDocument/2006/bibliography"/>
-  </ds:schemaRefs>
-</ds:datastoreItem>
-</file>
-
-<file path=customXml/itemProps3.xml><?xml version="1.0" encoding="utf-8"?>
-<ds:datastoreItem xmlns:ds="http://schemas.openxmlformats.org/officeDocument/2006/customXml" ds:itemID="{D7305D16-6962-45C9-942D-73C046144103}">
-  <ds:schemaRefs>
-    <ds:schemaRef ds:uri="http://schemas.microsoft.com/sharepoint/v3/contenttype/forms"/>
-  </ds:schemaRefs>
-</ds:datastoreItem>
-</file>
-
 <file path=customXml/itemProps4.xml><?xml version="1.0" encoding="utf-8"?>
 <ds:datastoreItem xmlns:ds="http://schemas.openxmlformats.org/officeDocument/2006/customXml" ds:itemID="{DB5DA925-33C7-47E6-A085-589C03EE541A}">
   <ds:schemaRefs>

--- a/fuentes/CF6_621200_DU.docx
+++ b/fuentes/CF6_621200_DU.docx
@@ -538,7 +538,7 @@
             <w:tabs>
               <w:tab w:val="right" w:leader="dot" w:pos="9962"/>
             </w:tabs>
-            <w:spacing w:before="0"/>
+            <w:spacing w:before="0" w:after="0"/>
             <w:rPr>
               <w:rFonts w:eastAsiaTheme="minorEastAsia"/>
               <w:noProof/>
@@ -556,7 +556,7 @@
           <w:r>
             <w:fldChar w:fldCharType="separate"/>
           </w:r>
-          <w:hyperlink w:anchor="_Toc236166145" w:history="1">
+          <w:hyperlink w:anchor="_Toc239254247" w:history="1">
             <w:r>
               <w:rPr>
                 <w:rStyle w:val="Hipervnculo"/>
@@ -583,7 +583,7 @@
                 <w:noProof/>
                 <w:webHidden/>
               </w:rPr>
-              <w:instrText xml:space="preserve"> PAGEREF _Toc236166145 \h </w:instrText>
+              <w:instrText xml:space="preserve"> PAGEREF _Toc239254247 \h </w:instrText>
             </w:r>
             <w:r>
               <w:rPr>
@@ -621,7 +621,7 @@
               <w:tab w:val="left" w:pos="1200"/>
               <w:tab w:val="right" w:leader="dot" w:pos="9962"/>
             </w:tabs>
-            <w:spacing w:before="0"/>
+            <w:spacing w:before="0" w:after="0"/>
             <w:rPr>
               <w:rFonts w:eastAsiaTheme="minorEastAsia"/>
               <w:noProof/>
@@ -630,7 +630,7 @@
               <w:lang w:eastAsia="es-CO"/>
             </w:rPr>
           </w:pPr>
-          <w:hyperlink w:anchor="_Toc236166146" w:history="1">
+          <w:hyperlink w:anchor="_Toc239254248" w:history="1">
             <w:r>
               <w:rPr>
                 <w:rStyle w:val="Hipervnculo"/>
@@ -674,7 +674,7 @@
                 <w:noProof/>
                 <w:webHidden/>
               </w:rPr>
-              <w:instrText xml:space="preserve"> PAGEREF _Toc236166146 \h </w:instrText>
+              <w:instrText xml:space="preserve"> PAGEREF _Toc239254248 \h </w:instrText>
             </w:r>
             <w:r>
               <w:rPr>
@@ -708,7 +708,7 @@
         <w:p>
           <w:pPr>
             <w:pStyle w:val="TDC2"/>
-            <w:spacing w:before="0"/>
+            <w:spacing w:before="0" w:after="0"/>
             <w:rPr>
               <w:rFonts w:eastAsiaTheme="minorEastAsia"/>
               <w:noProof/>
@@ -717,71 +717,54 @@
               <w:lang w:eastAsia="es-CO"/>
             </w:rPr>
           </w:pPr>
-          <w:hyperlink w:anchor="_Toc236166147" w:history="1">
+          <w:hyperlink w:anchor="_Toc239254249" w:history="1">
             <w:r>
               <w:rPr>
                 <w:rStyle w:val="Hipervnculo"/>
                 <w:noProof/>
               </w:rPr>
-              <w:t>1.1.</w:t>
-            </w:r>
-            <w:r>
-              <w:rPr>
-                <w:rFonts w:eastAsiaTheme="minorEastAsia"/>
-                <w:noProof/>
-                <w:sz w:val="24"/>
-                <w:szCs w:val="24"/>
-                <w:lang w:eastAsia="es-CO"/>
+              <w:t>1.1. Características de la atención al cliente</w:t>
+            </w:r>
+            <w:r>
+              <w:rPr>
+                <w:noProof/>
+                <w:webHidden/>
               </w:rPr>
               <w:tab/>
             </w:r>
             <w:r>
               <w:rPr>
-                <w:rStyle w:val="Hipervnculo"/>
-                <w:noProof/>
-              </w:rPr>
-              <w:t>Características de la atención al cliente</w:t>
-            </w:r>
-            <w:r>
-              <w:rPr>
                 <w:noProof/>
                 <w:webHidden/>
               </w:rPr>
-              <w:tab/>
+              <w:fldChar w:fldCharType="begin"/>
             </w:r>
             <w:r>
               <w:rPr>
                 <w:noProof/>
                 <w:webHidden/>
               </w:rPr>
-              <w:fldChar w:fldCharType="begin"/>
+              <w:instrText xml:space="preserve"> PAGEREF _Toc239254249 \h </w:instrText>
             </w:r>
             <w:r>
               <w:rPr>
                 <w:noProof/>
                 <w:webHidden/>
               </w:rPr>
-              <w:instrText xml:space="preserve"> PAGEREF _Toc236166147 \h </w:instrText>
             </w:r>
             <w:r>
               <w:rPr>
                 <w:noProof/>
                 <w:webHidden/>
               </w:rPr>
+              <w:fldChar w:fldCharType="separate"/>
             </w:r>
             <w:r>
               <w:rPr>
                 <w:noProof/>
                 <w:webHidden/>
               </w:rPr>
-              <w:fldChar w:fldCharType="separate"/>
-            </w:r>
-            <w:r>
-              <w:rPr>
-                <w:noProof/>
-                <w:webHidden/>
-              </w:rPr>
-              <w:t>8</w:t>
+              <w:t>9</w:t>
             </w:r>
             <w:r>
               <w:rPr>
@@ -795,7 +778,7 @@
         <w:p>
           <w:pPr>
             <w:pStyle w:val="TDC2"/>
-            <w:spacing w:before="0"/>
+            <w:spacing w:before="0" w:after="0"/>
             <w:rPr>
               <w:rFonts w:eastAsiaTheme="minorEastAsia"/>
               <w:noProof/>
@@ -804,51 +787,34 @@
               <w:lang w:eastAsia="es-CO"/>
             </w:rPr>
           </w:pPr>
-          <w:hyperlink w:anchor="_Toc236166148" w:history="1">
+          <w:hyperlink w:anchor="_Toc239254250" w:history="1">
             <w:r>
               <w:rPr>
                 <w:rStyle w:val="Hipervnculo"/>
                 <w:noProof/>
               </w:rPr>
-              <w:t>1.2.</w:t>
-            </w:r>
-            <w:r>
-              <w:rPr>
-                <w:rFonts w:eastAsiaTheme="minorEastAsia"/>
-                <w:noProof/>
-                <w:sz w:val="24"/>
-                <w:szCs w:val="24"/>
-                <w:lang w:eastAsia="es-CO"/>
+              <w:t>1.2. Finalidad de la atención al cliente</w:t>
+            </w:r>
+            <w:r>
+              <w:rPr>
+                <w:noProof/>
+                <w:webHidden/>
               </w:rPr>
               <w:tab/>
             </w:r>
             <w:r>
               <w:rPr>
-                <w:rStyle w:val="Hipervnculo"/>
-                <w:noProof/>
-              </w:rPr>
-              <w:t>Finalidad de la atención al cliente</w:t>
-            </w:r>
-            <w:r>
-              <w:rPr>
                 <w:noProof/>
                 <w:webHidden/>
               </w:rPr>
-              <w:tab/>
+              <w:fldChar w:fldCharType="begin"/>
             </w:r>
             <w:r>
               <w:rPr>
                 <w:noProof/>
                 <w:webHidden/>
               </w:rPr>
-              <w:fldChar w:fldCharType="begin"/>
-            </w:r>
-            <w:r>
-              <w:rPr>
-                <w:noProof/>
-                <w:webHidden/>
-              </w:rPr>
-              <w:instrText xml:space="preserve"> PAGEREF _Toc236166148 \h </w:instrText>
+              <w:instrText xml:space="preserve"> PAGEREF _Toc239254250 \h </w:instrText>
             </w:r>
             <w:r>
               <w:rPr>
@@ -886,7 +852,7 @@
               <w:tab w:val="left" w:pos="1200"/>
               <w:tab w:val="right" w:leader="dot" w:pos="9962"/>
             </w:tabs>
-            <w:spacing w:before="0"/>
+            <w:spacing w:before="0" w:after="0"/>
             <w:rPr>
               <w:rFonts w:eastAsiaTheme="minorEastAsia"/>
               <w:noProof/>
@@ -895,7 +861,7 @@
               <w:lang w:eastAsia="es-CO"/>
             </w:rPr>
           </w:pPr>
-          <w:hyperlink w:anchor="_Toc236166149" w:history="1">
+          <w:hyperlink w:anchor="_Toc239254251" w:history="1">
             <w:r>
               <w:rPr>
                 <w:rStyle w:val="Hipervnculo"/>
@@ -939,7 +905,7 @@
                 <w:noProof/>
                 <w:webHidden/>
               </w:rPr>
-              <w:instrText xml:space="preserve"> PAGEREF _Toc236166149 \h </w:instrText>
+              <w:instrText xml:space="preserve"> PAGEREF _Toc239254251 \h </w:instrText>
             </w:r>
             <w:r>
               <w:rPr>
@@ -977,7 +943,7 @@
               <w:tab w:val="left" w:pos="1200"/>
               <w:tab w:val="right" w:leader="dot" w:pos="9962"/>
             </w:tabs>
-            <w:spacing w:before="0"/>
+            <w:spacing w:before="0" w:after="0"/>
             <w:rPr>
               <w:rFonts w:eastAsiaTheme="minorEastAsia"/>
               <w:noProof/>
@@ -986,7 +952,7 @@
               <w:lang w:eastAsia="es-CO"/>
             </w:rPr>
           </w:pPr>
-          <w:hyperlink w:anchor="_Toc236166150" w:history="1">
+          <w:hyperlink w:anchor="_Toc239254252" w:history="1">
             <w:r>
               <w:rPr>
                 <w:rStyle w:val="Hipervnculo"/>
@@ -1030,7 +996,7 @@
                 <w:noProof/>
                 <w:webHidden/>
               </w:rPr>
-              <w:instrText xml:space="preserve"> PAGEREF _Toc236166150 \h </w:instrText>
+              <w:instrText xml:space="preserve"> PAGEREF _Toc239254252 \h </w:instrText>
             </w:r>
             <w:r>
               <w:rPr>
@@ -1068,7 +1034,7 @@
               <w:tab w:val="left" w:pos="1200"/>
               <w:tab w:val="right" w:leader="dot" w:pos="9962"/>
             </w:tabs>
-            <w:spacing w:before="0"/>
+            <w:spacing w:before="0" w:after="0"/>
             <w:rPr>
               <w:rFonts w:eastAsiaTheme="minorEastAsia"/>
               <w:noProof/>
@@ -1077,7 +1043,7 @@
               <w:lang w:eastAsia="es-CO"/>
             </w:rPr>
           </w:pPr>
-          <w:hyperlink w:anchor="_Toc236166151" w:history="1">
+          <w:hyperlink w:anchor="_Toc239254253" w:history="1">
             <w:r>
               <w:rPr>
                 <w:rStyle w:val="Hipervnculo"/>
@@ -1121,7 +1087,7 @@
                 <w:noProof/>
                 <w:webHidden/>
               </w:rPr>
-              <w:instrText xml:space="preserve"> PAGEREF _Toc236166151 \h </w:instrText>
+              <w:instrText xml:space="preserve"> PAGEREF _Toc239254253 \h </w:instrText>
             </w:r>
             <w:r>
               <w:rPr>
@@ -1159,7 +1125,7 @@
               <w:tab w:val="left" w:pos="1200"/>
               <w:tab w:val="right" w:leader="dot" w:pos="9962"/>
             </w:tabs>
-            <w:spacing w:before="0"/>
+            <w:spacing w:before="0" w:after="0"/>
             <w:rPr>
               <w:rFonts w:eastAsiaTheme="minorEastAsia"/>
               <w:noProof/>
@@ -1168,7 +1134,7 @@
               <w:lang w:eastAsia="es-CO"/>
             </w:rPr>
           </w:pPr>
-          <w:hyperlink w:anchor="_Toc236166152" w:history="1">
+          <w:hyperlink w:anchor="_Toc239254254" w:history="1">
             <w:r>
               <w:rPr>
                 <w:rStyle w:val="Hipervnculo"/>
@@ -1212,7 +1178,7 @@
                 <w:noProof/>
                 <w:webHidden/>
               </w:rPr>
-              <w:instrText xml:space="preserve"> PAGEREF _Toc236166152 \h </w:instrText>
+              <w:instrText xml:space="preserve"> PAGEREF _Toc239254254 \h </w:instrText>
             </w:r>
             <w:r>
               <w:rPr>
@@ -1246,7 +1212,7 @@
         <w:p>
           <w:pPr>
             <w:pStyle w:val="TDC2"/>
-            <w:spacing w:before="0"/>
+            <w:spacing w:before="0" w:after="0"/>
             <w:rPr>
               <w:rFonts w:eastAsiaTheme="minorEastAsia"/>
               <w:noProof/>
@@ -1255,51 +1221,34 @@
               <w:lang w:eastAsia="es-CO"/>
             </w:rPr>
           </w:pPr>
-          <w:hyperlink w:anchor="_Toc236166153" w:history="1">
+          <w:hyperlink w:anchor="_Toc239254255" w:history="1">
             <w:r>
               <w:rPr>
                 <w:rStyle w:val="Hipervnculo"/>
                 <w:noProof/>
               </w:rPr>
-              <w:t>5.1.</w:t>
-            </w:r>
-            <w:r>
-              <w:rPr>
-                <w:rFonts w:eastAsiaTheme="minorEastAsia"/>
-                <w:noProof/>
-                <w:sz w:val="24"/>
-                <w:szCs w:val="24"/>
-                <w:lang w:eastAsia="es-CO"/>
+              <w:t>5.1. Tipos de hallazgos</w:t>
+            </w:r>
+            <w:r>
+              <w:rPr>
+                <w:noProof/>
+                <w:webHidden/>
               </w:rPr>
               <w:tab/>
             </w:r>
             <w:r>
               <w:rPr>
-                <w:rStyle w:val="Hipervnculo"/>
-                <w:noProof/>
-              </w:rPr>
-              <w:t>Tipos de hallazgos</w:t>
-            </w:r>
-            <w:r>
-              <w:rPr>
                 <w:noProof/>
                 <w:webHidden/>
               </w:rPr>
-              <w:tab/>
+              <w:fldChar w:fldCharType="begin"/>
             </w:r>
             <w:r>
               <w:rPr>
                 <w:noProof/>
                 <w:webHidden/>
               </w:rPr>
-              <w:fldChar w:fldCharType="begin"/>
-            </w:r>
-            <w:r>
-              <w:rPr>
-                <w:noProof/>
-                <w:webHidden/>
-              </w:rPr>
-              <w:instrText xml:space="preserve"> PAGEREF _Toc236166153 \h </w:instrText>
+              <w:instrText xml:space="preserve"> PAGEREF _Toc239254255 \h </w:instrText>
             </w:r>
             <w:r>
               <w:rPr>
@@ -1333,7 +1282,7 @@
         <w:p>
           <w:pPr>
             <w:pStyle w:val="TDC2"/>
-            <w:spacing w:before="0"/>
+            <w:spacing w:before="0" w:after="0"/>
             <w:rPr>
               <w:rFonts w:eastAsiaTheme="minorEastAsia"/>
               <w:noProof/>
@@ -1342,51 +1291,34 @@
               <w:lang w:eastAsia="es-CO"/>
             </w:rPr>
           </w:pPr>
-          <w:hyperlink w:anchor="_Toc236166154" w:history="1">
+          <w:hyperlink w:anchor="_Toc239254256" w:history="1">
             <w:r>
               <w:rPr>
                 <w:rStyle w:val="Hipervnculo"/>
                 <w:noProof/>
               </w:rPr>
-              <w:t>5.2.</w:t>
-            </w:r>
-            <w:r>
-              <w:rPr>
-                <w:rFonts w:eastAsiaTheme="minorEastAsia"/>
-                <w:noProof/>
-                <w:sz w:val="24"/>
-                <w:szCs w:val="24"/>
-                <w:lang w:eastAsia="es-CO"/>
+              <w:t>5.2. Acciones de mejora en la atención al cliente</w:t>
+            </w:r>
+            <w:r>
+              <w:rPr>
+                <w:noProof/>
+                <w:webHidden/>
               </w:rPr>
               <w:tab/>
             </w:r>
             <w:r>
               <w:rPr>
-                <w:rStyle w:val="Hipervnculo"/>
-                <w:noProof/>
-              </w:rPr>
-              <w:t>Acciones de mejora en la atención al cliente</w:t>
-            </w:r>
-            <w:r>
-              <w:rPr>
                 <w:noProof/>
                 <w:webHidden/>
               </w:rPr>
-              <w:tab/>
+              <w:fldChar w:fldCharType="begin"/>
             </w:r>
             <w:r>
               <w:rPr>
                 <w:noProof/>
                 <w:webHidden/>
               </w:rPr>
-              <w:fldChar w:fldCharType="begin"/>
-            </w:r>
-            <w:r>
-              <w:rPr>
-                <w:noProof/>
-                <w:webHidden/>
-              </w:rPr>
-              <w:instrText xml:space="preserve"> PAGEREF _Toc236166154 \h </w:instrText>
+              <w:instrText xml:space="preserve"> PAGEREF _Toc239254256 \h </w:instrText>
             </w:r>
             <w:r>
               <w:rPr>
@@ -1424,7 +1356,7 @@
               <w:tab w:val="left" w:pos="1200"/>
               <w:tab w:val="right" w:leader="dot" w:pos="9962"/>
             </w:tabs>
-            <w:spacing w:before="0"/>
+            <w:spacing w:before="0" w:after="0"/>
             <w:rPr>
               <w:rFonts w:eastAsiaTheme="minorEastAsia"/>
               <w:noProof/>
@@ -1433,7 +1365,7 @@
               <w:lang w:eastAsia="es-CO"/>
             </w:rPr>
           </w:pPr>
-          <w:hyperlink w:anchor="_Toc236166155" w:history="1">
+          <w:hyperlink w:anchor="_Toc239254257" w:history="1">
             <w:r>
               <w:rPr>
                 <w:rStyle w:val="Hipervnculo"/>
@@ -1477,7 +1409,7 @@
                 <w:noProof/>
                 <w:webHidden/>
               </w:rPr>
-              <w:instrText xml:space="preserve"> PAGEREF _Toc236166155 \h </w:instrText>
+              <w:instrText xml:space="preserve"> PAGEREF _Toc239254257 \h </w:instrText>
             </w:r>
             <w:r>
               <w:rPr>
@@ -1515,7 +1447,7 @@
               <w:tab w:val="left" w:pos="1200"/>
               <w:tab w:val="right" w:leader="dot" w:pos="9962"/>
             </w:tabs>
-            <w:spacing w:before="0"/>
+            <w:spacing w:before="0" w:after="0"/>
             <w:rPr>
               <w:rFonts w:eastAsiaTheme="minorEastAsia"/>
               <w:noProof/>
@@ -1524,7 +1456,7 @@
               <w:lang w:eastAsia="es-CO"/>
             </w:rPr>
           </w:pPr>
-          <w:hyperlink w:anchor="_Toc236166156" w:history="1">
+          <w:hyperlink w:anchor="_Toc239254258" w:history="1">
             <w:r>
               <w:rPr>
                 <w:rStyle w:val="Hipervnculo"/>
@@ -1568,7 +1500,7 @@
                 <w:noProof/>
                 <w:webHidden/>
               </w:rPr>
-              <w:instrText xml:space="preserve"> PAGEREF _Toc236166156 \h </w:instrText>
+              <w:instrText xml:space="preserve"> PAGEREF _Toc239254258 \h </w:instrText>
             </w:r>
             <w:r>
               <w:rPr>
@@ -1602,7 +1534,7 @@
         <w:p>
           <w:pPr>
             <w:pStyle w:val="TDC2"/>
-            <w:spacing w:before="0"/>
+            <w:spacing w:before="0" w:after="0"/>
             <w:rPr>
               <w:rFonts w:eastAsiaTheme="minorEastAsia"/>
               <w:noProof/>
@@ -1611,51 +1543,34 @@
               <w:lang w:eastAsia="es-CO"/>
             </w:rPr>
           </w:pPr>
-          <w:hyperlink w:anchor="_Toc236166157" w:history="1">
+          <w:hyperlink w:anchor="_Toc239254259" w:history="1">
             <w:r>
               <w:rPr>
                 <w:rStyle w:val="Hipervnculo"/>
                 <w:noProof/>
               </w:rPr>
-              <w:t>7.1.</w:t>
-            </w:r>
-            <w:r>
-              <w:rPr>
-                <w:rFonts w:eastAsiaTheme="minorEastAsia"/>
-                <w:noProof/>
-                <w:sz w:val="24"/>
-                <w:szCs w:val="24"/>
-                <w:lang w:eastAsia="es-CO"/>
+              <w:t>7.1. Características del triángulo del servicio</w:t>
+            </w:r>
+            <w:r>
+              <w:rPr>
+                <w:noProof/>
+                <w:webHidden/>
               </w:rPr>
               <w:tab/>
             </w:r>
             <w:r>
               <w:rPr>
-                <w:rStyle w:val="Hipervnculo"/>
-                <w:noProof/>
-              </w:rPr>
-              <w:t>Característica del triángulo del servicio</w:t>
-            </w:r>
-            <w:r>
-              <w:rPr>
                 <w:noProof/>
                 <w:webHidden/>
               </w:rPr>
-              <w:tab/>
+              <w:fldChar w:fldCharType="begin"/>
             </w:r>
             <w:r>
               <w:rPr>
                 <w:noProof/>
                 <w:webHidden/>
               </w:rPr>
-              <w:fldChar w:fldCharType="begin"/>
-            </w:r>
-            <w:r>
-              <w:rPr>
-                <w:noProof/>
-                <w:webHidden/>
-              </w:rPr>
-              <w:instrText xml:space="preserve"> PAGEREF _Toc236166157 \h </w:instrText>
+              <w:instrText xml:space="preserve"> PAGEREF _Toc239254259 \h </w:instrText>
             </w:r>
             <w:r>
               <w:rPr>
@@ -1689,7 +1604,7 @@
         <w:p>
           <w:pPr>
             <w:pStyle w:val="TDC2"/>
-            <w:spacing w:before="0"/>
+            <w:spacing w:before="0" w:after="0"/>
             <w:rPr>
               <w:rFonts w:eastAsiaTheme="minorEastAsia"/>
               <w:noProof/>
@@ -1698,51 +1613,34 @@
               <w:lang w:eastAsia="es-CO"/>
             </w:rPr>
           </w:pPr>
-          <w:hyperlink w:anchor="_Toc236166158" w:history="1">
+          <w:hyperlink w:anchor="_Toc239254260" w:history="1">
             <w:r>
               <w:rPr>
                 <w:rStyle w:val="Hipervnculo"/>
                 <w:noProof/>
               </w:rPr>
-              <w:t>7.2.</w:t>
-            </w:r>
-            <w:r>
-              <w:rPr>
-                <w:rFonts w:eastAsiaTheme="minorEastAsia"/>
-                <w:noProof/>
-                <w:sz w:val="24"/>
-                <w:szCs w:val="24"/>
-                <w:lang w:eastAsia="es-CO"/>
+              <w:t>7.2. Estructura del triángulo del servicio</w:t>
+            </w:r>
+            <w:r>
+              <w:rPr>
+                <w:noProof/>
+                <w:webHidden/>
               </w:rPr>
               <w:tab/>
             </w:r>
             <w:r>
               <w:rPr>
-                <w:rStyle w:val="Hipervnculo"/>
-                <w:noProof/>
-              </w:rPr>
-              <w:t>Estructura del triángulo del servicio</w:t>
-            </w:r>
-            <w:r>
-              <w:rPr>
                 <w:noProof/>
                 <w:webHidden/>
               </w:rPr>
-              <w:tab/>
+              <w:fldChar w:fldCharType="begin"/>
             </w:r>
             <w:r>
               <w:rPr>
                 <w:noProof/>
                 <w:webHidden/>
               </w:rPr>
-              <w:fldChar w:fldCharType="begin"/>
-            </w:r>
-            <w:r>
-              <w:rPr>
-                <w:noProof/>
-                <w:webHidden/>
-              </w:rPr>
-              <w:instrText xml:space="preserve"> PAGEREF _Toc236166158 \h </w:instrText>
+              <w:instrText xml:space="preserve"> PAGEREF _Toc239254260 \h </w:instrText>
             </w:r>
             <w:r>
               <w:rPr>
@@ -1780,7 +1678,7 @@
               <w:tab w:val="left" w:pos="1200"/>
               <w:tab w:val="right" w:leader="dot" w:pos="9962"/>
             </w:tabs>
-            <w:spacing w:before="0"/>
+            <w:spacing w:before="0" w:after="0"/>
             <w:rPr>
               <w:rFonts w:eastAsiaTheme="minorEastAsia"/>
               <w:noProof/>
@@ -1789,7 +1687,7 @@
               <w:lang w:eastAsia="es-CO"/>
             </w:rPr>
           </w:pPr>
-          <w:hyperlink w:anchor="_Toc236166159" w:history="1">
+          <w:hyperlink w:anchor="_Toc239254261" w:history="1">
             <w:r>
               <w:rPr>
                 <w:rStyle w:val="Hipervnculo"/>
@@ -1833,7 +1731,7 @@
                 <w:noProof/>
                 <w:webHidden/>
               </w:rPr>
-              <w:instrText xml:space="preserve"> PAGEREF _Toc236166159 \h </w:instrText>
+              <w:instrText xml:space="preserve"> PAGEREF _Toc239254261 \h </w:instrText>
             </w:r>
             <w:r>
               <w:rPr>
@@ -1867,7 +1765,7 @@
         <w:p>
           <w:pPr>
             <w:pStyle w:val="TDC2"/>
-            <w:spacing w:before="0"/>
+            <w:spacing w:before="0" w:after="0"/>
             <w:rPr>
               <w:rFonts w:eastAsiaTheme="minorEastAsia"/>
               <w:noProof/>
@@ -1876,51 +1774,34 @@
               <w:lang w:eastAsia="es-CO"/>
             </w:rPr>
           </w:pPr>
-          <w:hyperlink w:anchor="_Toc236166160" w:history="1">
+          <w:hyperlink w:anchor="_Toc239254262" w:history="1">
             <w:r>
               <w:rPr>
                 <w:rStyle w:val="Hipervnculo"/>
                 <w:noProof/>
               </w:rPr>
-              <w:t>8.1.</w:t>
-            </w:r>
-            <w:r>
-              <w:rPr>
-                <w:rFonts w:eastAsiaTheme="minorEastAsia"/>
-                <w:noProof/>
-                <w:sz w:val="24"/>
-                <w:szCs w:val="24"/>
-                <w:lang w:eastAsia="es-CO"/>
+              <w:t>8.1. Característica de los momentos de verdad</w:t>
+            </w:r>
+            <w:r>
+              <w:rPr>
+                <w:noProof/>
+                <w:webHidden/>
               </w:rPr>
               <w:tab/>
             </w:r>
             <w:r>
               <w:rPr>
-                <w:rStyle w:val="Hipervnculo"/>
-                <w:noProof/>
-              </w:rPr>
-              <w:t>Característica de los momentos de verdad</w:t>
-            </w:r>
-            <w:r>
-              <w:rPr>
                 <w:noProof/>
                 <w:webHidden/>
               </w:rPr>
-              <w:tab/>
+              <w:fldChar w:fldCharType="begin"/>
             </w:r>
             <w:r>
               <w:rPr>
                 <w:noProof/>
                 <w:webHidden/>
               </w:rPr>
-              <w:fldChar w:fldCharType="begin"/>
-            </w:r>
-            <w:r>
-              <w:rPr>
-                <w:noProof/>
-                <w:webHidden/>
-              </w:rPr>
-              <w:instrText xml:space="preserve"> PAGEREF _Toc236166160 \h </w:instrText>
+              <w:instrText xml:space="preserve"> PAGEREF _Toc239254262 \h </w:instrText>
             </w:r>
             <w:r>
               <w:rPr>
@@ -1954,7 +1835,7 @@
         <w:p>
           <w:pPr>
             <w:pStyle w:val="TDC2"/>
-            <w:spacing w:before="0"/>
+            <w:spacing w:before="0" w:after="0"/>
             <w:rPr>
               <w:rFonts w:eastAsiaTheme="minorEastAsia"/>
               <w:noProof/>
@@ -1963,51 +1844,34 @@
               <w:lang w:eastAsia="es-CO"/>
             </w:rPr>
           </w:pPr>
-          <w:hyperlink w:anchor="_Toc236166161" w:history="1">
+          <w:hyperlink w:anchor="_Toc239254263" w:history="1">
             <w:r>
               <w:rPr>
                 <w:rStyle w:val="Hipervnculo"/>
                 <w:noProof/>
               </w:rPr>
-              <w:t>8.2.</w:t>
-            </w:r>
-            <w:r>
-              <w:rPr>
-                <w:rFonts w:eastAsiaTheme="minorEastAsia"/>
-                <w:noProof/>
-                <w:sz w:val="24"/>
-                <w:szCs w:val="24"/>
-                <w:lang w:eastAsia="es-CO"/>
+              <w:t>8.2. Elementos que favorecen un momento de verdad</w:t>
+            </w:r>
+            <w:r>
+              <w:rPr>
+                <w:noProof/>
+                <w:webHidden/>
               </w:rPr>
               <w:tab/>
             </w:r>
             <w:r>
               <w:rPr>
-                <w:rStyle w:val="Hipervnculo"/>
-                <w:noProof/>
-              </w:rPr>
-              <w:t>Elementos que favorecen un momento de verdad</w:t>
-            </w:r>
-            <w:r>
-              <w:rPr>
                 <w:noProof/>
                 <w:webHidden/>
               </w:rPr>
-              <w:tab/>
+              <w:fldChar w:fldCharType="begin"/>
             </w:r>
             <w:r>
               <w:rPr>
                 <w:noProof/>
                 <w:webHidden/>
               </w:rPr>
-              <w:fldChar w:fldCharType="begin"/>
-            </w:r>
-            <w:r>
-              <w:rPr>
-                <w:noProof/>
-                <w:webHidden/>
-              </w:rPr>
-              <w:instrText xml:space="preserve"> PAGEREF _Toc236166161 \h </w:instrText>
+              <w:instrText xml:space="preserve"> PAGEREF _Toc239254263 \h </w:instrText>
             </w:r>
             <w:r>
               <w:rPr>
@@ -2041,7 +1905,7 @@
         <w:p>
           <w:pPr>
             <w:pStyle w:val="TDC2"/>
-            <w:spacing w:before="0"/>
+            <w:spacing w:before="0" w:after="0"/>
             <w:rPr>
               <w:rFonts w:eastAsiaTheme="minorEastAsia"/>
               <w:noProof/>
@@ -2050,51 +1914,34 @@
               <w:lang w:eastAsia="es-CO"/>
             </w:rPr>
           </w:pPr>
-          <w:hyperlink w:anchor="_Toc236166162" w:history="1">
+          <w:hyperlink w:anchor="_Toc239254264" w:history="1">
             <w:r>
               <w:rPr>
                 <w:rStyle w:val="Hipervnculo"/>
                 <w:noProof/>
               </w:rPr>
-              <w:t>8.3.</w:t>
-            </w:r>
-            <w:r>
-              <w:rPr>
-                <w:rFonts w:eastAsiaTheme="minorEastAsia"/>
-                <w:noProof/>
-                <w:sz w:val="24"/>
-                <w:szCs w:val="24"/>
-                <w:lang w:eastAsia="es-CO"/>
+              <w:t>8.3. Tipos de momentos de verdad</w:t>
+            </w:r>
+            <w:r>
+              <w:rPr>
+                <w:noProof/>
+                <w:webHidden/>
               </w:rPr>
               <w:tab/>
             </w:r>
             <w:r>
               <w:rPr>
-                <w:rStyle w:val="Hipervnculo"/>
-                <w:noProof/>
-              </w:rPr>
-              <w:t>Tipos de momentos de verdad</w:t>
-            </w:r>
-            <w:r>
-              <w:rPr>
                 <w:noProof/>
                 <w:webHidden/>
               </w:rPr>
-              <w:tab/>
+              <w:fldChar w:fldCharType="begin"/>
             </w:r>
             <w:r>
               <w:rPr>
                 <w:noProof/>
                 <w:webHidden/>
               </w:rPr>
-              <w:fldChar w:fldCharType="begin"/>
-            </w:r>
-            <w:r>
-              <w:rPr>
-                <w:noProof/>
-                <w:webHidden/>
-              </w:rPr>
-              <w:instrText xml:space="preserve"> PAGEREF _Toc236166162 \h </w:instrText>
+              <w:instrText xml:space="preserve"> PAGEREF _Toc239254264 \h </w:instrText>
             </w:r>
             <w:r>
               <w:rPr>
@@ -2132,7 +1979,7 @@
               <w:tab w:val="left" w:pos="1200"/>
               <w:tab w:val="right" w:leader="dot" w:pos="9962"/>
             </w:tabs>
-            <w:spacing w:before="0"/>
+            <w:spacing w:before="0" w:after="0"/>
             <w:rPr>
               <w:rFonts w:eastAsiaTheme="minorEastAsia"/>
               <w:noProof/>
@@ -2141,7 +1988,7 @@
               <w:lang w:eastAsia="es-CO"/>
             </w:rPr>
           </w:pPr>
-          <w:hyperlink w:anchor="_Toc236166163" w:history="1">
+          <w:hyperlink w:anchor="_Toc239254265" w:history="1">
             <w:r>
               <w:rPr>
                 <w:rStyle w:val="Hipervnculo"/>
@@ -2185,7 +2032,7 @@
                 <w:noProof/>
                 <w:webHidden/>
               </w:rPr>
-              <w:instrText xml:space="preserve"> PAGEREF _Toc236166163 \h </w:instrText>
+              <w:instrText xml:space="preserve"> PAGEREF _Toc239254265 \h </w:instrText>
             </w:r>
             <w:r>
               <w:rPr>
@@ -2206,298 +2053,6 @@
                 <w:webHidden/>
               </w:rPr>
               <w:t>32</w:t>
-            </w:r>
-            <w:r>
-              <w:rPr>
-                <w:noProof/>
-                <w:webHidden/>
-              </w:rPr>
-              <w:fldChar w:fldCharType="end"/>
-            </w:r>
-          </w:hyperlink>
-        </w:p>
-        <w:p>
-          <w:pPr>
-            <w:pStyle w:val="TDC1"/>
-            <w:tabs>
-              <w:tab w:val="right" w:leader="dot" w:pos="9962"/>
-            </w:tabs>
-            <w:spacing w:before="0"/>
-            <w:rPr>
-              <w:rFonts w:eastAsiaTheme="minorEastAsia"/>
-              <w:noProof/>
-              <w:sz w:val="24"/>
-              <w:szCs w:val="24"/>
-              <w:lang w:eastAsia="es-CO"/>
-            </w:rPr>
-          </w:pPr>
-          <w:hyperlink w:anchor="_Toc236166164" w:history="1">
-            <w:r>
-              <w:rPr>
-                <w:rStyle w:val="Hipervnculo"/>
-                <w:noProof/>
-              </w:rPr>
-              <w:t>Síntesis</w:t>
-            </w:r>
-            <w:r>
-              <w:rPr>
-                <w:noProof/>
-                <w:webHidden/>
-              </w:rPr>
-              <w:tab/>
-            </w:r>
-            <w:r>
-              <w:rPr>
-                <w:noProof/>
-                <w:webHidden/>
-              </w:rPr>
-              <w:fldChar w:fldCharType="begin"/>
-            </w:r>
-            <w:r>
-              <w:rPr>
-                <w:noProof/>
-                <w:webHidden/>
-              </w:rPr>
-              <w:instrText xml:space="preserve"> PAGEREF _Toc236166164 \h </w:instrText>
-            </w:r>
-            <w:r>
-              <w:rPr>
-                <w:noProof/>
-                <w:webHidden/>
-              </w:rPr>
-            </w:r>
-            <w:r>
-              <w:rPr>
-                <w:noProof/>
-                <w:webHidden/>
-              </w:rPr>
-              <w:fldChar w:fldCharType="separate"/>
-            </w:r>
-            <w:r>
-              <w:rPr>
-                <w:noProof/>
-                <w:webHidden/>
-              </w:rPr>
-              <w:t>36</w:t>
-            </w:r>
-            <w:r>
-              <w:rPr>
-                <w:noProof/>
-                <w:webHidden/>
-              </w:rPr>
-              <w:fldChar w:fldCharType="end"/>
-            </w:r>
-          </w:hyperlink>
-        </w:p>
-        <w:p>
-          <w:pPr>
-            <w:pStyle w:val="TDC1"/>
-            <w:tabs>
-              <w:tab w:val="right" w:leader="dot" w:pos="9962"/>
-            </w:tabs>
-            <w:spacing w:before="0"/>
-            <w:rPr>
-              <w:rFonts w:eastAsiaTheme="minorEastAsia"/>
-              <w:noProof/>
-              <w:sz w:val="24"/>
-              <w:szCs w:val="24"/>
-              <w:lang w:eastAsia="es-CO"/>
-            </w:rPr>
-          </w:pPr>
-          <w:hyperlink w:anchor="_Toc236166165" w:history="1">
-            <w:r>
-              <w:rPr>
-                <w:rStyle w:val="Hipervnculo"/>
-                <w:noProof/>
-              </w:rPr>
-              <w:t>Glosario</w:t>
-            </w:r>
-            <w:r>
-              <w:rPr>
-                <w:noProof/>
-                <w:webHidden/>
-              </w:rPr>
-              <w:tab/>
-            </w:r>
-            <w:r>
-              <w:rPr>
-                <w:noProof/>
-                <w:webHidden/>
-              </w:rPr>
-              <w:fldChar w:fldCharType="begin"/>
-            </w:r>
-            <w:r>
-              <w:rPr>
-                <w:noProof/>
-                <w:webHidden/>
-              </w:rPr>
-              <w:instrText xml:space="preserve"> PAGEREF _Toc236166165 \h </w:instrText>
-            </w:r>
-            <w:r>
-              <w:rPr>
-                <w:noProof/>
-                <w:webHidden/>
-              </w:rPr>
-            </w:r>
-            <w:r>
-              <w:rPr>
-                <w:noProof/>
-                <w:webHidden/>
-              </w:rPr>
-              <w:fldChar w:fldCharType="separate"/>
-            </w:r>
-            <w:r>
-              <w:rPr>
-                <w:noProof/>
-                <w:webHidden/>
-              </w:rPr>
-              <w:t>37</w:t>
-            </w:r>
-            <w:r>
-              <w:rPr>
-                <w:noProof/>
-                <w:webHidden/>
-              </w:rPr>
-              <w:fldChar w:fldCharType="end"/>
-            </w:r>
-          </w:hyperlink>
-        </w:p>
-        <w:p>
-          <w:pPr>
-            <w:pStyle w:val="TDC1"/>
-            <w:tabs>
-              <w:tab w:val="right" w:leader="dot" w:pos="9962"/>
-            </w:tabs>
-            <w:spacing w:before="0"/>
-            <w:rPr>
-              <w:rFonts w:eastAsiaTheme="minorEastAsia"/>
-              <w:noProof/>
-              <w:sz w:val="24"/>
-              <w:szCs w:val="24"/>
-              <w:lang w:eastAsia="es-CO"/>
-            </w:rPr>
-          </w:pPr>
-          <w:hyperlink w:anchor="_Toc236166166" w:history="1">
-            <w:r>
-              <w:rPr>
-                <w:rStyle w:val="Hipervnculo"/>
-                <w:noProof/>
-              </w:rPr>
-              <w:t>Referencias bibliográficas</w:t>
-            </w:r>
-            <w:r>
-              <w:rPr>
-                <w:noProof/>
-                <w:webHidden/>
-              </w:rPr>
-              <w:tab/>
-            </w:r>
-            <w:r>
-              <w:rPr>
-                <w:noProof/>
-                <w:webHidden/>
-              </w:rPr>
-              <w:fldChar w:fldCharType="begin"/>
-            </w:r>
-            <w:r>
-              <w:rPr>
-                <w:noProof/>
-                <w:webHidden/>
-              </w:rPr>
-              <w:instrText xml:space="preserve"> PAGEREF _Toc236166166 \h </w:instrText>
-            </w:r>
-            <w:r>
-              <w:rPr>
-                <w:noProof/>
-                <w:webHidden/>
-              </w:rPr>
-            </w:r>
-            <w:r>
-              <w:rPr>
-                <w:noProof/>
-                <w:webHidden/>
-              </w:rPr>
-              <w:fldChar w:fldCharType="separate"/>
-            </w:r>
-            <w:r>
-              <w:rPr>
-                <w:noProof/>
-                <w:webHidden/>
-              </w:rPr>
-              <w:t>39</w:t>
-            </w:r>
-            <w:r>
-              <w:rPr>
-                <w:noProof/>
-                <w:webHidden/>
-              </w:rPr>
-              <w:fldChar w:fldCharType="end"/>
-            </w:r>
-          </w:hyperlink>
-        </w:p>
-        <w:p>
-          <w:pPr>
-            <w:pStyle w:val="TDC1"/>
-            <w:tabs>
-              <w:tab w:val="right" w:leader="dot" w:pos="9962"/>
-            </w:tabs>
-            <w:spacing w:before="0"/>
-            <w:rPr>
-              <w:rFonts w:eastAsiaTheme="minorEastAsia"/>
-              <w:noProof/>
-              <w:sz w:val="24"/>
-              <w:szCs w:val="24"/>
-              <w:lang w:eastAsia="es-CO"/>
-            </w:rPr>
-          </w:pPr>
-          <w:hyperlink w:anchor="_Toc236166167" w:history="1">
-            <w:r>
-              <w:rPr>
-                <w:rStyle w:val="Hipervnculo"/>
-                <w:noProof/>
-              </w:rPr>
-              <w:t>Créditos</w:t>
-            </w:r>
-            <w:r>
-              <w:rPr>
-                <w:noProof/>
-                <w:webHidden/>
-              </w:rPr>
-              <w:tab/>
-            </w:r>
-            <w:r>
-              <w:rPr>
-                <w:noProof/>
-                <w:webHidden/>
-              </w:rPr>
-              <w:fldChar w:fldCharType="begin"/>
-            </w:r>
-            <w:r>
-              <w:rPr>
-                <w:noProof/>
-                <w:webHidden/>
-              </w:rPr>
-              <w:instrText xml:space="preserve"> PAGEREF _Toc236166167 \h </w:instrText>
-            </w:r>
-            <w:r>
-              <w:rPr>
-                <w:noProof/>
-                <w:webHidden/>
-              </w:rPr>
-            </w:r>
-            <w:r>
-              <w:rPr>
-                <w:noProof/>
-                <w:webHidden/>
-              </w:rPr>
-              <w:fldChar w:fldCharType="separate"/>
-            </w:r>
-            <w:r>
-              <w:rPr>
-                <w:noProof/>
-                <w:webHidden/>
-              </w:rPr>
-              <w:t>40</w:t>
             </w:r>
             <w:r>
               <w:rPr>
@@ -2515,12 +2070,287 @@
               <w:tab w:val="right" w:leader="dot" w:pos="9962"/>
             </w:tabs>
             <w:spacing w:before="0" w:after="0"/>
-            <w:ind w:firstLine="0"/>
+            <w:rPr>
+              <w:rFonts w:eastAsiaTheme="minorEastAsia"/>
+              <w:noProof/>
+              <w:sz w:val="24"/>
+              <w:szCs w:val="24"/>
+              <w:lang w:eastAsia="es-CO"/>
+            </w:rPr>
+          </w:pPr>
+          <w:hyperlink w:anchor="_Toc239254266" w:history="1">
+            <w:r>
+              <w:rPr>
+                <w:rStyle w:val="Hipervnculo"/>
+                <w:noProof/>
+              </w:rPr>
+              <w:t>Síntesis</w:t>
+            </w:r>
+            <w:r>
+              <w:rPr>
+                <w:noProof/>
+                <w:webHidden/>
+              </w:rPr>
+              <w:tab/>
+            </w:r>
+            <w:r>
+              <w:rPr>
+                <w:noProof/>
+                <w:webHidden/>
+              </w:rPr>
+              <w:fldChar w:fldCharType="begin"/>
+            </w:r>
+            <w:r>
+              <w:rPr>
+                <w:noProof/>
+                <w:webHidden/>
+              </w:rPr>
+              <w:instrText xml:space="preserve"> PAGEREF _Toc239254266 \h </w:instrText>
+            </w:r>
+            <w:r>
+              <w:rPr>
+                <w:noProof/>
+                <w:webHidden/>
+              </w:rPr>
+            </w:r>
+            <w:r>
+              <w:rPr>
+                <w:noProof/>
+                <w:webHidden/>
+              </w:rPr>
+              <w:fldChar w:fldCharType="separate"/>
+            </w:r>
+            <w:r>
+              <w:rPr>
+                <w:noProof/>
+                <w:webHidden/>
+              </w:rPr>
+              <w:t>36</w:t>
+            </w:r>
+            <w:r>
+              <w:rPr>
+                <w:noProof/>
+                <w:webHidden/>
+              </w:rPr>
+              <w:fldChar w:fldCharType="end"/>
+            </w:r>
+          </w:hyperlink>
+        </w:p>
+        <w:p>
+          <w:pPr>
+            <w:pStyle w:val="TDC1"/>
+            <w:tabs>
+              <w:tab w:val="right" w:leader="dot" w:pos="9962"/>
+            </w:tabs>
+            <w:spacing w:before="0" w:after="0"/>
+            <w:rPr>
+              <w:rFonts w:eastAsiaTheme="minorEastAsia"/>
+              <w:noProof/>
+              <w:sz w:val="24"/>
+              <w:szCs w:val="24"/>
+              <w:lang w:eastAsia="es-CO"/>
+            </w:rPr>
+          </w:pPr>
+          <w:hyperlink w:anchor="_Toc239254267" w:history="1">
+            <w:r>
+              <w:rPr>
+                <w:rStyle w:val="Hipervnculo"/>
+                <w:noProof/>
+              </w:rPr>
+              <w:t>Glosario</w:t>
+            </w:r>
+            <w:r>
+              <w:rPr>
+                <w:noProof/>
+                <w:webHidden/>
+              </w:rPr>
+              <w:tab/>
+            </w:r>
+            <w:r>
+              <w:rPr>
+                <w:noProof/>
+                <w:webHidden/>
+              </w:rPr>
+              <w:fldChar w:fldCharType="begin"/>
+            </w:r>
+            <w:r>
+              <w:rPr>
+                <w:noProof/>
+                <w:webHidden/>
+              </w:rPr>
+              <w:instrText xml:space="preserve"> PAGEREF _Toc239254267 \h </w:instrText>
+            </w:r>
+            <w:r>
+              <w:rPr>
+                <w:noProof/>
+                <w:webHidden/>
+              </w:rPr>
+            </w:r>
+            <w:r>
+              <w:rPr>
+                <w:noProof/>
+                <w:webHidden/>
+              </w:rPr>
+              <w:fldChar w:fldCharType="separate"/>
+            </w:r>
+            <w:r>
+              <w:rPr>
+                <w:noProof/>
+                <w:webHidden/>
+              </w:rPr>
+              <w:t>37</w:t>
+            </w:r>
+            <w:r>
+              <w:rPr>
+                <w:noProof/>
+                <w:webHidden/>
+              </w:rPr>
+              <w:fldChar w:fldCharType="end"/>
+            </w:r>
+          </w:hyperlink>
+        </w:p>
+        <w:p>
+          <w:pPr>
+            <w:pStyle w:val="TDC1"/>
+            <w:tabs>
+              <w:tab w:val="right" w:leader="dot" w:pos="9962"/>
+            </w:tabs>
+            <w:spacing w:before="0" w:after="0"/>
+            <w:rPr>
+              <w:rFonts w:eastAsiaTheme="minorEastAsia"/>
+              <w:noProof/>
+              <w:sz w:val="24"/>
+              <w:szCs w:val="24"/>
+              <w:lang w:eastAsia="es-CO"/>
+            </w:rPr>
+          </w:pPr>
+          <w:hyperlink w:anchor="_Toc239254268" w:history="1">
+            <w:r>
+              <w:rPr>
+                <w:rStyle w:val="Hipervnculo"/>
+                <w:noProof/>
+              </w:rPr>
+              <w:t>Referencias bibliográficas</w:t>
+            </w:r>
+            <w:r>
+              <w:rPr>
+                <w:noProof/>
+                <w:webHidden/>
+              </w:rPr>
+              <w:tab/>
+            </w:r>
+            <w:r>
+              <w:rPr>
+                <w:noProof/>
+                <w:webHidden/>
+              </w:rPr>
+              <w:fldChar w:fldCharType="begin"/>
+            </w:r>
+            <w:r>
+              <w:rPr>
+                <w:noProof/>
+                <w:webHidden/>
+              </w:rPr>
+              <w:instrText xml:space="preserve"> PAGEREF _Toc239254268 \h </w:instrText>
+            </w:r>
+            <w:r>
+              <w:rPr>
+                <w:noProof/>
+                <w:webHidden/>
+              </w:rPr>
+            </w:r>
+            <w:r>
+              <w:rPr>
+                <w:noProof/>
+                <w:webHidden/>
+              </w:rPr>
+              <w:fldChar w:fldCharType="separate"/>
+            </w:r>
+            <w:r>
+              <w:rPr>
+                <w:noProof/>
+                <w:webHidden/>
+              </w:rPr>
+              <w:t>39</w:t>
+            </w:r>
+            <w:r>
+              <w:rPr>
+                <w:noProof/>
+                <w:webHidden/>
+              </w:rPr>
+              <w:fldChar w:fldCharType="end"/>
+            </w:r>
+          </w:hyperlink>
+        </w:p>
+        <w:p>
+          <w:pPr>
+            <w:pStyle w:val="TDC1"/>
+            <w:tabs>
+              <w:tab w:val="right" w:leader="dot" w:pos="9962"/>
+            </w:tabs>
+            <w:spacing w:before="0" w:after="0"/>
             <w:rPr>
               <w:bCs/>
               <w:lang w:val="es-ES"/>
             </w:rPr>
           </w:pPr>
+          <w:hyperlink w:anchor="_Toc239254269" w:history="1">
+            <w:r>
+              <w:rPr>
+                <w:rStyle w:val="Hipervnculo"/>
+                <w:noProof/>
+              </w:rPr>
+              <w:t>Créditos</w:t>
+            </w:r>
+            <w:r>
+              <w:rPr>
+                <w:noProof/>
+                <w:webHidden/>
+              </w:rPr>
+              <w:tab/>
+            </w:r>
+            <w:r>
+              <w:rPr>
+                <w:noProof/>
+                <w:webHidden/>
+              </w:rPr>
+              <w:fldChar w:fldCharType="begin"/>
+            </w:r>
+            <w:r>
+              <w:rPr>
+                <w:noProof/>
+                <w:webHidden/>
+              </w:rPr>
+              <w:instrText xml:space="preserve"> PAGEREF _Toc239254269 \h </w:instrText>
+            </w:r>
+            <w:r>
+              <w:rPr>
+                <w:noProof/>
+                <w:webHidden/>
+              </w:rPr>
+            </w:r>
+            <w:r>
+              <w:rPr>
+                <w:noProof/>
+                <w:webHidden/>
+              </w:rPr>
+              <w:fldChar w:fldCharType="separate"/>
+            </w:r>
+            <w:r>
+              <w:rPr>
+                <w:noProof/>
+                <w:webHidden/>
+              </w:rPr>
+              <w:t>40</w:t>
+            </w:r>
+            <w:r>
+              <w:rPr>
+                <w:noProof/>
+                <w:webHidden/>
+              </w:rPr>
+              <w:fldChar w:fldCharType="end"/>
+            </w:r>
+          </w:hyperlink>
           <w:r>
             <w:rPr>
               <w:b/>
@@ -2532,21 +2362,6 @@
         </w:p>
       </w:sdtContent>
     </w:sdt>
-    <w:p/>
-    <w:p/>
-    <w:p/>
-    <w:p/>
-    <w:p/>
-    <w:p/>
-    <w:p/>
-    <w:p/>
-    <w:p/>
-    <w:p/>
-    <w:p/>
-    <w:p/>
-    <w:p/>
-    <w:p/>
-    <w:p/>
     <w:p>
       <w:pPr>
         <w:pStyle w:val="Ttulo1"/>
@@ -2565,7 +2380,7 @@
           <w14:ligatures w14:val="standardContextual"/>
         </w:rPr>
       </w:pPr>
-      <w:bookmarkStart w:id="0" w:name="_Toc236166145"/>
+      <w:bookmarkStart w:id="0" w:name="_Toc239254247"/>
       <w:r>
         <w:lastRenderedPageBreak/>
         <w:t>Introducción</w:t>
@@ -2608,7 +2423,7 @@
           <w:noProof/>
         </w:rPr>
         <w:drawing>
-          <wp:inline distT="0" distB="0" distL="0" distR="0" wp14:anchorId="04A5A829" wp14:editId="22320B50">
+          <wp:inline distT="0" distB="0" distL="0" distR="0" wp14:anchorId="04A5A829" wp14:editId="6627FF21">
             <wp:extent cx="4680000" cy="2631915"/>
             <wp:effectExtent l="0" t="0" r="6350" b="0"/>
             <wp:docPr id="195862257" name="Imagen 4">
@@ -2816,7 +2631,13 @@
               <w:tab/>
             </w:r>
             <w:r>
-              <w:t xml:space="preserve"> Asociado a ello, no se puede desconocer la importancia de atender las necesidades de los clientes internos; por ello, se requiere que la empresa, encabeza</w:t>
+              <w:t xml:space="preserve"> Asociado a ello, no se puede desconocer la importancia de atender las necesidades de los clientes internos; por ello, se requiere que la empresa, en</w:t>
+            </w:r>
+            <w:r>
+              <w:t xml:space="preserve"> </w:t>
+            </w:r>
+            <w:r>
+              <w:t>cabeza</w:t>
             </w:r>
             <w:r>
               <w:t xml:space="preserve"> de la </w:t>
@@ -2870,7 +2691,7 @@
           <w:numId w:val="22"/>
         </w:numPr>
       </w:pPr>
-      <w:bookmarkStart w:id="3" w:name="_Toc236166146"/>
+      <w:bookmarkStart w:id="3" w:name="_Toc239254248"/>
       <w:r>
         <w:lastRenderedPageBreak/>
         <w:t>Atenci</w:t>
@@ -3312,12 +3133,8 @@
     <w:p>
       <w:pPr>
         <w:pStyle w:val="Ttulo2"/>
-        <w:numPr>
-          <w:ilvl w:val="0"/>
-          <w:numId w:val="0"/>
-        </w:numPr>
-      </w:pPr>
-      <w:bookmarkStart w:id="4" w:name="_Toc236166147"/>
+      </w:pPr>
+      <w:bookmarkStart w:id="4" w:name="_Toc239254249"/>
       <w:r>
         <w:lastRenderedPageBreak/>
         <w:t xml:space="preserve">1.1. </w:t>
@@ -3819,12 +3636,8 @@
     <w:p>
       <w:pPr>
         <w:pStyle w:val="Ttulo2"/>
-        <w:numPr>
-          <w:ilvl w:val="0"/>
-          <w:numId w:val="0"/>
-        </w:numPr>
-      </w:pPr>
-      <w:bookmarkStart w:id="5" w:name="_Toc236166148"/>
+      </w:pPr>
+      <w:bookmarkStart w:id="5" w:name="_Toc239254250"/>
       <w:r>
         <w:t xml:space="preserve">1.2. </w:t>
       </w:r>
@@ -3865,7 +3678,7 @@
       <w:pPr>
         <w:pStyle w:val="Ttulo1"/>
       </w:pPr>
-      <w:bookmarkStart w:id="6" w:name="_Toc236166149"/>
+      <w:bookmarkStart w:id="6" w:name="_Toc239254251"/>
       <w:r>
         <w:lastRenderedPageBreak/>
         <w:t>Relaciones con clientes</w:t>
@@ -4666,7 +4479,7 @@
       <w:pPr>
         <w:pStyle w:val="Ttulo1"/>
       </w:pPr>
-      <w:bookmarkStart w:id="7" w:name="_Toc236166150"/>
+      <w:bookmarkStart w:id="7" w:name="_Toc239254252"/>
       <w:r>
         <w:lastRenderedPageBreak/>
         <w:t>Satisfacción al cliente</w:t>
@@ -4824,7 +4637,7 @@
       <w:pPr>
         <w:pStyle w:val="Ttulo1"/>
       </w:pPr>
-      <w:bookmarkStart w:id="8" w:name="_Toc236166151"/>
+      <w:bookmarkStart w:id="8" w:name="_Toc239254253"/>
       <w:r>
         <w:lastRenderedPageBreak/>
         <w:t>Fidelización al cliente</w:t>
@@ -5231,7 +5044,7 @@
       <w:pPr>
         <w:pStyle w:val="Ttulo1"/>
       </w:pPr>
-      <w:bookmarkStart w:id="9" w:name="_Toc236166152"/>
+      <w:bookmarkStart w:id="9" w:name="_Toc239254254"/>
       <w:r>
         <w:lastRenderedPageBreak/>
         <w:t>Hallazgos en la atención al cliente</w:t>
@@ -5269,12 +5082,8 @@
     <w:p>
       <w:pPr>
         <w:pStyle w:val="Ttulo2"/>
-        <w:numPr>
-          <w:ilvl w:val="0"/>
-          <w:numId w:val="0"/>
-        </w:numPr>
-      </w:pPr>
-      <w:bookmarkStart w:id="10" w:name="_Toc236166153"/>
+      </w:pPr>
+      <w:bookmarkStart w:id="10" w:name="_Toc239254255"/>
       <w:r>
         <w:t xml:space="preserve">5.1. </w:t>
       </w:r>
@@ -5484,12 +5293,8 @@
     <w:p>
       <w:pPr>
         <w:pStyle w:val="Ttulo2"/>
-        <w:numPr>
-          <w:ilvl w:val="0"/>
-          <w:numId w:val="0"/>
-        </w:numPr>
-      </w:pPr>
-      <w:bookmarkStart w:id="11" w:name="_Toc236166154"/>
+      </w:pPr>
+      <w:bookmarkStart w:id="11" w:name="_Toc239254256"/>
       <w:r>
         <w:t xml:space="preserve">5.2. </w:t>
       </w:r>
@@ -5784,7 +5589,7 @@
       <w:pPr>
         <w:pStyle w:val="Ttulo1"/>
       </w:pPr>
-      <w:bookmarkStart w:id="12" w:name="_Toc236166155"/>
+      <w:bookmarkStart w:id="12" w:name="_Toc239254257"/>
       <w:r>
         <w:lastRenderedPageBreak/>
         <w:t>Ciclo del servicio</w:t>
@@ -6181,21 +5986,7 @@
         <w:rPr>
           <w:lang w:val="es-419" w:eastAsia="es-CO"/>
         </w:rPr>
-        <w:t xml:space="preserve">Dicho eso, el foco vital de las organizaciones debe ser crear relaciones saludables con los clientes para conquistarlos en todos los puntos de contacto, es por ello </w:t>
-      </w:r>
-      <w:proofErr w:type="gramStart"/>
-      <w:r>
-        <w:rPr>
-          <w:lang w:val="es-419" w:eastAsia="es-CO"/>
-        </w:rPr>
-        <w:t>que</w:t>
-      </w:r>
-      <w:proofErr w:type="gramEnd"/>
-      <w:r>
-        <w:rPr>
-          <w:lang w:val="es-419" w:eastAsia="es-CO"/>
-        </w:rPr>
-        <w:t xml:space="preserve"> en el ciclo de vida del servicio se reconoce su importancia, características, las diferentes </w:t>
+        <w:t xml:space="preserve">Dicho eso, el foco vital de las organizaciones debe ser crear relaciones saludables con los clientes para conquistarlos en todos los puntos de contacto, es por ello que en el ciclo de vida del servicio se reconoce su importancia, características, las diferentes </w:t>
       </w:r>
       <w:r>
         <w:rPr>
@@ -7034,7 +6825,7 @@
       <w:pPr>
         <w:pStyle w:val="Ttulo1"/>
       </w:pPr>
-      <w:bookmarkStart w:id="13" w:name="_Toc236166156"/>
+      <w:bookmarkStart w:id="13" w:name="_Toc239254258"/>
       <w:r>
         <w:lastRenderedPageBreak/>
         <w:t>Triángulo del servicio</w:t>
@@ -7054,14 +6845,12 @@
         </w:rPr>
         <w:t xml:space="preserve">Este integra los momentos de verdad y el ciclo del servicio en las actividades clave de la empresa, con el fin de brindar al cliente una mejor experiencia. El cliente es el centro y eje principal de la dinámica de la empresa, por </w:t>
       </w:r>
-      <w:proofErr w:type="gramStart"/>
       <w:r>
         <w:rPr>
           <w:lang w:eastAsia="es-CO"/>
         </w:rPr>
-        <w:t>tanto</w:t>
-      </w:r>
-      <w:proofErr w:type="gramEnd"/>
+        <w:t>tanto,</w:t>
+      </w:r>
       <w:r>
         <w:rPr>
           <w:lang w:eastAsia="es-CO"/>
@@ -7072,12 +6861,8 @@
     <w:p>
       <w:pPr>
         <w:pStyle w:val="Ttulo2"/>
-        <w:numPr>
-          <w:ilvl w:val="0"/>
-          <w:numId w:val="0"/>
-        </w:numPr>
-      </w:pPr>
-      <w:bookmarkStart w:id="14" w:name="_Toc236166157"/>
+      </w:pPr>
+      <w:bookmarkStart w:id="14" w:name="_Toc239254259"/>
       <w:r>
         <w:t xml:space="preserve">7.1. </w:t>
       </w:r>
@@ -7121,12 +6906,8 @@
     <w:p>
       <w:pPr>
         <w:pStyle w:val="Ttulo2"/>
-        <w:numPr>
-          <w:ilvl w:val="0"/>
-          <w:numId w:val="0"/>
-        </w:numPr>
-      </w:pPr>
-      <w:bookmarkStart w:id="15" w:name="_Toc236166158"/>
+      </w:pPr>
+      <w:bookmarkStart w:id="15" w:name="_Toc239254260"/>
       <w:r>
         <w:t xml:space="preserve">7.2. </w:t>
       </w:r>
@@ -7386,7 +7167,7 @@
       <w:pPr>
         <w:pStyle w:val="Ttulo1"/>
       </w:pPr>
-      <w:bookmarkStart w:id="16" w:name="_Toc236166159"/>
+      <w:bookmarkStart w:id="16" w:name="_Toc239254261"/>
       <w:r>
         <w:lastRenderedPageBreak/>
         <w:t>Momentos de verdad en el servicio al cliente</w:t>
@@ -7410,12 +7191,8 @@
     <w:p>
       <w:pPr>
         <w:pStyle w:val="Ttulo2"/>
-        <w:numPr>
-          <w:ilvl w:val="0"/>
-          <w:numId w:val="0"/>
-        </w:numPr>
-      </w:pPr>
-      <w:bookmarkStart w:id="17" w:name="_Toc236166160"/>
+      </w:pPr>
+      <w:bookmarkStart w:id="17" w:name="_Toc239254262"/>
       <w:r>
         <w:t xml:space="preserve">8.1. </w:t>
       </w:r>
@@ -7444,6 +7221,7 @@
           <w:ilvl w:val="0"/>
           <w:numId w:val="17"/>
         </w:numPr>
+        <w:ind w:left="1069"/>
         <w:rPr>
           <w:lang w:val="es-419" w:eastAsia="es-CO"/>
         </w:rPr>
@@ -7470,6 +7248,7 @@
           <w:ilvl w:val="0"/>
           <w:numId w:val="17"/>
         </w:numPr>
+        <w:ind w:left="1069"/>
         <w:rPr>
           <w:lang w:val="es-419" w:eastAsia="es-CO"/>
         </w:rPr>
@@ -7496,6 +7275,7 @@
           <w:ilvl w:val="0"/>
           <w:numId w:val="17"/>
         </w:numPr>
+        <w:ind w:left="1069"/>
         <w:rPr>
           <w:lang w:val="es-419" w:eastAsia="es-CO"/>
         </w:rPr>
@@ -7522,6 +7302,7 @@
           <w:ilvl w:val="0"/>
           <w:numId w:val="17"/>
         </w:numPr>
+        <w:ind w:left="1069"/>
         <w:rPr>
           <w:lang w:val="es-419" w:eastAsia="es-CO"/>
         </w:rPr>
@@ -7574,13 +7355,9 @@
     <w:p>
       <w:pPr>
         <w:pStyle w:val="Ttulo2"/>
-        <w:numPr>
-          <w:ilvl w:val="0"/>
-          <w:numId w:val="0"/>
-        </w:numPr>
         <w:spacing w:before="0" w:after="0" w:line="360" w:lineRule="auto"/>
       </w:pPr>
-      <w:bookmarkStart w:id="18" w:name="_Toc236166161"/>
+      <w:bookmarkStart w:id="18" w:name="_Toc239254263"/>
       <w:r>
         <w:lastRenderedPageBreak/>
         <w:t xml:space="preserve">8.2. </w:t>
@@ -7790,12 +7567,8 @@
     <w:p>
       <w:pPr>
         <w:pStyle w:val="Ttulo2"/>
-        <w:numPr>
-          <w:ilvl w:val="0"/>
-          <w:numId w:val="0"/>
-        </w:numPr>
-      </w:pPr>
-      <w:bookmarkStart w:id="19" w:name="_Toc236166162"/>
+      </w:pPr>
+      <w:bookmarkStart w:id="19" w:name="_Toc239254264"/>
       <w:r>
         <w:t xml:space="preserve">8.3. </w:t>
       </w:r>
@@ -7923,7 +7696,7 @@
       <w:pPr>
         <w:pStyle w:val="Ttulo1"/>
       </w:pPr>
-      <w:bookmarkStart w:id="20" w:name="_Toc236166163"/>
+      <w:bookmarkStart w:id="20" w:name="_Toc239254265"/>
       <w:r>
         <w:lastRenderedPageBreak/>
         <w:t>Trazabilidad de servicio al cliente</w:t>
@@ -8653,7 +8426,7 @@
           <w:numId w:val="0"/>
         </w:numPr>
       </w:pPr>
-      <w:bookmarkStart w:id="21" w:name="_Toc236166164"/>
+      <w:bookmarkStart w:id="21" w:name="_Toc239254266"/>
       <w:r>
         <w:lastRenderedPageBreak/>
         <w:t>Síntesis</w:t>
@@ -8737,7 +8510,7 @@
         <w:pStyle w:val="Titulosgenerales"/>
         <w:spacing w:before="0" w:after="0"/>
       </w:pPr>
-      <w:bookmarkStart w:id="23" w:name="_Toc236166165"/>
+      <w:bookmarkStart w:id="23" w:name="_Toc239254267"/>
       <w:bookmarkEnd w:id="22"/>
       <w:r>
         <w:lastRenderedPageBreak/>
@@ -9051,7 +8824,7 @@
         <w:pStyle w:val="Titulosgenerales"/>
       </w:pPr>
       <w:bookmarkStart w:id="24" w:name="_Toc178761903"/>
-      <w:bookmarkStart w:id="25" w:name="_Toc236166166"/>
+      <w:bookmarkStart w:id="25" w:name="_Toc239254268"/>
       <w:r>
         <w:lastRenderedPageBreak/>
         <w:t>Referencias bibliográficas</w:t>
@@ -9234,7 +9007,7 @@
       <w:pPr>
         <w:pStyle w:val="Titulosgenerales"/>
       </w:pPr>
-      <w:bookmarkStart w:id="26" w:name="_Toc236166167"/>
+      <w:bookmarkStart w:id="26" w:name="_Toc239254269"/>
       <w:r>
         <w:lastRenderedPageBreak/>
         <w:t>Créditos</w:t>
@@ -9400,7 +9173,25 @@
                 <w:szCs w:val="28"/>
                 <w:lang w:val="es-CO"/>
               </w:rPr>
-              <w:t xml:space="preserve">06. Responsable Ecosistema de Recursos Educativos Digitales </w:t>
+              <w:t xml:space="preserve">06. Responsable Ecosistema </w:t>
+            </w:r>
+            <w:r>
+              <w:rPr>
+                <w:rFonts w:cs="Calibri"/>
+                <w:sz w:val="28"/>
+                <w:szCs w:val="28"/>
+                <w:lang w:val="es-CO"/>
+              </w:rPr>
+              <w:t xml:space="preserve">Virtual </w:t>
+            </w:r>
+            <w:r>
+              <w:rPr>
+                <w:rFonts w:cs="Calibri"/>
+                <w:sz w:val="28"/>
+                <w:szCs w:val="28"/>
+                <w:lang w:val="es-CO"/>
+              </w:rPr>
+              <w:t xml:space="preserve">de Recursos Educativos Digitales </w:t>
             </w:r>
           </w:p>
         </w:tc>
@@ -10459,6 +10250,7 @@
         <w:docPartUnique/>
       </w:docPartObj>
     </w:sdtPr>
+    <w:sdtEndPr/>
     <w:sdtContent>
       <w:p>
         <w:pPr>
@@ -11073,7 +10865,7 @@
         <w:rFonts w:ascii="Symbol" w:hAnsi="Symbol" w:hint="default"/>
       </w:rPr>
     </w:lvl>
-    <w:lvl w:ilvl="1" w:tplc="080A0003" w:tentative="1">
+    <w:lvl w:ilvl="1" w:tplc="080A0003">
       <w:start w:val="1"/>
       <w:numFmt w:val="bullet"/>
       <w:lvlText w:val="o"/>
@@ -14283,7 +14075,6 @@
     <w:lvl w:ilvl="1">
       <w:start w:val="1"/>
       <w:numFmt w:val="decimal"/>
-      <w:pStyle w:val="Ttulo2"/>
       <w:lvlText w:val="%1.%2."/>
       <w:lvlJc w:val="left"/>
       <w:pPr>
@@ -14924,15 +14715,12 @@
     <w:uiPriority w:val="9"/>
     <w:unhideWhenUsed/>
     <w:qFormat/>
-    <w:rsid w:val="00133C8A"/>
+    <w:rsid w:val="00AF5C66"/>
     <w:pPr>
       <w:keepNext/>
       <w:keepLines/>
-      <w:numPr>
-        <w:ilvl w:val="1"/>
-        <w:numId w:val="1"/>
-      </w:numPr>
       <w:spacing w:before="200" w:line="240" w:lineRule="auto"/>
+      <w:ind w:firstLine="0"/>
       <w:outlineLvl w:val="1"/>
     </w:pPr>
     <w:rPr>
@@ -14957,10 +14745,6 @@
     <w:qFormat/>
     <w:rsid w:val="00951C59"/>
     <w:pPr>
-      <w:numPr>
-        <w:ilvl w:val="0"/>
-        <w:numId w:val="0"/>
-      </w:numPr>
       <w:spacing w:before="360" w:after="0"/>
       <w:outlineLvl w:val="2"/>
     </w:pPr>
@@ -15090,7 +14874,7 @@
     <w:basedOn w:val="Fuentedeprrafopredeter"/>
     <w:link w:val="Ttulo2"/>
     <w:uiPriority w:val="9"/>
-    <w:rsid w:val="00133C8A"/>
+    <w:rsid w:val="00AF5C66"/>
     <w:rPr>
       <w:rFonts w:ascii="Calibri" w:eastAsiaTheme="majorEastAsia" w:hAnsi="Calibri" w:cstheme="majorBidi"/>
       <w:b/>
@@ -16077,6 +15861,10 @@
 </file>
 
 <file path=customXml/item1.xml><?xml version="1.0" encoding="utf-8"?>
+<b:Sources xmlns:b="http://schemas.openxmlformats.org/officeDocument/2006/bibliography" xmlns="http://schemas.openxmlformats.org/officeDocument/2006/bibliography" SelectedStyle="\APASixthEditionOfficeOnline.xsl" StyleName="APA" Version="6"/>
+</file>
+
+<file path=customXml/item2.xml><?xml version="1.0" encoding="utf-8"?>
 <?mso-contentType ?>
 <FormTemplates xmlns="http://schemas.microsoft.com/sharepoint/v3/contenttype/forms">
   <Display>DocumentLibraryForm</Display>
@@ -16085,11 +15873,18 @@
 </FormTemplates>
 </file>
 
-<file path=customXml/item2.xml><?xml version="1.0" encoding="utf-8"?>
-<b:Sources xmlns:b="http://schemas.openxmlformats.org/officeDocument/2006/bibliography" xmlns="http://schemas.openxmlformats.org/officeDocument/2006/bibliography" SelectedStyle="\APASixthEditionOfficeOnline.xsl" StyleName="APA" Version="6"/>
+<file path=customXml/item3.xml><?xml version="1.0" encoding="utf-8"?>
+<p:properties xmlns:p="http://schemas.microsoft.com/office/2006/metadata/properties" xmlns:xsi="http://www.w3.org/2001/XMLSchema-instance" xmlns:pc="http://schemas.microsoft.com/office/infopath/2007/PartnerControls">
+  <documentManagement>
+    <TaxCatchAll xmlns="13c90a0b-73bc-4dc0-be5f-28d77b615beb" xsi:nil="true"/>
+    <lcf76f155ced4ddcb4097134ff3c332f xmlns="13c93bba-48ce-428c-bfe5-88b42c19b028">
+      <Terms xmlns="http://schemas.microsoft.com/office/infopath/2007/PartnerControls"/>
+    </lcf76f155ced4ddcb4097134ff3c332f>
+  </documentManagement>
+</p:properties>
 </file>
 
-<file path=customXml/item3.xml><?xml version="1.0" encoding="utf-8"?>
+<file path=customXml/item4.xml><?xml version="1.0" encoding="utf-8"?>
 <ct:contentTypeSchema xmlns:ct="http://schemas.microsoft.com/office/2006/metadata/contentType" xmlns:ma="http://schemas.microsoft.com/office/2006/metadata/properties/metaAttributes" ct:_="" ma:_="" ma:contentTypeName="Documento" ma:contentTypeID="0x0101006A81D6BD42E8DF4C91013959704817E1" ma:contentTypeVersion="15" ma:contentTypeDescription="Crear nuevo documento." ma:contentTypeScope="" ma:versionID="bf4f72ffd194f0963ff564daca6869f7">
   <xsd:schema xmlns:xsd="http://www.w3.org/2001/XMLSchema" xmlns:xs="http://www.w3.org/2001/XMLSchema" xmlns:p="http://schemas.microsoft.com/office/2006/metadata/properties" xmlns:ns2="13c90a0b-73bc-4dc0-be5f-28d77b615beb" xmlns:ns3="13c93bba-48ce-428c-bfe5-88b42c19b028" targetNamespace="http://schemas.microsoft.com/office/2006/metadata/properties" ma:root="true" ma:fieldsID="8718d6f4873a5b1392a45044efa78385" ns2:_="" ns3:_="">
     <xsd:import namespace="13c90a0b-73bc-4dc0-be5f-28d77b615beb"/>
@@ -16324,18 +16119,15 @@
 </ct:contentTypeSchema>
 </file>
 
-<file path=customXml/item4.xml><?xml version="1.0" encoding="utf-8"?>
-<p:properties xmlns:p="http://schemas.microsoft.com/office/2006/metadata/properties" xmlns:xsi="http://www.w3.org/2001/XMLSchema-instance" xmlns:pc="http://schemas.microsoft.com/office/infopath/2007/PartnerControls">
-  <documentManagement>
-    <TaxCatchAll xmlns="13c90a0b-73bc-4dc0-be5f-28d77b615beb" xsi:nil="true"/>
-    <lcf76f155ced4ddcb4097134ff3c332f xmlns="13c93bba-48ce-428c-bfe5-88b42c19b028">
-      <Terms xmlns="http://schemas.microsoft.com/office/infopath/2007/PartnerControls"/>
-    </lcf76f155ced4ddcb4097134ff3c332f>
-  </documentManagement>
-</p:properties>
+<file path=customXml/itemProps1.xml><?xml version="1.0" encoding="utf-8"?>
+<ds:datastoreItem xmlns:ds="http://schemas.openxmlformats.org/officeDocument/2006/customXml" ds:itemID="{6EE93F23-A60C-6441-8020-95AD6C655D55}">
+  <ds:schemaRefs>
+    <ds:schemaRef ds:uri="http://schemas.openxmlformats.org/officeDocument/2006/bibliography"/>
+  </ds:schemaRefs>
+</ds:datastoreItem>
 </file>
 
-<file path=customXml/itemProps1.xml><?xml version="1.0" encoding="utf-8"?>
+<file path=customXml/itemProps2.xml><?xml version="1.0" encoding="utf-8"?>
 <ds:datastoreItem xmlns:ds="http://schemas.openxmlformats.org/officeDocument/2006/customXml" ds:itemID="{D7305D16-6962-45C9-942D-73C046144103}">
   <ds:schemaRefs>
     <ds:schemaRef ds:uri="http://schemas.microsoft.com/sharepoint/v3/contenttype/forms"/>
@@ -16343,15 +16135,18 @@
 </ds:datastoreItem>
 </file>
 
-<file path=customXml/itemProps2.xml><?xml version="1.0" encoding="utf-8"?>
-<ds:datastoreItem xmlns:ds="http://schemas.openxmlformats.org/officeDocument/2006/customXml" ds:itemID="{6EE93F23-A60C-6441-8020-95AD6C655D55}">
+<file path=customXml/itemProps3.xml><?xml version="1.0" encoding="utf-8"?>
+<ds:datastoreItem xmlns:ds="http://schemas.openxmlformats.org/officeDocument/2006/customXml" ds:itemID="{DB5DA925-33C7-47E6-A085-589C03EE541A}">
   <ds:schemaRefs>
-    <ds:schemaRef ds:uri="http://schemas.openxmlformats.org/officeDocument/2006/bibliography"/>
+    <ds:schemaRef ds:uri="http://schemas.microsoft.com/office/2006/metadata/properties"/>
+    <ds:schemaRef ds:uri="http://schemas.microsoft.com/office/infopath/2007/PartnerControls"/>
+    <ds:schemaRef ds:uri="13c90a0b-73bc-4dc0-be5f-28d77b615beb"/>
+    <ds:schemaRef ds:uri="13c93bba-48ce-428c-bfe5-88b42c19b028"/>
   </ds:schemaRefs>
 </ds:datastoreItem>
 </file>
 
-<file path=customXml/itemProps3.xml><?xml version="1.0" encoding="utf-8"?>
+<file path=customXml/itemProps4.xml><?xml version="1.0" encoding="utf-8"?>
 <ds:datastoreItem xmlns:ds="http://schemas.openxmlformats.org/officeDocument/2006/customXml" ds:itemID="{919B31DF-598A-46F8-9A8C-09AB1087090D}">
   <ds:schemaRefs>
     <ds:schemaRef ds:uri="http://schemas.microsoft.com/office/2006/metadata/contentType"/>
@@ -16368,15 +16163,4 @@
     <ds:schemaRef ds:uri="http://schemas.microsoft.com/internal/obd"/>
   </ds:schemaRefs>
 </ds:datastoreItem>
-</file>
-
-<file path=customXml/itemProps4.xml><?xml version="1.0" encoding="utf-8"?>
-<ds:datastoreItem xmlns:ds="http://schemas.openxmlformats.org/officeDocument/2006/customXml" ds:itemID="{DB5DA925-33C7-47E6-A085-589C03EE541A}">
-  <ds:schemaRefs>
-    <ds:schemaRef ds:uri="http://schemas.microsoft.com/office/2006/metadata/properties"/>
-    <ds:schemaRef ds:uri="http://schemas.microsoft.com/office/infopath/2007/PartnerControls"/>
-    <ds:schemaRef ds:uri="13c90a0b-73bc-4dc0-be5f-28d77b615beb"/>
-    <ds:schemaRef ds:uri="13c93bba-48ce-428c-bfe5-88b42c19b028"/>
-  </ds:schemaRefs>
-</ds:datastoreItem>
 </file>